--- a/Feedback Loop Documentation.docx
+++ b/Feedback Loop Documentation.docx
@@ -32,6 +32,7 @@
     </w:p>
     <w:p>
       <w:pPr>
+        <w:spacing w:after="40"/>
         <w:rPr>
           <w:rFonts w:ascii="Aptos" w:hAnsi="Aptos"/>
         </w:rPr>
@@ -54,7 +55,106 @@
         <w:rPr>
           <w:rFonts w:ascii="Aptos" w:hAnsi="Aptos"/>
         </w:rPr>
-        <w:t xml:space="preserve"> Feedback Loop  </w:t>
+        <w:t xml:space="preserve"> Feedback Loop</w:t>
+      </w:r>
+    </w:p>
+    <w:p>
+      <w:pPr>
+        <w:spacing w:after="40"/>
+        <w:rPr>
+          <w:rFonts w:ascii="Aptos" w:hAnsi="Aptos"/>
+          <w:bCs/>
+        </w:rPr>
+      </w:pPr>
+      <w:r>
+        <w:rPr>
+          <w:rFonts w:ascii="Aptos" w:hAnsi="Aptos"/>
+          <w:b/>
+        </w:rPr>
+        <w:t>Author:</w:t>
+      </w:r>
+      <w:r>
+        <w:rPr>
+          <w:rFonts w:ascii="Aptos" w:hAnsi="Aptos"/>
+          <w:bCs/>
+        </w:rPr>
+        <w:t xml:space="preserve"> Stella Eva Tsiapali</w:t>
+      </w:r>
+    </w:p>
+    <w:p>
+      <w:pPr>
+        <w:spacing w:after="40"/>
+        <w:rPr>
+          <w:rFonts w:ascii="Aptos" w:hAnsi="Aptos"/>
+          <w:bCs/>
+        </w:rPr>
+      </w:pPr>
+      <w:r>
+        <w:rPr>
+          <w:rFonts w:ascii="Aptos" w:hAnsi="Aptos"/>
+          <w:b/>
+        </w:rPr>
+        <w:t>Supervisors:</w:t>
+      </w:r>
+      <w:r>
+        <w:rPr>
+          <w:rFonts w:ascii="Aptos" w:hAnsi="Aptos"/>
+          <w:bCs/>
+        </w:rPr>
+        <w:t xml:space="preserve"> Iro Ntonia; Zohaib Akhtar</w:t>
+      </w:r>
+    </w:p>
+    <w:p>
+      <w:pPr>
+        <w:spacing w:after="40"/>
+        <w:rPr>
+          <w:rFonts w:ascii="Aptos" w:hAnsi="Aptos"/>
+          <w:bCs/>
+        </w:rPr>
+      </w:pPr>
+      <w:r>
+        <w:rPr>
+          <w:rFonts w:ascii="Aptos" w:hAnsi="Aptos"/>
+          <w:b/>
+        </w:rPr>
+        <w:t>Institution:</w:t>
+      </w:r>
+      <w:r>
+        <w:rPr>
+          <w:rFonts w:ascii="Aptos" w:hAnsi="Aptos"/>
+          <w:bCs/>
+        </w:rPr>
+        <w:t xml:space="preserve"> Imperial College London</w:t>
+      </w:r>
+    </w:p>
+    <w:p>
+      <w:pPr>
+        <w:spacing w:after="240"/>
+        <w:rPr>
+          <w:rFonts w:ascii="Aptos" w:hAnsi="Aptos"/>
+          <w:bCs/>
+        </w:rPr>
+      </w:pPr>
+      <w:r>
+        <w:rPr>
+          <w:rFonts w:ascii="Aptos" w:hAnsi="Aptos"/>
+          <w:b/>
+        </w:rPr>
+        <w:t>Year:</w:t>
+      </w:r>
+      <w:r>
+        <w:rPr>
+          <w:rFonts w:ascii="Aptos" w:hAnsi="Aptos"/>
+          <w:bCs/>
+        </w:rPr>
+        <w:t xml:space="preserve"> </w:t>
+      </w:r>
+      <w:r>
+        <w:rPr>
+          <w:rFonts w:ascii="Aptos" w:hAnsi="Aptos"/>
+          <w:bCs/>
+        </w:rPr>
+        <w:t>2026</w:t>
       </w:r>
     </w:p>
     <w:p>
@@ -175,131 +275,6 @@
     </w:p>
     <w:p>
       <w:pPr>
-        <w:pStyle w:val="ListParagraph"/>
-        <w:rPr>
-          <w:rFonts w:ascii="Aptos" w:hAnsi="Aptos"/>
-          <w:bCs/>
-        </w:rPr>
-      </w:pPr>
-    </w:p>
-    <w:p>
-      <w:pPr>
-        <w:spacing w:after="40"/>
-        <w:rPr>
-          <w:rFonts w:ascii="Aptos" w:hAnsi="Aptos"/>
-          <w:bCs/>
-        </w:rPr>
-      </w:pPr>
-      <w:r>
-        <w:rPr>
-          <w:rFonts w:ascii="Aptos" w:hAnsi="Aptos"/>
-          <w:b/>
-        </w:rPr>
-        <w:t>Author:</w:t>
-      </w:r>
-      <w:r>
-        <w:rPr>
-          <w:rFonts w:ascii="Aptos" w:hAnsi="Aptos"/>
-          <w:bCs/>
-        </w:rPr>
-        <w:t xml:space="preserve"> Stella Eva Tsiapali</w:t>
-      </w:r>
-    </w:p>
-    <w:p>
-      <w:pPr>
-        <w:spacing w:after="40"/>
-        <w:rPr>
-          <w:rFonts w:ascii="Aptos" w:hAnsi="Aptos"/>
-          <w:bCs/>
-        </w:rPr>
-      </w:pPr>
-      <w:r>
-        <w:rPr>
-          <w:rFonts w:ascii="Aptos" w:hAnsi="Aptos"/>
-          <w:b/>
-        </w:rPr>
-        <w:t>Year:</w:t>
-      </w:r>
-      <w:r>
-        <w:rPr>
-          <w:rFonts w:ascii="Aptos" w:hAnsi="Aptos"/>
-          <w:bCs/>
-        </w:rPr>
-        <w:t xml:space="preserve"> </w:t>
-      </w:r>
-      <w:r>
-        <w:rPr>
-          <w:rFonts w:ascii="Aptos" w:hAnsi="Aptos"/>
-          <w:bCs/>
-        </w:rPr>
-        <w:t xml:space="preserve">2026  </w:t>
-      </w:r>
-    </w:p>
-    <w:p>
-      <w:pPr>
-        <w:spacing w:after="40"/>
-        <w:rPr>
-          <w:rFonts w:ascii="Aptos" w:hAnsi="Aptos"/>
-          <w:bCs/>
-        </w:rPr>
-      </w:pPr>
-      <w:r>
-        <w:rPr>
-          <w:rFonts w:ascii="Aptos" w:hAnsi="Aptos"/>
-          <w:b/>
-        </w:rPr>
-        <w:t>Institution:</w:t>
-      </w:r>
-      <w:r>
-        <w:rPr>
-          <w:rFonts w:ascii="Aptos" w:hAnsi="Aptos"/>
-          <w:bCs/>
-        </w:rPr>
-        <w:t xml:space="preserve"> Imperial College London  </w:t>
-      </w:r>
-    </w:p>
-    <w:p>
-      <w:pPr>
-        <w:spacing w:after="40"/>
-        <w:rPr>
-          <w:rFonts w:ascii="Aptos" w:hAnsi="Aptos"/>
-          <w:bCs/>
-        </w:rPr>
-      </w:pPr>
-      <w:r>
-        <w:rPr>
-          <w:rFonts w:ascii="Aptos" w:hAnsi="Aptos"/>
-          <w:b/>
-        </w:rPr>
-        <w:t>Supervisors:</w:t>
-      </w:r>
-      <w:r>
-        <w:rPr>
-          <w:rFonts w:ascii="Aptos" w:hAnsi="Aptos"/>
-          <w:bCs/>
-        </w:rPr>
-        <w:t xml:space="preserve"> Iro </w:t>
-      </w:r>
-      <w:proofErr w:type="spellStart"/>
-      <w:r>
-        <w:rPr>
-          <w:rFonts w:ascii="Aptos" w:hAnsi="Aptos"/>
-          <w:bCs/>
-        </w:rPr>
-        <w:t>Ntonia</w:t>
-      </w:r>
-      <w:proofErr w:type="spellEnd"/>
-      <w:r>
-        <w:rPr>
-          <w:rFonts w:ascii="Aptos" w:hAnsi="Aptos"/>
-          <w:bCs/>
-        </w:rPr>
-        <w:t xml:space="preserve"> (Centre for Higher Education Research and Scholarship); Zohaib Akhtar (Department of Electrical and Electronic Engineering)</w:t>
-      </w:r>
-    </w:p>
-    <w:p>
-      <w:pPr>
-        <w:pStyle w:val="ListParagraph"/>
         <w:rPr>
           <w:rFonts w:ascii="Aptos" w:hAnsi="Aptos"/>
           <w:bCs/>
@@ -484,19 +459,11 @@
         </w:rPr>
         <w:t xml:space="preserve"> </w:t>
       </w:r>
-      <w:proofErr w:type="gramStart"/>
-      <w:r>
-        <w:rPr>
-          <w:rFonts w:ascii="Aptos" w:hAnsi="Aptos"/>
-        </w:rPr>
-        <w:t>pedagogically-informed</w:t>
-      </w:r>
-      <w:proofErr w:type="gramEnd"/>
-      <w:r>
-        <w:rPr>
-          <w:rFonts w:ascii="Aptos" w:hAnsi="Aptos"/>
-        </w:rPr>
-        <w:t xml:space="preserve"> LLM-generated suggestions, which they can use to improve their initial feedback.</w:t>
+      <w:r>
+        <w:rPr>
+          <w:rFonts w:ascii="Aptos" w:hAnsi="Aptos"/>
+        </w:rPr>
+        <w:t>pedagogically-informed LLM-generated suggestions, which they can use to improve their initial feedback.</w:t>
       </w:r>
     </w:p>
     <w:p>
@@ -666,21 +633,7 @@
         <w:rPr>
           <w:rFonts w:ascii="Aptos" w:hAnsi="Aptos"/>
         </w:rPr>
-        <w:t xml:space="preserve">Storage and display of improved feedback, </w:t>
-      </w:r>
-      <w:proofErr w:type="gramStart"/>
-      <w:r>
-        <w:rPr>
-          <w:rFonts w:ascii="Aptos" w:hAnsi="Aptos"/>
-        </w:rPr>
-        <w:t>moderated</w:t>
-      </w:r>
-      <w:proofErr w:type="gramEnd"/>
-      <w:r>
-        <w:rPr>
-          <w:rFonts w:ascii="Aptos" w:hAnsi="Aptos"/>
-        </w:rPr>
-        <w:t xml:space="preserve"> feedback</w:t>
+        <w:t>Storage and display of improved feedback, moderated feedback</w:t>
       </w:r>
       <w:r>
         <w:rPr>
@@ -710,6 +663,7 @@
         <w:ind w:left="709"/>
         <w:rPr>
           <w:rFonts w:ascii="Aptos" w:hAnsi="Aptos"/>
+          <w:lang w:val="en-GB"/>
         </w:rPr>
       </w:pPr>
       <w:r>
@@ -717,6 +671,33 @@
           <w:rFonts w:ascii="Aptos" w:hAnsi="Aptos"/>
         </w:rPr>
         <w:t>CSV export of assignment results</w:t>
+      </w:r>
+      <w:r>
+        <w:rPr>
+          <w:rFonts w:ascii="Aptos" w:hAnsi="Aptos"/>
+        </w:rPr>
+        <w:t xml:space="preserve"> </w:t>
+      </w:r>
+      <w:r>
+        <w:rPr>
+          <w:rFonts w:ascii="Aptos" w:hAnsi="Aptos"/>
+          <w:lang w:val="en-GB"/>
+        </w:rPr>
+        <w:t>(e.g.</w:t>
+      </w:r>
+      <w:r>
+        <w:rPr>
+          <w:rFonts w:ascii="Aptos" w:hAnsi="Aptos"/>
+          <w:lang w:val="en-GB"/>
+        </w:rPr>
+        <w:t>,</w:t>
+      </w:r>
+      <w:r>
+        <w:rPr>
+          <w:rFonts w:ascii="Aptos" w:hAnsi="Aptos"/>
+          <w:lang w:val="en-GB"/>
+        </w:rPr>
+        <w:t xml:space="preserve"> for upload to VLE)</w:t>
       </w:r>
       <w:r>
         <w:rPr>
@@ -760,49 +741,15 @@
       <w:pPr>
         <w:rPr>
           <w:rFonts w:ascii="Aptos" w:hAnsi="Aptos"/>
-        </w:rPr>
-      </w:pPr>
-      <w:r>
-        <w:rPr>
-          <w:rFonts w:ascii="Aptos" w:hAnsi="Aptos"/>
-        </w:rPr>
-        <w:t>The LLM-related functions are currently placeholders</w:t>
-      </w:r>
-      <w:r>
-        <w:rPr>
-          <w:rFonts w:ascii="Aptos" w:hAnsi="Aptos"/>
-        </w:rPr>
-        <w:t xml:space="preserve">, and server </w:t>
-      </w:r>
-      <w:r>
-        <w:rPr>
-          <w:rFonts w:ascii="Aptos" w:hAnsi="Aptos"/>
-        </w:rPr>
-        <w:t>deployment</w:t>
-      </w:r>
-      <w:r>
-        <w:rPr>
-          <w:rFonts w:ascii="Aptos" w:hAnsi="Aptos"/>
-        </w:rPr>
-        <w:t xml:space="preserve">/SSO </w:t>
-      </w:r>
-      <w:r>
-        <w:rPr>
-          <w:rFonts w:ascii="Aptos" w:hAnsi="Aptos"/>
-        </w:rPr>
-        <w:t xml:space="preserve">authentication are </w:t>
-      </w:r>
-      <w:r>
-        <w:rPr>
-          <w:rFonts w:ascii="Aptos" w:hAnsi="Aptos"/>
-        </w:rPr>
-        <w:t>to be implemented</w:t>
-      </w:r>
-      <w:r>
-        <w:rPr>
-          <w:rFonts w:ascii="Aptos" w:hAnsi="Aptos"/>
-        </w:rPr>
-        <w:t>.</w:t>
+          <w:lang w:val="en-GB"/>
+        </w:rPr>
+      </w:pPr>
+      <w:r>
+        <w:rPr>
+          <w:rFonts w:ascii="Aptos" w:hAnsi="Aptos"/>
+          <w:lang w:val="en-GB"/>
+        </w:rPr>
+        <w:t>The LLM-related functions are currently placeholders, while server deployment, SSO authentication and VLE integration are to be implemented.</w:t>
       </w:r>
     </w:p>
     <w:p>
@@ -938,19 +885,21 @@
     <w:p>
       <w:pPr>
         <w:pStyle w:val="Heading2"/>
-        <w:rPr>
-          <w:rFonts w:ascii="Aptos" w:hAnsi="Aptos"/>
-        </w:rPr>
-      </w:pPr>
-      <w:r>
-        <w:rPr>
-          <w:rFonts w:ascii="Aptos" w:hAnsi="Aptos"/>
+        <w:jc w:val="center"/>
+        <w:rPr>
+          <w:rFonts w:ascii="Aptos" w:hAnsi="Aptos"/>
+        </w:rPr>
+      </w:pPr>
+      <w:r>
+        <w:rPr>
+          <w:rFonts w:ascii="Aptos" w:hAnsi="Aptos"/>
+          <w:noProof/>
         </w:rPr>
         <w:drawing>
-          <wp:inline distT="0" distB="0" distL="0" distR="0" wp14:anchorId="621B996E" wp14:editId="5C82D907">
-            <wp:extent cx="6217920" cy="4450080"/>
-            <wp:effectExtent l="0" t="0" r="0" b="7620"/>
-            <wp:docPr id="1940831120" name="Picture 1"/>
+          <wp:inline distT="0" distB="0" distL="0" distR="0" wp14:anchorId="77DC56AD" wp14:editId="182E2C88">
+            <wp:extent cx="6217920" cy="4452620"/>
+            <wp:effectExtent l="0" t="0" r="0" b="5080"/>
+            <wp:docPr id="1895925378" name="Picture 1"/>
             <wp:cNvGraphicFramePr>
               <a:graphicFrameLocks xmlns:a="http://schemas.openxmlformats.org/drawingml/2006/main" noChangeAspect="1"/>
             </wp:cNvGraphicFramePr>
@@ -958,7 +907,7 @@
               <a:graphicData uri="http://schemas.openxmlformats.org/drawingml/2006/picture">
                 <pic:pic xmlns:pic="http://schemas.openxmlformats.org/drawingml/2006/picture">
                   <pic:nvPicPr>
-                    <pic:cNvPr id="1940831120" name=""/>
+                    <pic:cNvPr id="1895925378" name=""/>
                     <pic:cNvPicPr/>
                   </pic:nvPicPr>
                   <pic:blipFill>
@@ -970,7 +919,7 @@
                   <pic:spPr>
                     <a:xfrm>
                       <a:off x="0" y="0"/>
-                      <a:ext cx="6217920" cy="4450080"/>
+                      <a:ext cx="6217920" cy="4452620"/>
                     </a:xfrm>
                     <a:prstGeom prst="rect">
                       <a:avLst/>
@@ -1301,13 +1250,7 @@
           <w:rFonts w:ascii="Aptos" w:hAnsi="Aptos"/>
         </w:rPr>
         <w:lastRenderedPageBreak/>
-        <w:t xml:space="preserve">4. </w:t>
-      </w:r>
-      <w:r>
-        <w:rPr>
-          <w:rFonts w:ascii="Aptos" w:hAnsi="Aptos"/>
-        </w:rPr>
-        <w:t>Getting started</w:t>
+        <w:t>4. Getting started</w:t>
       </w:r>
     </w:p>
     <w:p>
@@ -1414,10 +1357,8 @@
           <w:b/>
           <w:bCs/>
         </w:rPr>
-        <w:t xml:space="preserve"> </w:t>
-      </w:r>
-      <w:proofErr w:type="spellStart"/>
-      <w:proofErr w:type="gramStart"/>
+        <w:t xml:space="preserve"> venv .venv</w:t>
+      </w:r>
       <w:r>
         <w:rPr>
           <w:rStyle w:val="NormalTok"/>
@@ -1425,9 +1366,8 @@
           <w:b/>
           <w:bCs/>
         </w:rPr>
-        <w:t>venv</w:t>
-      </w:r>
-      <w:proofErr w:type="spellEnd"/>
+        <w:br/>
+      </w:r>
       <w:r>
         <w:rPr>
           <w:rStyle w:val="NormalTok"/>
@@ -1435,9 +1375,22 @@
           <w:b/>
           <w:bCs/>
         </w:rPr>
-        <w:t xml:space="preserve"> .</w:t>
-      </w:r>
-      <w:proofErr w:type="spellStart"/>
+        <w:br/>
+      </w:r>
+      <w:r>
+        <w:rPr>
+          <w:rFonts w:ascii="Aptos" w:hAnsi="Aptos"/>
+        </w:rPr>
+        <w:t>Activate it on macOS/Linux:</w:t>
+      </w:r>
+      <w:r>
+        <w:rPr>
+          <w:rFonts w:ascii="Courier New" w:hAnsi="Courier New" w:cs="Courier New"/>
+          <w:b/>
+          <w:bCs/>
+        </w:rPr>
+        <w:br/>
+      </w:r>
       <w:r>
         <w:rPr>
           <w:rStyle w:val="NormalTok"/>
@@ -1445,10 +1398,8 @@
           <w:b/>
           <w:bCs/>
         </w:rPr>
-        <w:t>venv</w:t>
-      </w:r>
-      <w:proofErr w:type="spellEnd"/>
-      <w:proofErr w:type="gramEnd"/>
+        <w:t>source .venv/bin/activate</w:t>
+      </w:r>
       <w:r>
         <w:rPr>
           <w:rStyle w:val="NormalTok"/>
@@ -1471,7 +1422,7 @@
         <w:rPr>
           <w:rFonts w:ascii="Aptos" w:hAnsi="Aptos"/>
         </w:rPr>
-        <w:t>Activate it on macOS/Linux:</w:t>
+        <w:t>Activate it on Windows PowerShell:</w:t>
       </w:r>
       <w:r>
         <w:rPr>
@@ -1481,7 +1432,6 @@
         </w:rPr>
         <w:br/>
       </w:r>
-      <w:proofErr w:type="gramStart"/>
       <w:r>
         <w:rPr>
           <w:rStyle w:val="NormalTok"/>
@@ -1489,89 +1439,7 @@
           <w:b/>
           <w:bCs/>
         </w:rPr>
-        <w:t>source .</w:t>
-      </w:r>
-      <w:proofErr w:type="spellStart"/>
-      <w:r>
-        <w:rPr>
-          <w:rStyle w:val="NormalTok"/>
-          <w:rFonts w:ascii="Courier New" w:hAnsi="Courier New" w:cs="Courier New"/>
-          <w:b/>
-          <w:bCs/>
-        </w:rPr>
-        <w:t>venv</w:t>
-      </w:r>
-      <w:proofErr w:type="spellEnd"/>
-      <w:proofErr w:type="gramEnd"/>
-      <w:r>
-        <w:rPr>
-          <w:rStyle w:val="NormalTok"/>
-          <w:rFonts w:ascii="Courier New" w:hAnsi="Courier New" w:cs="Courier New"/>
-          <w:b/>
-          <w:bCs/>
-        </w:rPr>
-        <w:t>/bin/activate</w:t>
-      </w:r>
-      <w:r>
-        <w:rPr>
-          <w:rStyle w:val="NormalTok"/>
-          <w:rFonts w:ascii="Courier New" w:hAnsi="Courier New" w:cs="Courier New"/>
-          <w:b/>
-          <w:bCs/>
-        </w:rPr>
-        <w:br/>
-      </w:r>
-      <w:r>
-        <w:rPr>
-          <w:rStyle w:val="NormalTok"/>
-          <w:rFonts w:ascii="Courier New" w:hAnsi="Courier New" w:cs="Courier New"/>
-          <w:b/>
-          <w:bCs/>
-        </w:rPr>
-        <w:br/>
-      </w:r>
-      <w:r>
-        <w:rPr>
-          <w:rFonts w:ascii="Aptos" w:hAnsi="Aptos"/>
-        </w:rPr>
-        <w:t>Activate it on Windows PowerShell:</w:t>
-      </w:r>
-      <w:r>
-        <w:rPr>
-          <w:rFonts w:ascii="Courier New" w:hAnsi="Courier New" w:cs="Courier New"/>
-          <w:b/>
-          <w:bCs/>
-        </w:rPr>
-        <w:br/>
-      </w:r>
-      <w:r>
-        <w:rPr>
-          <w:rStyle w:val="NormalTok"/>
-          <w:rFonts w:ascii="Courier New" w:hAnsi="Courier New" w:cs="Courier New"/>
-          <w:b/>
-          <w:bCs/>
-        </w:rPr>
-        <w:t>.</w:t>
-      </w:r>
-      <w:proofErr w:type="spellStart"/>
-      <w:r>
-        <w:rPr>
-          <w:rStyle w:val="NormalTok"/>
-          <w:rFonts w:ascii="Courier New" w:hAnsi="Courier New" w:cs="Courier New"/>
-          <w:b/>
-          <w:bCs/>
-        </w:rPr>
-        <w:t>venv</w:t>
-      </w:r>
-      <w:proofErr w:type="spellEnd"/>
-      <w:r>
-        <w:rPr>
-          <w:rStyle w:val="NormalTok"/>
-          <w:rFonts w:ascii="Courier New" w:hAnsi="Courier New" w:cs="Courier New"/>
-          <w:b/>
-          <w:bCs/>
-        </w:rPr>
-        <w:t>\Scripts\Activate.ps1</w:t>
+        <w:t>.venv\Scripts\Activate.ps1</w:t>
       </w:r>
       <w:r>
         <w:rPr>
@@ -1903,22 +1771,8 @@
           <w:sz w:val="22"/>
           <w:szCs w:val="22"/>
         </w:rPr>
-        <w:t xml:space="preserve"> manage.py </w:t>
-      </w:r>
-      <w:proofErr w:type="spellStart"/>
-      <w:r>
-        <w:rPr>
-          <w:rStyle w:val="NormalTok"/>
-          <w:rFonts w:ascii="Courier New" w:eastAsiaTheme="minorEastAsia" w:hAnsi="Courier New" w:cs="Courier New"/>
-          <w:b/>
-          <w:bCs/>
-          <w:spacing w:val="0"/>
-          <w:sz w:val="22"/>
-          <w:szCs w:val="22"/>
-        </w:rPr>
-        <w:t>createsuperuser</w:t>
-      </w:r>
-      <w:proofErr w:type="spellEnd"/>
+        <w:t xml:space="preserve"> manage.py createsuperuser</w:t>
+      </w:r>
       <w:r>
         <w:rPr>
           <w:rStyle w:val="NormalTok"/>
@@ -1984,17 +1838,7 @@
           <w:bCs/>
           <w:spacing w:val="0"/>
         </w:rPr>
-        <w:t>python</w:t>
-      </w:r>
-      <w:r>
-        <w:rPr>
-          <w:rStyle w:val="NormalTok"/>
-          <w:rFonts w:ascii="Courier New" w:eastAsiaTheme="minorEastAsia" w:hAnsi="Courier New" w:cs="Courier New"/>
-          <w:b/>
-          <w:bCs/>
-          <w:spacing w:val="0"/>
-        </w:rPr>
-        <w:t xml:space="preserve"> populate_platform.py</w:t>
+        <w:t>python populate_platform.py</w:t>
       </w:r>
       <w:r>
         <w:rPr>
@@ -2059,30 +1903,8 @@
           <w:bCs/>
           <w:spacing w:val="0"/>
         </w:rPr>
-        <w:t>python</w:t>
-      </w:r>
-      <w:r>
-        <w:rPr>
-          <w:rStyle w:val="NormalTok"/>
-          <w:rFonts w:ascii="Courier New" w:eastAsiaTheme="minorEastAsia" w:hAnsi="Courier New" w:cs="Courier New"/>
-          <w:b/>
-          <w:bCs/>
-          <w:spacing w:val="0"/>
-        </w:rPr>
-        <w:t xml:space="preserve"> manage.py </w:t>
-      </w:r>
-      <w:proofErr w:type="spellStart"/>
-      <w:r>
-        <w:rPr>
-          <w:rStyle w:val="NormalTok"/>
-          <w:rFonts w:ascii="Courier New" w:eastAsiaTheme="minorEastAsia" w:hAnsi="Courier New" w:cs="Courier New"/>
-          <w:b/>
-          <w:bCs/>
-          <w:spacing w:val="0"/>
-        </w:rPr>
-        <w:t>runserver</w:t>
-      </w:r>
-      <w:proofErr w:type="spellEnd"/>
+        <w:t>python manage.py runserver</w:t>
+      </w:r>
       <w:r>
         <w:rPr>
           <w:rStyle w:val="NormalTok"/>
@@ -2265,7 +2087,6 @@
           <w:bCs/>
         </w:rPr>
       </w:pPr>
-      <w:proofErr w:type="spellStart"/>
       <w:r>
         <w:rPr>
           <w:rFonts w:ascii="Courier New" w:hAnsi="Courier New" w:cs="Courier New"/>
@@ -2274,7 +2095,6 @@
         </w:rPr>
         <w:t>is_staff</w:t>
       </w:r>
-      <w:proofErr w:type="spellEnd"/>
     </w:p>
     <w:p>
       <w:pPr>
@@ -2324,7 +2144,6 @@
           <w:rFonts w:ascii="Aptos" w:hAnsi="Aptos"/>
         </w:rPr>
       </w:pPr>
-      <w:proofErr w:type="spellStart"/>
       <w:r>
         <w:rPr>
           <w:rFonts w:ascii="Courier New" w:hAnsi="Courier New" w:cs="Courier New"/>
@@ -2333,7 +2152,6 @@
         </w:rPr>
         <w:t>UserProfile</w:t>
       </w:r>
-      <w:proofErr w:type="spellEnd"/>
       <w:r>
         <w:rPr>
           <w:rFonts w:ascii="Aptos" w:hAnsi="Aptos"/>
@@ -2376,16 +2194,8 @@
         <w:rPr>
           <w:rFonts w:ascii="Aptos" w:hAnsi="Aptos"/>
         </w:rPr>
-        <w:t xml:space="preserve">s </w:t>
-      </w:r>
-      <w:proofErr w:type="gramStart"/>
-      <w:r>
-        <w:rPr>
-          <w:rFonts w:ascii="Aptos" w:hAnsi="Aptos"/>
-        </w:rPr>
-        <w:t xml:space="preserve">a </w:t>
-      </w:r>
-      <w:proofErr w:type="spellStart"/>
+        <w:t xml:space="preserve">s a </w:t>
+      </w:r>
       <w:r>
         <w:rPr>
           <w:rFonts w:ascii="Courier New" w:hAnsi="Courier New" w:cs="Courier New"/>
@@ -2394,8 +2204,6 @@
         </w:rPr>
         <w:t>UserProfile</w:t>
       </w:r>
-      <w:proofErr w:type="spellEnd"/>
-      <w:proofErr w:type="gramEnd"/>
       <w:r>
         <w:rPr>
           <w:rFonts w:ascii="Aptos" w:hAnsi="Aptos"/>
@@ -2531,36 +2339,786 @@
           <w:rFonts w:ascii="Aptos" w:hAnsi="Aptos"/>
         </w:rPr>
       </w:pPr>
-      <w:proofErr w:type="spellStart"/>
       <w:r>
         <w:rPr>
           <w:rFonts w:ascii="Courier New" w:hAnsi="Courier New" w:cs="Courier New"/>
           <w:b/>
           <w:bCs/>
         </w:rPr>
-        <w:t>course_lead</w:t>
-      </w:r>
-      <w:proofErr w:type="spellEnd"/>
+        <w:t xml:space="preserve">course_lead: </w:t>
+      </w:r>
+      <w:r>
+        <w:rPr>
+          <w:rFonts w:ascii="Aptos" w:hAnsi="Aptos"/>
+        </w:rPr>
+        <w:t xml:space="preserve">the responsible </w:t>
+      </w:r>
       <w:r>
         <w:rPr>
           <w:rFonts w:ascii="Courier New" w:hAnsi="Courier New" w:cs="Courier New"/>
           <w:b/>
           <w:bCs/>
         </w:rPr>
+        <w:t>U</w:t>
+      </w:r>
+      <w:r>
+        <w:rPr>
+          <w:rFonts w:ascii="Courier New" w:hAnsi="Courier New" w:cs="Courier New"/>
+          <w:b/>
+          <w:bCs/>
+        </w:rPr>
+        <w:t>ser</w:t>
+      </w:r>
+      <w:r>
+        <w:rPr>
+          <w:rFonts w:ascii="Aptos" w:hAnsi="Aptos"/>
+        </w:rPr>
+        <w:t>;</w:t>
+      </w:r>
+    </w:p>
+    <w:p>
+      <w:pPr>
+        <w:pStyle w:val="ListBullet"/>
+        <w:rPr>
+          <w:rFonts w:ascii="Aptos" w:hAnsi="Aptos"/>
+        </w:rPr>
+      </w:pPr>
+      <w:r>
+        <w:rPr>
+          <w:rFonts w:ascii="Courier New" w:hAnsi="Courier New" w:cs="Courier New"/>
+          <w:b/>
+          <w:bCs/>
+        </w:rPr>
+        <w:t>markers:</w:t>
+      </w:r>
+      <w:r>
+        <w:rPr>
+          <w:rFonts w:ascii="Aptos" w:hAnsi="Aptos"/>
+        </w:rPr>
+        <w:t xml:space="preserve"> users assigned to mark within the course</w:t>
+      </w:r>
+      <w:r>
+        <w:rPr>
+          <w:rFonts w:ascii="Aptos" w:hAnsi="Aptos"/>
+        </w:rPr>
+        <w:t>;</w:t>
+      </w:r>
+    </w:p>
+    <w:p>
+      <w:pPr>
+        <w:pStyle w:val="ListBullet"/>
+        <w:rPr>
+          <w:rFonts w:ascii="Aptos" w:hAnsi="Aptos"/>
+        </w:rPr>
+      </w:pPr>
+      <w:r>
+        <w:rPr>
+          <w:rFonts w:ascii="Courier New" w:hAnsi="Courier New" w:cs="Courier New"/>
+          <w:b/>
+          <w:bCs/>
+        </w:rPr>
+        <w:t>slug:</w:t>
+      </w:r>
+      <w:r>
+        <w:rPr>
+          <w:rFonts w:ascii="Aptos" w:hAnsi="Aptos"/>
+        </w:rPr>
+        <w:t xml:space="preserve"> generated from the course code and used in URLs.</w:t>
+      </w:r>
+    </w:p>
+    <w:p>
+      <w:pPr>
+        <w:rPr>
+          <w:rFonts w:ascii="Aptos" w:hAnsi="Aptos"/>
+        </w:rPr>
+      </w:pPr>
+      <w:r>
+        <w:rPr>
+          <w:rFonts w:ascii="Aptos" w:hAnsi="Aptos"/>
+        </w:rPr>
+        <w:t xml:space="preserve">The </w:t>
+      </w:r>
+      <w:r>
+        <w:rPr>
+          <w:rFonts w:ascii="Courier New" w:hAnsi="Courier New" w:cs="Courier New"/>
+          <w:b/>
+          <w:bCs/>
+        </w:rPr>
+        <w:t>save()</w:t>
+      </w:r>
+      <w:r>
+        <w:rPr>
+          <w:rFonts w:ascii="Aptos" w:hAnsi="Aptos"/>
+        </w:rPr>
+        <w:t xml:space="preserve"> method regenerates the slug from the course code using Django’s </w:t>
+      </w:r>
+      <w:r>
+        <w:rPr>
+          <w:rFonts w:ascii="Courier New" w:hAnsi="Courier New" w:cs="Courier New"/>
+          <w:b/>
+          <w:bCs/>
+        </w:rPr>
+        <w:t>slugify</w:t>
+      </w:r>
+      <w:r>
+        <w:rPr>
+          <w:rFonts w:ascii="Aptos" w:hAnsi="Aptos"/>
+        </w:rPr>
+        <w:t xml:space="preserve"> function.</w:t>
+      </w:r>
+    </w:p>
+    <w:p>
+      <w:pPr>
+        <w:rPr>
+          <w:rFonts w:ascii="Aptos" w:hAnsi="Aptos"/>
+        </w:rPr>
+      </w:pPr>
+    </w:p>
+    <w:p>
+      <w:pPr>
+        <w:pStyle w:val="Heading3"/>
+        <w:rPr>
+          <w:rFonts w:ascii="Aptos" w:hAnsi="Aptos"/>
+          <w:b/>
+          <w:bCs/>
+        </w:rPr>
+      </w:pPr>
+      <w:r>
+        <w:rPr>
+          <w:rFonts w:ascii="Aptos" w:hAnsi="Aptos"/>
+          <w:b/>
+          <w:bCs/>
+        </w:rPr>
+        <w:t>Assignment</w:t>
+      </w:r>
+    </w:p>
+    <w:p>
+      <w:pPr>
+        <w:rPr>
+          <w:rFonts w:ascii="Aptos" w:hAnsi="Aptos"/>
+        </w:rPr>
+      </w:pPr>
+      <w:r>
+        <w:rPr>
+          <w:rFonts w:ascii="Aptos" w:hAnsi="Aptos"/>
+        </w:rPr>
+        <w:t xml:space="preserve">An </w:t>
+      </w:r>
+      <w:r>
+        <w:rPr>
+          <w:rFonts w:ascii="Courier New" w:hAnsi="Courier New" w:cs="Courier New"/>
+          <w:b/>
+          <w:bCs/>
+        </w:rPr>
+        <w:t>Assignment</w:t>
+      </w:r>
+      <w:r>
+        <w:rPr>
+          <w:rFonts w:ascii="Aptos" w:hAnsi="Aptos"/>
+        </w:rPr>
+        <w:t xml:space="preserve"> belongs to one </w:t>
+      </w:r>
+      <w:r>
+        <w:rPr>
+          <w:rFonts w:ascii="Courier New" w:hAnsi="Courier New" w:cs="Courier New"/>
+          <w:b/>
+          <w:bCs/>
+        </w:rPr>
+        <w:t>Course</w:t>
+      </w:r>
+      <w:r>
+        <w:rPr>
+          <w:rFonts w:ascii="Aptos" w:hAnsi="Aptos"/>
+        </w:rPr>
+        <w:t xml:space="preserve"> </w:t>
+      </w:r>
+      <w:r>
+        <w:rPr>
+          <w:rFonts w:ascii="Aptos" w:hAnsi="Aptos"/>
+        </w:rPr>
+        <w:t>and contains:</w:t>
+      </w:r>
+    </w:p>
+    <w:p>
+      <w:pPr>
+        <w:pStyle w:val="ListBullet"/>
+        <w:rPr>
+          <w:rFonts w:ascii="Aptos" w:hAnsi="Aptos"/>
+        </w:rPr>
+      </w:pPr>
+      <w:r>
+        <w:rPr>
+          <w:rFonts w:ascii="Courier New" w:hAnsi="Courier New" w:cs="Courier New"/>
+          <w:b/>
+          <w:bCs/>
+        </w:rPr>
+        <w:t>name</w:t>
+      </w:r>
+      <w:r>
+        <w:rPr>
+          <w:rFonts w:ascii="Aptos" w:hAnsi="Aptos"/>
+        </w:rPr>
+        <w:t>: unique display name;</w:t>
+      </w:r>
+    </w:p>
+    <w:p>
+      <w:pPr>
+        <w:pStyle w:val="ListBullet"/>
+        <w:rPr>
+          <w:rFonts w:ascii="Aptos" w:hAnsi="Aptos"/>
+        </w:rPr>
+      </w:pPr>
+      <w:r>
+        <w:rPr>
+          <w:rFonts w:ascii="Courier New" w:hAnsi="Courier New" w:cs="Courier New"/>
+          <w:b/>
+          <w:bCs/>
+        </w:rPr>
+        <w:t>course</w:t>
+      </w:r>
+      <w:r>
+        <w:rPr>
+          <w:rFonts w:ascii="Aptos" w:hAnsi="Aptos"/>
+        </w:rPr>
+        <w:t>:</w:t>
+      </w:r>
+      <w:r>
+        <w:rPr>
+          <w:rFonts w:ascii="Aptos" w:hAnsi="Aptos"/>
+        </w:rPr>
+        <w:t xml:space="preserve"> </w:t>
+      </w:r>
+      <w:r>
+        <w:rPr>
+          <w:rFonts w:ascii="Aptos" w:hAnsi="Aptos"/>
+        </w:rPr>
+        <w:t>the course within which the assignment was created</w:t>
+      </w:r>
+      <w:r>
+        <w:rPr>
+          <w:rFonts w:ascii="Aptos" w:hAnsi="Aptos"/>
+        </w:rPr>
+        <w:t>;</w:t>
+      </w:r>
+    </w:p>
+    <w:p>
+      <w:pPr>
+        <w:pStyle w:val="ListBullet"/>
+        <w:rPr>
+          <w:rFonts w:ascii="Aptos" w:hAnsi="Aptos"/>
+        </w:rPr>
+      </w:pPr>
+      <w:r>
+        <w:rPr>
+          <w:rFonts w:ascii="Courier New" w:hAnsi="Courier New" w:cs="Courier New"/>
+          <w:b/>
+          <w:bCs/>
+        </w:rPr>
+        <w:t>markers</w:t>
+      </w:r>
+      <w:r>
+        <w:rPr>
+          <w:rFonts w:ascii="Aptos" w:hAnsi="Aptos"/>
+        </w:rPr>
         <w:t xml:space="preserve">: </w:t>
       </w:r>
       <w:r>
         <w:rPr>
-          <w:rFonts w:ascii="Aptos" w:hAnsi="Aptos"/>
-        </w:rPr>
-        <w:t xml:space="preserve">the responsible </w:t>
-      </w:r>
-      <w:r>
-        <w:rPr>
           <w:rFonts w:ascii="Courier New" w:hAnsi="Courier New" w:cs="Courier New"/>
           <w:b/>
           <w:bCs/>
         </w:rPr>
+        <w:t>Users</w:t>
+      </w:r>
+      <w:r>
+        <w:rPr>
+          <w:rFonts w:ascii="Aptos" w:hAnsi="Aptos"/>
+        </w:rPr>
+        <w:t xml:space="preserve"> from the course </w:t>
+      </w:r>
+      <w:r>
+        <w:rPr>
+          <w:rFonts w:ascii="Courier New" w:hAnsi="Courier New" w:cs="Courier New"/>
+          <w:b/>
+          <w:bCs/>
+        </w:rPr>
+        <w:t>markers</w:t>
+      </w:r>
+      <w:r>
+        <w:rPr>
+          <w:rFonts w:ascii="Aptos" w:hAnsi="Aptos"/>
+        </w:rPr>
+        <w:t xml:space="preserve"> specifically assigned to mark this assignment;</w:t>
+      </w:r>
+    </w:p>
+    <w:p>
+      <w:pPr>
+        <w:pStyle w:val="ListBullet"/>
+        <w:rPr>
+          <w:rFonts w:ascii="Aptos" w:hAnsi="Aptos"/>
+        </w:rPr>
+      </w:pPr>
+      <w:r>
+        <w:rPr>
+          <w:rFonts w:ascii="Courier New" w:hAnsi="Courier New" w:cs="Courier New"/>
+          <w:b/>
+          <w:bCs/>
+        </w:rPr>
+        <w:t>spec</w:t>
+      </w:r>
+      <w:r>
+        <w:rPr>
+          <w:rFonts w:ascii="Aptos" w:hAnsi="Aptos"/>
+        </w:rPr>
+        <w:t xml:space="preserve"> and </w:t>
+      </w:r>
+      <w:r>
+        <w:rPr>
+          <w:rFonts w:ascii="Courier New" w:hAnsi="Courier New" w:cs="Courier New"/>
+          <w:b/>
+          <w:bCs/>
+        </w:rPr>
+        <w:t>rubric</w:t>
+      </w:r>
+      <w:r>
+        <w:rPr>
+          <w:rFonts w:ascii="Aptos" w:hAnsi="Aptos"/>
+        </w:rPr>
+        <w:t>: optional file uploads;</w:t>
+      </w:r>
+    </w:p>
+    <w:p>
+      <w:pPr>
+        <w:pStyle w:val="ListBullet"/>
+        <w:rPr>
+          <w:rFonts w:ascii="Aptos" w:hAnsi="Aptos"/>
+        </w:rPr>
+      </w:pPr>
+      <w:r>
+        <w:rPr>
+          <w:rFonts w:ascii="Aptos" w:hAnsi="Aptos"/>
+        </w:rPr>
+        <w:t xml:space="preserve">Grade moderation </w:t>
+      </w:r>
+      <w:r>
+        <w:rPr>
+          <w:rFonts w:ascii="Aptos" w:hAnsi="Aptos"/>
+        </w:rPr>
+        <w:t>settings;</w:t>
+      </w:r>
+    </w:p>
+    <w:p>
+      <w:pPr>
+        <w:pStyle w:val="ListBullet"/>
+        <w:rPr>
+          <w:rFonts w:ascii="Aptos" w:hAnsi="Aptos"/>
+        </w:rPr>
+      </w:pPr>
+      <w:r>
+        <w:rPr>
+          <w:rFonts w:ascii="Aptos" w:hAnsi="Aptos"/>
+        </w:rPr>
+        <w:t xml:space="preserve">Feedback moderation </w:t>
+      </w:r>
+      <w:r>
+        <w:rPr>
+          <w:rFonts w:ascii="Aptos" w:hAnsi="Aptos"/>
+        </w:rPr>
+        <w:t>settings</w:t>
+      </w:r>
+      <w:r>
+        <w:rPr>
+          <w:rFonts w:ascii="Aptos" w:hAnsi="Aptos"/>
+        </w:rPr>
+        <w:t>.</w:t>
+      </w:r>
+    </w:p>
+    <w:p>
+      <w:pPr>
+        <w:rPr>
+          <w:rFonts w:ascii="Aptos" w:hAnsi="Aptos"/>
+        </w:rPr>
+      </w:pPr>
+      <w:r>
+        <w:rPr>
+          <w:rFonts w:ascii="Aptos" w:hAnsi="Aptos"/>
+        </w:rPr>
+        <w:t>Grade moderation choices are:</w:t>
+      </w:r>
+    </w:p>
+    <w:p>
+      <w:pPr>
+        <w:pStyle w:val="ListBullet"/>
+        <w:rPr>
+          <w:rFonts w:ascii="Aptos" w:hAnsi="Aptos"/>
+        </w:rPr>
+      </w:pPr>
+      <w:r>
+        <w:rPr>
+          <w:rFonts w:ascii="Courier New" w:hAnsi="Courier New" w:cs="Courier New"/>
+          <w:b/>
+          <w:bCs/>
+        </w:rPr>
+        <w:t>l</w:t>
+      </w:r>
+      <w:r>
+        <w:rPr>
+          <w:rFonts w:ascii="Courier New" w:hAnsi="Courier New" w:cs="Courier New"/>
+          <w:b/>
+          <w:bCs/>
+        </w:rPr>
+        <w:t>inear</w:t>
+      </w:r>
+      <w:r>
+        <w:rPr>
+          <w:rFonts w:ascii="Aptos" w:hAnsi="Aptos"/>
+        </w:rPr>
+        <w:t xml:space="preserve">: using </w:t>
+      </w:r>
+      <w:r>
+        <w:rPr>
+          <w:rFonts w:ascii="Aptos" w:hAnsi="Aptos"/>
+        </w:rPr>
+        <w:t xml:space="preserve">a </w:t>
+      </w:r>
+      <w:r>
+        <w:rPr>
+          <w:rFonts w:ascii="Aptos" w:hAnsi="Aptos"/>
+        </w:rPr>
+        <w:t xml:space="preserve">float </w:t>
+      </w:r>
+      <w:r>
+        <w:rPr>
+          <w:rFonts w:ascii="Aptos" w:hAnsi="Aptos"/>
+        </w:rPr>
+        <w:t>multiplier and shift</w:t>
+      </w:r>
+      <w:r>
+        <w:rPr>
+          <w:rFonts w:ascii="Aptos" w:hAnsi="Aptos"/>
+        </w:rPr>
+        <w:t>;</w:t>
+      </w:r>
+    </w:p>
+    <w:p>
+      <w:pPr>
+        <w:pStyle w:val="ListBullet"/>
+        <w:rPr>
+          <w:rFonts w:ascii="Aptos" w:hAnsi="Aptos"/>
+        </w:rPr>
+      </w:pPr>
+      <w:r>
+        <w:rPr>
+          <w:rFonts w:ascii="Courier New" w:hAnsi="Courier New" w:cs="Courier New"/>
+          <w:b/>
+          <w:bCs/>
+        </w:rPr>
+        <w:t>z</w:t>
+      </w:r>
+      <w:r>
+        <w:rPr>
+          <w:rFonts w:ascii="Courier New" w:hAnsi="Courier New" w:cs="Courier New"/>
+          <w:b/>
+          <w:bCs/>
+        </w:rPr>
+        <w:t>-score</w:t>
+      </w:r>
+      <w:r>
+        <w:rPr>
+          <w:rFonts w:ascii="Aptos" w:hAnsi="Aptos"/>
+        </w:rPr>
+        <w:t>: m</w:t>
+      </w:r>
+      <w:r>
+        <w:rPr>
+          <w:rFonts w:ascii="Aptos" w:hAnsi="Aptos"/>
+        </w:rPr>
+        <w:t>ap</w:t>
+      </w:r>
+      <w:r>
+        <w:rPr>
+          <w:rFonts w:ascii="Aptos" w:hAnsi="Aptos"/>
+        </w:rPr>
+        <w:t>ping</w:t>
+      </w:r>
+      <w:r>
+        <w:rPr>
+          <w:rFonts w:ascii="Aptos" w:hAnsi="Aptos"/>
+        </w:rPr>
+        <w:t xml:space="preserve"> the raw distribution to a target mean and target standard deviation.</w:t>
+      </w:r>
+    </w:p>
+    <w:p>
+      <w:pPr>
+        <w:rPr>
+          <w:rFonts w:ascii="Aptos" w:hAnsi="Aptos"/>
+        </w:rPr>
+      </w:pPr>
+      <w:r>
+        <w:rPr>
+          <w:rFonts w:ascii="Aptos" w:hAnsi="Aptos"/>
+        </w:rPr>
+        <w:t>Feedback moderation fields currently include:</w:t>
+      </w:r>
+    </w:p>
+    <w:p>
+      <w:pPr>
+        <w:pStyle w:val="ListBullet"/>
+        <w:rPr>
+          <w:rFonts w:ascii="Aptos" w:hAnsi="Aptos"/>
+        </w:rPr>
+      </w:pPr>
+      <w:r>
+        <w:rPr>
+          <w:rFonts w:ascii="Courier New" w:hAnsi="Courier New" w:cs="Courier New"/>
+          <w:b/>
+          <w:bCs/>
+        </w:rPr>
+        <w:t>feedback_tone</w:t>
+      </w:r>
+      <w:r>
+        <w:rPr>
+          <w:rFonts w:ascii="Aptos" w:hAnsi="Aptos"/>
+        </w:rPr>
+        <w:t>: formal or friendly</w:t>
+      </w:r>
+      <w:r>
+        <w:rPr>
+          <w:rFonts w:ascii="Aptos" w:hAnsi="Aptos"/>
+        </w:rPr>
+        <w:t>;</w:t>
+      </w:r>
+    </w:p>
+    <w:p>
+      <w:pPr>
+        <w:pStyle w:val="ListBullet"/>
+        <w:rPr>
+          <w:rFonts w:ascii="Aptos" w:hAnsi="Aptos"/>
+        </w:rPr>
+      </w:pPr>
+      <w:r>
+        <w:rPr>
+          <w:rFonts w:ascii="Courier New" w:hAnsi="Courier New" w:cs="Courier New"/>
+          <w:b/>
+          <w:bCs/>
+        </w:rPr>
+        <w:t>feedback_length_min</w:t>
+      </w:r>
+      <w:r>
+        <w:rPr>
+          <w:rFonts w:ascii="Aptos" w:hAnsi="Aptos"/>
+        </w:rPr>
+        <w:t xml:space="preserve"> and </w:t>
+      </w:r>
+      <w:r>
+        <w:rPr>
+          <w:rFonts w:ascii="Courier New" w:hAnsi="Courier New" w:cs="Courier New"/>
+          <w:b/>
+          <w:bCs/>
+        </w:rPr>
+        <w:t>feedback_length_max</w:t>
+      </w:r>
+      <w:r>
+        <w:rPr>
+          <w:rFonts w:ascii="Aptos" w:hAnsi="Aptos"/>
+        </w:rPr>
+        <w:t>;</w:t>
+      </w:r>
+    </w:p>
+    <w:p>
+      <w:pPr>
+        <w:pStyle w:val="ListBullet"/>
+        <w:rPr>
+          <w:rFonts w:ascii="Aptos" w:hAnsi="Aptos"/>
+        </w:rPr>
+      </w:pPr>
+      <w:r>
+        <w:rPr>
+          <w:rFonts w:ascii="Courier New" w:hAnsi="Courier New" w:cs="Courier New"/>
+          <w:b/>
+          <w:bCs/>
+        </w:rPr>
+        <w:t>feedback_moderation_requests</w:t>
+      </w:r>
+      <w:r>
+        <w:rPr>
+          <w:rFonts w:ascii="Aptos" w:hAnsi="Aptos"/>
+        </w:rPr>
+        <w:t>: free-text requests from the course lead</w:t>
+      </w:r>
+      <w:r>
+        <w:rPr>
+          <w:rFonts w:ascii="Aptos" w:hAnsi="Aptos"/>
+        </w:rPr>
+        <w:t>;</w:t>
+      </w:r>
+    </w:p>
+    <w:p>
+      <w:pPr>
+        <w:pStyle w:val="ListBullet"/>
+        <w:rPr>
+          <w:rFonts w:ascii="Aptos" w:hAnsi="Aptos"/>
+        </w:rPr>
+      </w:pPr>
+      <w:r>
+        <w:rPr>
+          <w:rFonts w:ascii="Courier New" w:hAnsi="Courier New" w:cs="Courier New"/>
+          <w:b/>
+          <w:bCs/>
+        </w:rPr>
+        <w:t>feedback_moderation_prompt</w:t>
+      </w:r>
+      <w:r>
+        <w:rPr>
+          <w:rFonts w:ascii="Aptos" w:hAnsi="Aptos"/>
+        </w:rPr>
+        <w:t>: generated prompt storage field, currently populated with a placeholder.</w:t>
+      </w:r>
+    </w:p>
+    <w:p>
+      <w:pPr>
+        <w:rPr>
+          <w:rFonts w:ascii="Aptos" w:hAnsi="Aptos"/>
+        </w:rPr>
+      </w:pPr>
+      <w:r>
+        <w:rPr>
+          <w:rFonts w:ascii="Aptos" w:hAnsi="Aptos"/>
+        </w:rPr>
+        <w:t>Assignment names are unique within a course.</w:t>
+      </w:r>
+    </w:p>
+    <w:p>
+      <w:pPr>
+        <w:rPr>
+          <w:rFonts w:ascii="Aptos" w:hAnsi="Aptos"/>
+        </w:rPr>
+      </w:pPr>
+    </w:p>
+    <w:p>
+      <w:pPr>
+        <w:pStyle w:val="Heading3"/>
+        <w:rPr>
+          <w:rFonts w:ascii="Aptos" w:hAnsi="Aptos"/>
+          <w:b/>
+          <w:bCs/>
+        </w:rPr>
+      </w:pPr>
+      <w:r>
+        <w:rPr>
+          <w:rFonts w:ascii="Aptos" w:hAnsi="Aptos"/>
+          <w:b/>
+          <w:bCs/>
+        </w:rPr>
+        <w:t>MarkedSubmission</w:t>
+      </w:r>
+    </w:p>
+    <w:p>
+      <w:pPr>
+        <w:rPr>
+          <w:rFonts w:ascii="Aptos" w:hAnsi="Aptos"/>
+        </w:rPr>
+      </w:pPr>
+      <w:r>
+        <w:rPr>
+          <w:rFonts w:ascii="Aptos" w:hAnsi="Aptos"/>
+        </w:rPr>
+        <w:t xml:space="preserve">A </w:t>
+      </w:r>
+      <w:r>
+        <w:rPr>
+          <w:rFonts w:ascii="Courier New" w:hAnsi="Courier New" w:cs="Courier New"/>
+          <w:b/>
+          <w:bCs/>
+        </w:rPr>
+        <w:t>MarkedSubmission</w:t>
+      </w:r>
+      <w:r>
+        <w:rPr>
+          <w:rFonts w:ascii="Aptos" w:hAnsi="Aptos"/>
+        </w:rPr>
+        <w:t xml:space="preserve"> represents one marker’s </w:t>
+      </w:r>
+      <w:r>
+        <w:rPr>
+          <w:rFonts w:ascii="Aptos" w:hAnsi="Aptos"/>
+        </w:rPr>
+        <w:t>marking</w:t>
+      </w:r>
+      <w:r>
+        <w:rPr>
+          <w:rFonts w:ascii="Aptos" w:hAnsi="Aptos"/>
+        </w:rPr>
+        <w:t xml:space="preserve"> for one student </w:t>
+      </w:r>
+      <w:r>
+        <w:rPr>
+          <w:rFonts w:ascii="Aptos" w:hAnsi="Aptos"/>
+        </w:rPr>
+        <w:t>in one</w:t>
+      </w:r>
+      <w:r>
+        <w:rPr>
+          <w:rFonts w:ascii="Aptos" w:hAnsi="Aptos"/>
+        </w:rPr>
+        <w:t xml:space="preserve"> assignment. It stores:</w:t>
+      </w:r>
+    </w:p>
+    <w:p>
+      <w:pPr>
+        <w:pStyle w:val="ListBullet"/>
+        <w:rPr>
+          <w:rFonts w:ascii="Aptos" w:hAnsi="Aptos"/>
+        </w:rPr>
+      </w:pPr>
+      <w:r>
+        <w:rPr>
+          <w:rFonts w:ascii="Courier New" w:hAnsi="Courier New" w:cs="Courier New"/>
+          <w:b/>
+          <w:bCs/>
+        </w:rPr>
+        <w:t>student_cid:</w:t>
+      </w:r>
+      <w:r>
+        <w:rPr>
+          <w:rFonts w:ascii="Aptos" w:hAnsi="Aptos"/>
+        </w:rPr>
+        <w:t xml:space="preserve"> an eight-digit numeric student identifier</w:t>
+      </w:r>
+      <w:r>
+        <w:rPr>
+          <w:rFonts w:ascii="Aptos" w:hAnsi="Aptos"/>
+        </w:rPr>
+        <w:t>;</w:t>
+      </w:r>
+    </w:p>
+    <w:p>
+      <w:pPr>
+        <w:pStyle w:val="ListBullet"/>
+        <w:rPr>
+          <w:rFonts w:ascii="Aptos" w:hAnsi="Aptos"/>
+        </w:rPr>
+      </w:pPr>
+      <w:r>
+        <w:rPr>
+          <w:rFonts w:ascii="Courier New" w:hAnsi="Courier New" w:cs="Courier New"/>
+          <w:b/>
+          <w:bCs/>
+        </w:rPr>
+        <w:t>marker:</w:t>
+      </w:r>
+      <w:r>
+        <w:rPr>
+          <w:rFonts w:ascii="Aptos" w:hAnsi="Aptos"/>
+        </w:rPr>
+        <w:t xml:space="preserve"> the </w:t>
+      </w:r>
+      <w:r>
+        <w:rPr>
+          <w:rFonts w:ascii="Courier New" w:hAnsi="Courier New" w:cs="Courier New"/>
+          <w:b/>
+          <w:bCs/>
+        </w:rPr>
         <w:t>U</w:t>
       </w:r>
       <w:r>
@@ -2575,6 +3133,12 @@
         <w:rPr>
           <w:rFonts w:ascii="Aptos" w:hAnsi="Aptos"/>
         </w:rPr>
+        <w:t xml:space="preserve"> who marked it</w:t>
+      </w:r>
+      <w:r>
+        <w:rPr>
+          <w:rFonts w:ascii="Aptos" w:hAnsi="Aptos"/>
+        </w:rPr>
         <w:t>;</w:t>
       </w:r>
     </w:p>
@@ -2591,13 +3155,49 @@
           <w:b/>
           <w:bCs/>
         </w:rPr>
-        <w:t>markers:</w:t>
-      </w:r>
-      <w:r>
-        <w:rPr>
-          <w:rFonts w:ascii="Aptos" w:hAnsi="Aptos"/>
-        </w:rPr>
-        <w:t xml:space="preserve"> users assigned to mark within the course</w:t>
+        <w:t>assignment:</w:t>
+      </w:r>
+      <w:r>
+        <w:rPr>
+          <w:rFonts w:ascii="Aptos" w:hAnsi="Aptos"/>
+        </w:rPr>
+        <w:t xml:space="preserve"> the </w:t>
+      </w:r>
+      <w:r>
+        <w:rPr>
+          <w:rFonts w:ascii="Courier New" w:hAnsi="Courier New" w:cs="Courier New"/>
+          <w:b/>
+          <w:bCs/>
+        </w:rPr>
+        <w:t>Assignment</w:t>
+      </w:r>
+      <w:r>
+        <w:rPr>
+          <w:rFonts w:ascii="Aptos" w:hAnsi="Aptos"/>
+        </w:rPr>
+        <w:t xml:space="preserve"> for which the student is being marked;</w:t>
+      </w:r>
+    </w:p>
+    <w:p>
+      <w:pPr>
+        <w:pStyle w:val="ListBullet"/>
+        <w:rPr>
+          <w:rFonts w:ascii="Aptos" w:hAnsi="Aptos"/>
+        </w:rPr>
+      </w:pPr>
+      <w:r>
+        <w:rPr>
+          <w:rFonts w:ascii="Courier New" w:hAnsi="Courier New" w:cs="Courier New"/>
+          <w:b/>
+          <w:bCs/>
+        </w:rPr>
+        <w:t>marker_grade:</w:t>
+      </w:r>
+      <w:r>
+        <w:rPr>
+          <w:rFonts w:ascii="Aptos" w:hAnsi="Aptos"/>
+        </w:rPr>
+        <w:t xml:space="preserve"> the original grade</w:t>
       </w:r>
       <w:r>
         <w:rPr>
@@ -2619,999 +3219,131 @@
           <w:b/>
           <w:bCs/>
         </w:rPr>
-        <w:t>slug:</w:t>
-      </w:r>
-      <w:r>
-        <w:rPr>
-          <w:rFonts w:ascii="Aptos" w:hAnsi="Aptos"/>
-        </w:rPr>
-        <w:t xml:space="preserve"> generated from the course code and used in URLs.</w:t>
-      </w:r>
-    </w:p>
-    <w:p>
-      <w:pPr>
-        <w:rPr>
-          <w:rFonts w:ascii="Aptos" w:hAnsi="Aptos"/>
-        </w:rPr>
-      </w:pPr>
-      <w:r>
-        <w:rPr>
-          <w:rFonts w:ascii="Aptos" w:hAnsi="Aptos"/>
-        </w:rPr>
-        <w:t xml:space="preserve">The </w:t>
-      </w:r>
-      <w:proofErr w:type="gramStart"/>
+        <w:t>initial_marker_feedback:</w:t>
+      </w:r>
+      <w:r>
+        <w:rPr>
+          <w:rFonts w:ascii="Aptos" w:hAnsi="Aptos"/>
+        </w:rPr>
+        <w:t xml:space="preserve"> the marker’s first feedback draft</w:t>
+      </w:r>
+      <w:r>
+        <w:rPr>
+          <w:rFonts w:ascii="Aptos" w:hAnsi="Aptos"/>
+        </w:rPr>
+        <w:t>;</w:t>
+      </w:r>
+    </w:p>
+    <w:p>
+      <w:pPr>
+        <w:pStyle w:val="ListBullet"/>
+        <w:rPr>
+          <w:rFonts w:ascii="Aptos" w:hAnsi="Aptos"/>
+        </w:rPr>
+      </w:pPr>
       <w:r>
         <w:rPr>
           <w:rFonts w:ascii="Courier New" w:hAnsi="Courier New" w:cs="Courier New"/>
           <w:b/>
           <w:bCs/>
         </w:rPr>
-        <w:t>save(</w:t>
-      </w:r>
-      <w:proofErr w:type="gramEnd"/>
+        <w:t>suggested_improvements:</w:t>
+      </w:r>
+      <w:r>
+        <w:rPr>
+          <w:rFonts w:ascii="Aptos" w:hAnsi="Aptos"/>
+        </w:rPr>
+        <w:t xml:space="preserve"> LLM-generated suggestions</w:t>
+      </w:r>
+      <w:r>
+        <w:rPr>
+          <w:rFonts w:ascii="Aptos" w:hAnsi="Aptos"/>
+        </w:rPr>
+        <w:t>;</w:t>
+      </w:r>
+    </w:p>
+    <w:p>
+      <w:pPr>
+        <w:pStyle w:val="ListBullet"/>
+        <w:rPr>
+          <w:rFonts w:ascii="Aptos" w:hAnsi="Aptos"/>
+        </w:rPr>
+      </w:pPr>
       <w:r>
         <w:rPr>
           <w:rFonts w:ascii="Courier New" w:hAnsi="Courier New" w:cs="Courier New"/>
           <w:b/>
           <w:bCs/>
         </w:rPr>
-        <w:t>)</w:t>
-      </w:r>
-      <w:r>
-        <w:rPr>
-          <w:rFonts w:ascii="Aptos" w:hAnsi="Aptos"/>
-        </w:rPr>
-        <w:t xml:space="preserve"> method regenerates the slug from the course code using Django’s </w:t>
-      </w:r>
-      <w:proofErr w:type="spellStart"/>
+        <w:t>improved_marker_feedback:</w:t>
+      </w:r>
+      <w:r>
+        <w:rPr>
+          <w:rFonts w:ascii="Aptos" w:hAnsi="Aptos"/>
+        </w:rPr>
+        <w:t xml:space="preserve"> the marker’s revised feedback</w:t>
+      </w:r>
+      <w:r>
+        <w:rPr>
+          <w:rFonts w:ascii="Aptos" w:hAnsi="Aptos"/>
+        </w:rPr>
+        <w:t>;</w:t>
+      </w:r>
+    </w:p>
+    <w:p>
+      <w:pPr>
+        <w:pStyle w:val="ListBullet"/>
+        <w:rPr>
+          <w:rFonts w:ascii="Aptos" w:hAnsi="Aptos"/>
+        </w:rPr>
+      </w:pPr>
       <w:r>
         <w:rPr>
           <w:rFonts w:ascii="Courier New" w:hAnsi="Courier New" w:cs="Courier New"/>
           <w:b/>
           <w:bCs/>
         </w:rPr>
-        <w:t>slugify</w:t>
-      </w:r>
-      <w:proofErr w:type="spellEnd"/>
-      <w:r>
-        <w:rPr>
-          <w:rFonts w:ascii="Aptos" w:hAnsi="Aptos"/>
-        </w:rPr>
-        <w:t xml:space="preserve"> function.</w:t>
-      </w:r>
-    </w:p>
-    <w:p>
-      <w:pPr>
-        <w:rPr>
-          <w:rFonts w:ascii="Aptos" w:hAnsi="Aptos"/>
-        </w:rPr>
-      </w:pPr>
-    </w:p>
-    <w:p>
-      <w:pPr>
-        <w:pStyle w:val="Heading3"/>
-        <w:rPr>
-          <w:rFonts w:ascii="Aptos" w:hAnsi="Aptos"/>
-          <w:b/>
-          <w:bCs/>
-        </w:rPr>
-      </w:pPr>
-      <w:r>
-        <w:rPr>
-          <w:rFonts w:ascii="Aptos" w:hAnsi="Aptos"/>
-          <w:b/>
-          <w:bCs/>
-        </w:rPr>
-        <w:t>Assignment</w:t>
-      </w:r>
-    </w:p>
-    <w:p>
-      <w:pPr>
-        <w:rPr>
-          <w:rFonts w:ascii="Aptos" w:hAnsi="Aptos"/>
-        </w:rPr>
-      </w:pPr>
-      <w:r>
-        <w:rPr>
-          <w:rFonts w:ascii="Aptos" w:hAnsi="Aptos"/>
-        </w:rPr>
-        <w:t xml:space="preserve">An </w:t>
-      </w:r>
+        <w:t>moderated_grade:</w:t>
+      </w:r>
+      <w:r>
+        <w:rPr>
+          <w:rFonts w:ascii="Aptos" w:hAnsi="Aptos"/>
+        </w:rPr>
+        <w:t xml:space="preserve"> grade after </w:t>
+      </w:r>
+      <w:r>
+        <w:rPr>
+          <w:rFonts w:ascii="Aptos" w:hAnsi="Aptos"/>
+        </w:rPr>
+        <w:t>assignment</w:t>
+      </w:r>
+      <w:r>
+        <w:rPr>
+          <w:rFonts w:ascii="Aptos" w:hAnsi="Aptos"/>
+        </w:rPr>
+        <w:t>-level moderation</w:t>
+      </w:r>
+      <w:r>
+        <w:rPr>
+          <w:rFonts w:ascii="Aptos" w:hAnsi="Aptos"/>
+        </w:rPr>
+        <w:t>;</w:t>
+      </w:r>
+    </w:p>
+    <w:p>
+      <w:pPr>
+        <w:pStyle w:val="ListBullet"/>
+        <w:rPr>
+          <w:rFonts w:ascii="Aptos" w:hAnsi="Aptos"/>
+        </w:rPr>
+      </w:pPr>
       <w:r>
         <w:rPr>
           <w:rFonts w:ascii="Courier New" w:hAnsi="Courier New" w:cs="Courier New"/>
           <w:b/>
           <w:bCs/>
         </w:rPr>
-        <w:t>Assignment</w:t>
-      </w:r>
-      <w:r>
-        <w:rPr>
-          <w:rFonts w:ascii="Aptos" w:hAnsi="Aptos"/>
-        </w:rPr>
-        <w:t xml:space="preserve"> belongs to one </w:t>
-      </w:r>
-      <w:r>
-        <w:rPr>
-          <w:rFonts w:ascii="Courier New" w:hAnsi="Courier New" w:cs="Courier New"/>
-          <w:b/>
-          <w:bCs/>
-        </w:rPr>
-        <w:t>Course</w:t>
-      </w:r>
-      <w:r>
-        <w:rPr>
-          <w:rFonts w:ascii="Aptos" w:hAnsi="Aptos"/>
-        </w:rPr>
-        <w:t xml:space="preserve"> </w:t>
-      </w:r>
-      <w:r>
-        <w:rPr>
-          <w:rFonts w:ascii="Aptos" w:hAnsi="Aptos"/>
-        </w:rPr>
-        <w:t>and contains:</w:t>
-      </w:r>
-    </w:p>
-    <w:p>
-      <w:pPr>
-        <w:pStyle w:val="ListBullet"/>
-        <w:rPr>
-          <w:rFonts w:ascii="Aptos" w:hAnsi="Aptos"/>
-        </w:rPr>
-      </w:pPr>
-      <w:r>
-        <w:rPr>
-          <w:rFonts w:ascii="Courier New" w:hAnsi="Courier New" w:cs="Courier New"/>
-          <w:b/>
-          <w:bCs/>
-        </w:rPr>
-        <w:t>n</w:t>
-      </w:r>
-      <w:r>
-        <w:rPr>
-          <w:rFonts w:ascii="Courier New" w:hAnsi="Courier New" w:cs="Courier New"/>
-          <w:b/>
-          <w:bCs/>
-        </w:rPr>
-        <w:t>ame</w:t>
-      </w:r>
-      <w:r>
-        <w:rPr>
-          <w:rFonts w:ascii="Aptos" w:hAnsi="Aptos"/>
-        </w:rPr>
-        <w:t>: unique display name;</w:t>
-      </w:r>
-    </w:p>
-    <w:p>
-      <w:pPr>
-        <w:pStyle w:val="ListBullet"/>
-        <w:rPr>
-          <w:rFonts w:ascii="Aptos" w:hAnsi="Aptos"/>
-        </w:rPr>
-      </w:pPr>
-      <w:r>
-        <w:rPr>
-          <w:rFonts w:ascii="Courier New" w:hAnsi="Courier New" w:cs="Courier New"/>
-          <w:b/>
-          <w:bCs/>
-        </w:rPr>
-        <w:t>course</w:t>
-      </w:r>
-      <w:r>
-        <w:rPr>
-          <w:rFonts w:ascii="Aptos" w:hAnsi="Aptos"/>
-        </w:rPr>
-        <w:t>:</w:t>
-      </w:r>
-      <w:r>
-        <w:rPr>
-          <w:rFonts w:ascii="Aptos" w:hAnsi="Aptos"/>
-        </w:rPr>
-        <w:t xml:space="preserve"> </w:t>
-      </w:r>
-      <w:r>
-        <w:rPr>
-          <w:rFonts w:ascii="Aptos" w:hAnsi="Aptos"/>
-        </w:rPr>
-        <w:t>the course within which the assignment was created</w:t>
-      </w:r>
-      <w:r>
-        <w:rPr>
-          <w:rFonts w:ascii="Aptos" w:hAnsi="Aptos"/>
-        </w:rPr>
-        <w:t>;</w:t>
-      </w:r>
-    </w:p>
-    <w:p>
-      <w:pPr>
-        <w:pStyle w:val="ListBullet"/>
-        <w:rPr>
-          <w:rFonts w:ascii="Aptos" w:hAnsi="Aptos"/>
-        </w:rPr>
-      </w:pPr>
-      <w:r>
-        <w:rPr>
-          <w:rFonts w:ascii="Courier New" w:hAnsi="Courier New" w:cs="Courier New"/>
-          <w:b/>
-          <w:bCs/>
-        </w:rPr>
-        <w:t>markers</w:t>
-      </w:r>
-      <w:r>
-        <w:rPr>
-          <w:rFonts w:ascii="Aptos" w:hAnsi="Aptos"/>
-        </w:rPr>
-        <w:t xml:space="preserve">: </w:t>
-      </w:r>
-      <w:r>
-        <w:rPr>
-          <w:rFonts w:ascii="Courier New" w:hAnsi="Courier New" w:cs="Courier New"/>
-          <w:b/>
-          <w:bCs/>
-        </w:rPr>
-        <w:t>Users</w:t>
-      </w:r>
-      <w:r>
-        <w:rPr>
-          <w:rFonts w:ascii="Aptos" w:hAnsi="Aptos"/>
-        </w:rPr>
-        <w:t xml:space="preserve"> from the course </w:t>
-      </w:r>
-      <w:r>
-        <w:rPr>
-          <w:rFonts w:ascii="Courier New" w:hAnsi="Courier New" w:cs="Courier New"/>
-          <w:b/>
-          <w:bCs/>
-        </w:rPr>
-        <w:t>markers</w:t>
-      </w:r>
-      <w:r>
-        <w:rPr>
-          <w:rFonts w:ascii="Aptos" w:hAnsi="Aptos"/>
-        </w:rPr>
-        <w:t xml:space="preserve"> specifically assigned to mark this assignment;</w:t>
-      </w:r>
-    </w:p>
-    <w:p>
-      <w:pPr>
-        <w:pStyle w:val="ListBullet"/>
-        <w:rPr>
-          <w:rFonts w:ascii="Aptos" w:hAnsi="Aptos"/>
-        </w:rPr>
-      </w:pPr>
-      <w:r>
-        <w:rPr>
-          <w:rFonts w:ascii="Courier New" w:hAnsi="Courier New" w:cs="Courier New"/>
-          <w:b/>
-          <w:bCs/>
-        </w:rPr>
-        <w:t>spec</w:t>
-      </w:r>
-      <w:r>
-        <w:rPr>
-          <w:rFonts w:ascii="Aptos" w:hAnsi="Aptos"/>
-        </w:rPr>
-        <w:t xml:space="preserve"> and </w:t>
-      </w:r>
-      <w:r>
-        <w:rPr>
-          <w:rFonts w:ascii="Courier New" w:hAnsi="Courier New" w:cs="Courier New"/>
-          <w:b/>
-          <w:bCs/>
-        </w:rPr>
-        <w:t>rubric</w:t>
-      </w:r>
-      <w:r>
-        <w:rPr>
-          <w:rFonts w:ascii="Aptos" w:hAnsi="Aptos"/>
-        </w:rPr>
-        <w:t>: optional file uploads;</w:t>
-      </w:r>
-    </w:p>
-    <w:p>
-      <w:pPr>
-        <w:pStyle w:val="ListBullet"/>
-        <w:rPr>
-          <w:rFonts w:ascii="Aptos" w:hAnsi="Aptos"/>
-        </w:rPr>
-      </w:pPr>
-      <w:r>
-        <w:rPr>
-          <w:rFonts w:ascii="Aptos" w:hAnsi="Aptos"/>
-        </w:rPr>
-        <w:t xml:space="preserve">Grade moderation </w:t>
-      </w:r>
-      <w:r>
-        <w:rPr>
-          <w:rFonts w:ascii="Aptos" w:hAnsi="Aptos"/>
-        </w:rPr>
-        <w:t>settings;</w:t>
-      </w:r>
-    </w:p>
-    <w:p>
-      <w:pPr>
-        <w:pStyle w:val="ListBullet"/>
-        <w:rPr>
-          <w:rFonts w:ascii="Aptos" w:hAnsi="Aptos"/>
-        </w:rPr>
-      </w:pPr>
-      <w:r>
-        <w:rPr>
-          <w:rFonts w:ascii="Aptos" w:hAnsi="Aptos"/>
-        </w:rPr>
-        <w:t xml:space="preserve">Feedback moderation </w:t>
-      </w:r>
-      <w:r>
-        <w:rPr>
-          <w:rFonts w:ascii="Aptos" w:hAnsi="Aptos"/>
-        </w:rPr>
-        <w:t>settings</w:t>
-      </w:r>
-      <w:r>
-        <w:rPr>
-          <w:rFonts w:ascii="Aptos" w:hAnsi="Aptos"/>
-        </w:rPr>
-        <w:t>.</w:t>
-      </w:r>
-    </w:p>
-    <w:p>
-      <w:pPr>
-        <w:rPr>
-          <w:rFonts w:ascii="Aptos" w:hAnsi="Aptos"/>
-        </w:rPr>
-      </w:pPr>
-      <w:r>
-        <w:rPr>
-          <w:rFonts w:ascii="Aptos" w:hAnsi="Aptos"/>
-        </w:rPr>
-        <w:t>Grade moderation choices are:</w:t>
-      </w:r>
-    </w:p>
-    <w:p>
-      <w:pPr>
-        <w:pStyle w:val="ListBullet"/>
-        <w:rPr>
-          <w:rFonts w:ascii="Aptos" w:hAnsi="Aptos"/>
-        </w:rPr>
-      </w:pPr>
-      <w:r>
-        <w:rPr>
-          <w:rFonts w:ascii="Courier New" w:hAnsi="Courier New" w:cs="Courier New"/>
-          <w:b/>
-          <w:bCs/>
-        </w:rPr>
-        <w:t>l</w:t>
-      </w:r>
-      <w:r>
-        <w:rPr>
-          <w:rFonts w:ascii="Courier New" w:hAnsi="Courier New" w:cs="Courier New"/>
-          <w:b/>
-          <w:bCs/>
-        </w:rPr>
-        <w:t>inear</w:t>
-      </w:r>
-      <w:r>
-        <w:rPr>
-          <w:rFonts w:ascii="Aptos" w:hAnsi="Aptos"/>
-        </w:rPr>
-        <w:t xml:space="preserve">: using </w:t>
-      </w:r>
-      <w:r>
-        <w:rPr>
-          <w:rFonts w:ascii="Aptos" w:hAnsi="Aptos"/>
-        </w:rPr>
-        <w:t xml:space="preserve">a </w:t>
-      </w:r>
-      <w:r>
-        <w:rPr>
-          <w:rFonts w:ascii="Aptos" w:hAnsi="Aptos"/>
-        </w:rPr>
-        <w:t xml:space="preserve">float </w:t>
-      </w:r>
-      <w:r>
-        <w:rPr>
-          <w:rFonts w:ascii="Aptos" w:hAnsi="Aptos"/>
-        </w:rPr>
-        <w:t>multiplier and shift</w:t>
-      </w:r>
-      <w:r>
-        <w:rPr>
-          <w:rFonts w:ascii="Aptos" w:hAnsi="Aptos"/>
-        </w:rPr>
-        <w:t>;</w:t>
-      </w:r>
-    </w:p>
-    <w:p>
-      <w:pPr>
-        <w:pStyle w:val="ListBullet"/>
-        <w:rPr>
-          <w:rFonts w:ascii="Aptos" w:hAnsi="Aptos"/>
-        </w:rPr>
-      </w:pPr>
-      <w:r>
-        <w:rPr>
-          <w:rFonts w:ascii="Courier New" w:hAnsi="Courier New" w:cs="Courier New"/>
-          <w:b/>
-          <w:bCs/>
-        </w:rPr>
-        <w:t>z</w:t>
-      </w:r>
-      <w:r>
-        <w:rPr>
-          <w:rFonts w:ascii="Courier New" w:hAnsi="Courier New" w:cs="Courier New"/>
-          <w:b/>
-          <w:bCs/>
-        </w:rPr>
-        <w:t>-score</w:t>
-      </w:r>
-      <w:r>
-        <w:rPr>
-          <w:rFonts w:ascii="Aptos" w:hAnsi="Aptos"/>
-        </w:rPr>
-        <w:t>: m</w:t>
-      </w:r>
-      <w:r>
-        <w:rPr>
-          <w:rFonts w:ascii="Aptos" w:hAnsi="Aptos"/>
-        </w:rPr>
-        <w:t>ap</w:t>
-      </w:r>
-      <w:r>
-        <w:rPr>
-          <w:rFonts w:ascii="Aptos" w:hAnsi="Aptos"/>
-        </w:rPr>
-        <w:t>ping</w:t>
-      </w:r>
-      <w:r>
-        <w:rPr>
-          <w:rFonts w:ascii="Aptos" w:hAnsi="Aptos"/>
-        </w:rPr>
-        <w:t xml:space="preserve"> the raw distribution to a target mean and target standard deviation.</w:t>
-      </w:r>
-    </w:p>
-    <w:p>
-      <w:pPr>
-        <w:rPr>
-          <w:rFonts w:ascii="Aptos" w:hAnsi="Aptos"/>
-        </w:rPr>
-      </w:pPr>
-      <w:r>
-        <w:rPr>
-          <w:rFonts w:ascii="Aptos" w:hAnsi="Aptos"/>
-        </w:rPr>
-        <w:t>Feedback moderation fields currently include:</w:t>
-      </w:r>
-    </w:p>
-    <w:p>
-      <w:pPr>
-        <w:pStyle w:val="ListBullet"/>
-        <w:rPr>
-          <w:rFonts w:ascii="Aptos" w:hAnsi="Aptos"/>
-        </w:rPr>
-      </w:pPr>
-      <w:proofErr w:type="spellStart"/>
-      <w:r>
-        <w:rPr>
-          <w:rFonts w:ascii="Courier New" w:hAnsi="Courier New" w:cs="Courier New"/>
-          <w:b/>
-          <w:bCs/>
-        </w:rPr>
-        <w:t>feedback_tone</w:t>
-      </w:r>
-      <w:proofErr w:type="spellEnd"/>
-      <w:r>
-        <w:rPr>
-          <w:rFonts w:ascii="Aptos" w:hAnsi="Aptos"/>
-        </w:rPr>
-        <w:t>: formal or friendly</w:t>
-      </w:r>
-      <w:r>
-        <w:rPr>
-          <w:rFonts w:ascii="Aptos" w:hAnsi="Aptos"/>
-        </w:rPr>
-        <w:t>;</w:t>
-      </w:r>
-    </w:p>
-    <w:p>
-      <w:pPr>
-        <w:pStyle w:val="ListBullet"/>
-        <w:rPr>
-          <w:rFonts w:ascii="Aptos" w:hAnsi="Aptos"/>
-        </w:rPr>
-      </w:pPr>
-      <w:proofErr w:type="spellStart"/>
-      <w:r>
-        <w:rPr>
-          <w:rFonts w:ascii="Courier New" w:hAnsi="Courier New" w:cs="Courier New"/>
-          <w:b/>
-          <w:bCs/>
-        </w:rPr>
-        <w:t>feedback_length_min</w:t>
-      </w:r>
-      <w:proofErr w:type="spellEnd"/>
-      <w:r>
-        <w:rPr>
-          <w:rFonts w:ascii="Aptos" w:hAnsi="Aptos"/>
-        </w:rPr>
-        <w:t xml:space="preserve"> and </w:t>
-      </w:r>
-      <w:proofErr w:type="spellStart"/>
-      <w:r>
-        <w:rPr>
-          <w:rFonts w:ascii="Courier New" w:hAnsi="Courier New" w:cs="Courier New"/>
-          <w:b/>
-          <w:bCs/>
-        </w:rPr>
-        <w:t>feedback_length_max</w:t>
-      </w:r>
-      <w:proofErr w:type="spellEnd"/>
-      <w:r>
-        <w:rPr>
-          <w:rFonts w:ascii="Aptos" w:hAnsi="Aptos"/>
-        </w:rPr>
-        <w:t>;</w:t>
-      </w:r>
-    </w:p>
-    <w:p>
-      <w:pPr>
-        <w:pStyle w:val="ListBullet"/>
-        <w:rPr>
-          <w:rFonts w:ascii="Aptos" w:hAnsi="Aptos"/>
-        </w:rPr>
-      </w:pPr>
-      <w:r>
-        <w:rPr>
-          <w:rFonts w:ascii="Courier New" w:hAnsi="Courier New" w:cs="Courier New"/>
-          <w:b/>
-          <w:bCs/>
-        </w:rPr>
-        <w:t>feedback_moderation_requests</w:t>
-      </w:r>
-      <w:r>
-        <w:rPr>
-          <w:rFonts w:ascii="Aptos" w:hAnsi="Aptos"/>
-        </w:rPr>
-        <w:t>: free-text requests from the course lead</w:t>
-      </w:r>
-      <w:r>
-        <w:rPr>
-          <w:rFonts w:ascii="Aptos" w:hAnsi="Aptos"/>
-        </w:rPr>
-        <w:t>;</w:t>
-      </w:r>
-    </w:p>
-    <w:p>
-      <w:pPr>
-        <w:pStyle w:val="ListBullet"/>
-        <w:rPr>
-          <w:rFonts w:ascii="Aptos" w:hAnsi="Aptos"/>
-        </w:rPr>
-      </w:pPr>
-      <w:r>
-        <w:rPr>
-          <w:rFonts w:ascii="Courier New" w:hAnsi="Courier New" w:cs="Courier New"/>
-          <w:b/>
-          <w:bCs/>
-        </w:rPr>
-        <w:t>feedback_moderation_prompt</w:t>
-      </w:r>
-      <w:r>
-        <w:rPr>
-          <w:rFonts w:ascii="Aptos" w:hAnsi="Aptos"/>
-        </w:rPr>
-        <w:t>: generated prompt storage field, currently populated with a placeholder.</w:t>
-      </w:r>
-    </w:p>
-    <w:p>
-      <w:pPr>
-        <w:rPr>
-          <w:rFonts w:ascii="Aptos" w:hAnsi="Aptos"/>
-        </w:rPr>
-      </w:pPr>
-      <w:r>
-        <w:rPr>
-          <w:rFonts w:ascii="Aptos" w:hAnsi="Aptos"/>
-        </w:rPr>
-        <w:t>Assignment names are unique within a course.</w:t>
-      </w:r>
-    </w:p>
-    <w:p>
-      <w:pPr>
-        <w:rPr>
-          <w:rFonts w:ascii="Aptos" w:hAnsi="Aptos"/>
-        </w:rPr>
-      </w:pPr>
-    </w:p>
-    <w:p>
-      <w:pPr>
-        <w:pStyle w:val="Heading3"/>
-        <w:rPr>
-          <w:rFonts w:ascii="Aptos" w:hAnsi="Aptos"/>
-          <w:b/>
-          <w:bCs/>
-        </w:rPr>
-      </w:pPr>
-      <w:r>
-        <w:rPr>
-          <w:rFonts w:ascii="Aptos" w:hAnsi="Aptos"/>
-          <w:b/>
-          <w:bCs/>
-        </w:rPr>
-        <w:t>MarkedSubmission</w:t>
-      </w:r>
-    </w:p>
-    <w:p>
-      <w:pPr>
-        <w:rPr>
-          <w:rFonts w:ascii="Aptos" w:hAnsi="Aptos"/>
-        </w:rPr>
-      </w:pPr>
-      <w:r>
-        <w:rPr>
-          <w:rFonts w:ascii="Aptos" w:hAnsi="Aptos"/>
-        </w:rPr>
-        <w:t xml:space="preserve">A </w:t>
-      </w:r>
-      <w:r>
-        <w:rPr>
-          <w:rFonts w:ascii="Courier New" w:hAnsi="Courier New" w:cs="Courier New"/>
-          <w:b/>
-          <w:bCs/>
-        </w:rPr>
-        <w:t>MarkedSubmission</w:t>
-      </w:r>
-      <w:r>
-        <w:rPr>
-          <w:rFonts w:ascii="Aptos" w:hAnsi="Aptos"/>
-        </w:rPr>
-        <w:t xml:space="preserve"> represents one marker’s </w:t>
-      </w:r>
-      <w:r>
-        <w:rPr>
-          <w:rFonts w:ascii="Aptos" w:hAnsi="Aptos"/>
-        </w:rPr>
-        <w:t>marking</w:t>
-      </w:r>
-      <w:r>
-        <w:rPr>
-          <w:rFonts w:ascii="Aptos" w:hAnsi="Aptos"/>
-        </w:rPr>
-        <w:t xml:space="preserve"> for one student </w:t>
-      </w:r>
-      <w:r>
-        <w:rPr>
-          <w:rFonts w:ascii="Aptos" w:hAnsi="Aptos"/>
-        </w:rPr>
-        <w:t>in one</w:t>
-      </w:r>
-      <w:r>
-        <w:rPr>
-          <w:rFonts w:ascii="Aptos" w:hAnsi="Aptos"/>
-        </w:rPr>
-        <w:t xml:space="preserve"> assignment. It stores:</w:t>
-      </w:r>
-    </w:p>
-    <w:p>
-      <w:pPr>
-        <w:pStyle w:val="ListBullet"/>
-        <w:rPr>
-          <w:rFonts w:ascii="Aptos" w:hAnsi="Aptos"/>
-        </w:rPr>
-      </w:pPr>
-      <w:r>
-        <w:rPr>
-          <w:rFonts w:ascii="Courier New" w:hAnsi="Courier New" w:cs="Courier New"/>
-          <w:b/>
-          <w:bCs/>
-        </w:rPr>
-        <w:t>student_cid:</w:t>
-      </w:r>
-      <w:r>
-        <w:rPr>
-          <w:rFonts w:ascii="Aptos" w:hAnsi="Aptos"/>
-        </w:rPr>
-        <w:t xml:space="preserve"> an eight-digit numeric student identifier</w:t>
-      </w:r>
-      <w:r>
-        <w:rPr>
-          <w:rFonts w:ascii="Aptos" w:hAnsi="Aptos"/>
-        </w:rPr>
-        <w:t>;</w:t>
-      </w:r>
-    </w:p>
-    <w:p>
-      <w:pPr>
-        <w:pStyle w:val="ListBullet"/>
-        <w:rPr>
-          <w:rFonts w:ascii="Aptos" w:hAnsi="Aptos"/>
-        </w:rPr>
-      </w:pPr>
-      <w:r>
-        <w:rPr>
-          <w:rFonts w:ascii="Courier New" w:hAnsi="Courier New" w:cs="Courier New"/>
-          <w:b/>
-          <w:bCs/>
-        </w:rPr>
-        <w:t>marker:</w:t>
-      </w:r>
-      <w:r>
-        <w:rPr>
-          <w:rFonts w:ascii="Aptos" w:hAnsi="Aptos"/>
-        </w:rPr>
-        <w:t xml:space="preserve"> the </w:t>
-      </w:r>
-      <w:r>
-        <w:rPr>
-          <w:rFonts w:ascii="Courier New" w:hAnsi="Courier New" w:cs="Courier New"/>
-          <w:b/>
-          <w:bCs/>
-        </w:rPr>
-        <w:t>U</w:t>
-      </w:r>
-      <w:r>
-        <w:rPr>
-          <w:rFonts w:ascii="Courier New" w:hAnsi="Courier New" w:cs="Courier New"/>
-          <w:b/>
-          <w:bCs/>
-        </w:rPr>
-        <w:t>ser</w:t>
-      </w:r>
-      <w:r>
-        <w:rPr>
-          <w:rFonts w:ascii="Aptos" w:hAnsi="Aptos"/>
-        </w:rPr>
-        <w:t xml:space="preserve"> who marked it</w:t>
-      </w:r>
-      <w:r>
-        <w:rPr>
-          <w:rFonts w:ascii="Aptos" w:hAnsi="Aptos"/>
-        </w:rPr>
-        <w:t>;</w:t>
-      </w:r>
-    </w:p>
-    <w:p>
-      <w:pPr>
-        <w:pStyle w:val="ListBullet"/>
-        <w:rPr>
-          <w:rFonts w:ascii="Aptos" w:hAnsi="Aptos"/>
-        </w:rPr>
-      </w:pPr>
-      <w:r>
-        <w:rPr>
-          <w:rFonts w:ascii="Courier New" w:hAnsi="Courier New" w:cs="Courier New"/>
-          <w:b/>
-          <w:bCs/>
-        </w:rPr>
-        <w:t>assignment:</w:t>
-      </w:r>
-      <w:r>
-        <w:rPr>
-          <w:rFonts w:ascii="Aptos" w:hAnsi="Aptos"/>
-        </w:rPr>
-        <w:t xml:space="preserve"> the </w:t>
-      </w:r>
-      <w:r>
-        <w:rPr>
-          <w:rFonts w:ascii="Courier New" w:hAnsi="Courier New" w:cs="Courier New"/>
-          <w:b/>
-          <w:bCs/>
-        </w:rPr>
-        <w:t>Assignment</w:t>
-      </w:r>
-      <w:r>
-        <w:rPr>
-          <w:rFonts w:ascii="Aptos" w:hAnsi="Aptos"/>
-        </w:rPr>
-        <w:t xml:space="preserve"> for which the student is being marked;</w:t>
-      </w:r>
-    </w:p>
-    <w:p>
-      <w:pPr>
-        <w:pStyle w:val="ListBullet"/>
-        <w:rPr>
-          <w:rFonts w:ascii="Aptos" w:hAnsi="Aptos"/>
-        </w:rPr>
-      </w:pPr>
-      <w:proofErr w:type="spellStart"/>
-      <w:r>
-        <w:rPr>
-          <w:rFonts w:ascii="Courier New" w:hAnsi="Courier New" w:cs="Courier New"/>
-          <w:b/>
-          <w:bCs/>
-        </w:rPr>
-        <w:t>marker_grade</w:t>
-      </w:r>
-      <w:proofErr w:type="spellEnd"/>
-      <w:r>
-        <w:rPr>
-          <w:rFonts w:ascii="Courier New" w:hAnsi="Courier New" w:cs="Courier New"/>
-          <w:b/>
-          <w:bCs/>
-        </w:rPr>
-        <w:t>:</w:t>
-      </w:r>
-      <w:r>
-        <w:rPr>
-          <w:rFonts w:ascii="Aptos" w:hAnsi="Aptos"/>
-        </w:rPr>
-        <w:t xml:space="preserve"> the original grade</w:t>
-      </w:r>
-      <w:r>
-        <w:rPr>
-          <w:rFonts w:ascii="Aptos" w:hAnsi="Aptos"/>
-        </w:rPr>
-        <w:t>;</w:t>
-      </w:r>
-    </w:p>
-    <w:p>
-      <w:pPr>
-        <w:pStyle w:val="ListBullet"/>
-        <w:rPr>
-          <w:rFonts w:ascii="Aptos" w:hAnsi="Aptos"/>
-        </w:rPr>
-      </w:pPr>
-      <w:r>
-        <w:rPr>
-          <w:rFonts w:ascii="Courier New" w:hAnsi="Courier New" w:cs="Courier New"/>
-          <w:b/>
-          <w:bCs/>
-        </w:rPr>
-        <w:t>initial_marker_feedback:</w:t>
-      </w:r>
-      <w:r>
-        <w:rPr>
-          <w:rFonts w:ascii="Aptos" w:hAnsi="Aptos"/>
-        </w:rPr>
-        <w:t xml:space="preserve"> the marker’s first feedback draft</w:t>
-      </w:r>
-      <w:r>
-        <w:rPr>
-          <w:rFonts w:ascii="Aptos" w:hAnsi="Aptos"/>
-        </w:rPr>
-        <w:t>;</w:t>
-      </w:r>
-    </w:p>
-    <w:p>
-      <w:pPr>
-        <w:pStyle w:val="ListBullet"/>
-        <w:rPr>
-          <w:rFonts w:ascii="Aptos" w:hAnsi="Aptos"/>
-        </w:rPr>
-      </w:pPr>
-      <w:proofErr w:type="spellStart"/>
-      <w:r>
-        <w:rPr>
-          <w:rFonts w:ascii="Courier New" w:hAnsi="Courier New" w:cs="Courier New"/>
-          <w:b/>
-          <w:bCs/>
-        </w:rPr>
-        <w:t>suggested_improvements</w:t>
-      </w:r>
-      <w:proofErr w:type="spellEnd"/>
-      <w:r>
-        <w:rPr>
-          <w:rFonts w:ascii="Courier New" w:hAnsi="Courier New" w:cs="Courier New"/>
-          <w:b/>
-          <w:bCs/>
-        </w:rPr>
-        <w:t>:</w:t>
-      </w:r>
-      <w:r>
-        <w:rPr>
-          <w:rFonts w:ascii="Aptos" w:hAnsi="Aptos"/>
-        </w:rPr>
-        <w:t xml:space="preserve"> LLM-generated suggestions</w:t>
-      </w:r>
-      <w:r>
-        <w:rPr>
-          <w:rFonts w:ascii="Aptos" w:hAnsi="Aptos"/>
-        </w:rPr>
-        <w:t>;</w:t>
-      </w:r>
-    </w:p>
-    <w:p>
-      <w:pPr>
-        <w:pStyle w:val="ListBullet"/>
-        <w:rPr>
-          <w:rFonts w:ascii="Aptos" w:hAnsi="Aptos"/>
-        </w:rPr>
-      </w:pPr>
-      <w:r>
-        <w:rPr>
-          <w:rFonts w:ascii="Courier New" w:hAnsi="Courier New" w:cs="Courier New"/>
-          <w:b/>
-          <w:bCs/>
-        </w:rPr>
-        <w:t>improved_marker_feedback:</w:t>
-      </w:r>
-      <w:r>
-        <w:rPr>
-          <w:rFonts w:ascii="Aptos" w:hAnsi="Aptos"/>
-        </w:rPr>
-        <w:t xml:space="preserve"> the marker’s revised feedback</w:t>
-      </w:r>
-      <w:r>
-        <w:rPr>
-          <w:rFonts w:ascii="Aptos" w:hAnsi="Aptos"/>
-        </w:rPr>
-        <w:t>;</w:t>
-      </w:r>
-    </w:p>
-    <w:p>
-      <w:pPr>
-        <w:pStyle w:val="ListBullet"/>
-        <w:rPr>
-          <w:rFonts w:ascii="Aptos" w:hAnsi="Aptos"/>
-        </w:rPr>
-      </w:pPr>
-      <w:proofErr w:type="spellStart"/>
-      <w:r>
-        <w:rPr>
-          <w:rFonts w:ascii="Courier New" w:hAnsi="Courier New" w:cs="Courier New"/>
-          <w:b/>
-          <w:bCs/>
-        </w:rPr>
-        <w:t>moderated_grade</w:t>
-      </w:r>
-      <w:proofErr w:type="spellEnd"/>
-      <w:r>
-        <w:rPr>
-          <w:rFonts w:ascii="Courier New" w:hAnsi="Courier New" w:cs="Courier New"/>
-          <w:b/>
-          <w:bCs/>
-        </w:rPr>
-        <w:t>:</w:t>
-      </w:r>
-      <w:r>
-        <w:rPr>
-          <w:rFonts w:ascii="Aptos" w:hAnsi="Aptos"/>
-        </w:rPr>
-        <w:t xml:space="preserve"> grade after </w:t>
-      </w:r>
-      <w:r>
-        <w:rPr>
-          <w:rFonts w:ascii="Aptos" w:hAnsi="Aptos"/>
-        </w:rPr>
-        <w:t>assignment</w:t>
-      </w:r>
-      <w:r>
-        <w:rPr>
-          <w:rFonts w:ascii="Aptos" w:hAnsi="Aptos"/>
-        </w:rPr>
-        <w:t>-level moderation</w:t>
-      </w:r>
-      <w:r>
-        <w:rPr>
-          <w:rFonts w:ascii="Aptos" w:hAnsi="Aptos"/>
-        </w:rPr>
-        <w:t>;</w:t>
-      </w:r>
-    </w:p>
-    <w:p>
-      <w:pPr>
-        <w:pStyle w:val="ListBullet"/>
-        <w:rPr>
-          <w:rFonts w:ascii="Aptos" w:hAnsi="Aptos"/>
-        </w:rPr>
-      </w:pPr>
-      <w:proofErr w:type="spellStart"/>
-      <w:r>
-        <w:rPr>
-          <w:rFonts w:ascii="Courier New" w:hAnsi="Courier New" w:cs="Courier New"/>
-          <w:b/>
-          <w:bCs/>
-        </w:rPr>
-        <w:t>moderated_feedback</w:t>
-      </w:r>
-      <w:proofErr w:type="spellEnd"/>
-      <w:r>
-        <w:rPr>
-          <w:rFonts w:ascii="Courier New" w:hAnsi="Courier New" w:cs="Courier New"/>
-          <w:b/>
-          <w:bCs/>
-        </w:rPr>
-        <w:t>:</w:t>
+        <w:t>moderated_feedback:</w:t>
       </w:r>
       <w:r>
         <w:rPr>
@@ -3643,49 +3375,7 @@
           <w:rFonts w:ascii="Aptos" w:hAnsi="Aptos"/>
         </w:rPr>
         <w:lastRenderedPageBreak/>
-        <w:t xml:space="preserve">The combination of </w:t>
-      </w:r>
-      <w:proofErr w:type="gramStart"/>
-      <w:r>
-        <w:rPr>
-          <w:rFonts w:ascii="Aptos" w:hAnsi="Aptos"/>
-        </w:rPr>
-        <w:t>assignment</w:t>
-      </w:r>
-      <w:proofErr w:type="gramEnd"/>
-      <w:r>
-        <w:rPr>
-          <w:rFonts w:ascii="Aptos" w:hAnsi="Aptos"/>
-        </w:rPr>
-        <w:t xml:space="preserve">, student </w:t>
-      </w:r>
-      <w:proofErr w:type="gramStart"/>
-      <w:r>
-        <w:rPr>
-          <w:rFonts w:ascii="Aptos" w:hAnsi="Aptos"/>
-        </w:rPr>
-        <w:t>identifier</w:t>
-      </w:r>
-      <w:proofErr w:type="gramEnd"/>
-      <w:r>
-        <w:rPr>
-          <w:rFonts w:ascii="Aptos" w:hAnsi="Aptos"/>
-        </w:rPr>
-        <w:t xml:space="preserve"> and </w:t>
-      </w:r>
-      <w:proofErr w:type="gramStart"/>
-      <w:r>
-        <w:rPr>
-          <w:rFonts w:ascii="Aptos" w:hAnsi="Aptos"/>
-        </w:rPr>
-        <w:t>marker</w:t>
-      </w:r>
-      <w:proofErr w:type="gramEnd"/>
-      <w:r>
-        <w:rPr>
-          <w:rFonts w:ascii="Aptos" w:hAnsi="Aptos"/>
-        </w:rPr>
-        <w:t xml:space="preserve"> is unique.</w:t>
+        <w:t>The combination of assignment, student identifier and marker is unique.</w:t>
       </w:r>
     </w:p>
     <w:p/>
@@ -4580,25 +4270,7 @@
                 <w:b/>
                 <w:bCs/>
               </w:rPr>
-              <w:t>/app/</w:t>
-            </w:r>
-            <w:proofErr w:type="gramStart"/>
-            <w:r>
-              <w:rPr>
-                <w:rFonts w:ascii="Courier New" w:hAnsi="Courier New" w:cs="Courier New"/>
-                <w:b/>
-                <w:bCs/>
-              </w:rPr>
-              <w:t>new-course</w:t>
-            </w:r>
-            <w:proofErr w:type="gramEnd"/>
-            <w:r>
-              <w:rPr>
-                <w:rFonts w:ascii="Courier New" w:hAnsi="Courier New" w:cs="Courier New"/>
-                <w:b/>
-                <w:bCs/>
-              </w:rPr>
-              <w:t>/</w:t>
+              <w:t>/app/new-course/</w:t>
             </w:r>
           </w:p>
         </w:tc>
@@ -4983,21 +4655,7 @@
               <w:rPr>
                 <w:rFonts w:ascii="Aptos" w:hAnsi="Aptos"/>
               </w:rPr>
-              <w:t xml:space="preserve"> (with </w:t>
-            </w:r>
-            <w:proofErr w:type="gramStart"/>
-            <w:r>
-              <w:rPr>
-                <w:rFonts w:ascii="Aptos" w:hAnsi="Aptos"/>
-              </w:rPr>
-              <w:t>marker</w:t>
-            </w:r>
-            <w:proofErr w:type="gramEnd"/>
-            <w:r>
-              <w:rPr>
-                <w:rFonts w:ascii="Aptos" w:hAnsi="Aptos"/>
-              </w:rPr>
-              <w:t xml:space="preserve"> only able to export their own marked submissions)</w:t>
+              <w:t xml:space="preserve"> (with marker only able to export their own marked submissions)</w:t>
             </w:r>
           </w:p>
         </w:tc>
@@ -5552,35 +5210,7 @@
         <w:rPr>
           <w:rFonts w:ascii="Aptos" w:hAnsi="Aptos"/>
         </w:rPr>
-        <w:t xml:space="preserve">: </w:t>
-      </w:r>
-      <w:proofErr w:type="gramStart"/>
-      <w:r>
-        <w:rPr>
-          <w:rFonts w:ascii="Aptos" w:hAnsi="Aptos"/>
-        </w:rPr>
-        <w:t>creates</w:t>
-      </w:r>
-      <w:proofErr w:type="gramEnd"/>
-      <w:r>
-        <w:rPr>
-          <w:rFonts w:ascii="Aptos" w:hAnsi="Aptos"/>
-        </w:rPr>
-        <w:t xml:space="preserve"> or updates courses and </w:t>
-      </w:r>
-      <w:proofErr w:type="gramStart"/>
-      <w:r>
-        <w:rPr>
-          <w:rFonts w:ascii="Aptos" w:hAnsi="Aptos"/>
-        </w:rPr>
-        <w:t>selects</w:t>
-      </w:r>
-      <w:proofErr w:type="gramEnd"/>
-      <w:r>
-        <w:rPr>
-          <w:rFonts w:ascii="Aptos" w:hAnsi="Aptos"/>
-        </w:rPr>
-        <w:t xml:space="preserve"> course markers</w:t>
+        <w:t>: creates or updates courses and selects course markers</w:t>
       </w:r>
       <w:r>
         <w:rPr>
@@ -5624,7 +5254,6 @@
           <w:rFonts w:ascii="Aptos" w:hAnsi="Aptos"/>
         </w:rPr>
       </w:pPr>
-      <w:proofErr w:type="spellStart"/>
       <w:r>
         <w:rPr>
           <w:rFonts w:ascii="Courier New" w:hAnsi="Courier New" w:cs="Courier New"/>
@@ -5633,7 +5262,6 @@
         </w:rPr>
         <w:t>GradeModerationForm</w:t>
       </w:r>
-      <w:proofErr w:type="spellEnd"/>
       <w:r>
         <w:rPr>
           <w:rFonts w:ascii="Aptos" w:hAnsi="Aptos"/>
@@ -6135,6 +5763,7 @@
       <w:r>
         <w:rPr>
           <w:rFonts w:ascii="Aptos" w:hAnsi="Aptos"/>
+          <w:noProof/>
         </w:rPr>
         <w:drawing>
           <wp:inline distT="0" distB="0" distL="0" distR="0" wp14:anchorId="4C92E561" wp14:editId="351F58D4">
@@ -6249,6 +5878,7 @@
       <w:r>
         <w:rPr>
           <w:rFonts w:ascii="Aptos" w:hAnsi="Aptos"/>
+          <w:noProof/>
         </w:rPr>
         <w:drawing>
           <wp:inline distT="0" distB="0" distL="0" distR="0" wp14:anchorId="0DA7294D" wp14:editId="540FB77A">
@@ -6362,15 +5992,8 @@
         <w:rPr>
           <w:rFonts w:ascii="Aptos" w:hAnsi="Aptos"/>
         </w:rPr>
-        <w:t>e</w:t>
-      </w:r>
-      <w:r>
-        <w:rPr>
-          <w:rFonts w:ascii="Aptos" w:hAnsi="Aptos"/>
-        </w:rPr>
-        <w:t xml:space="preserve">, and only </w:t>
-      </w:r>
-      <w:proofErr w:type="spellStart"/>
+        <w:t xml:space="preserve">e, and only </w:t>
+      </w:r>
       <w:r>
         <w:rPr>
           <w:rFonts w:ascii="Courier New" w:hAnsi="Courier New" w:cs="Courier New"/>
@@ -6379,7 +6002,6 @@
         </w:rPr>
         <w:t>MarkedSubmissions</w:t>
       </w:r>
-      <w:proofErr w:type="spellEnd"/>
       <w:r>
         <w:rPr>
           <w:rFonts w:ascii="Aptos" w:hAnsi="Aptos"/>
@@ -6465,6 +6087,7 @@
       <w:r>
         <w:rPr>
           <w:rFonts w:ascii="Aptos" w:hAnsi="Aptos"/>
+          <w:noProof/>
           <w:sz w:val="17"/>
         </w:rPr>
         <w:drawing>
@@ -6514,16 +6137,8 @@
         <w:rPr>
           <w:rFonts w:ascii="Aptos" w:hAnsi="Aptos"/>
         </w:rPr>
-        <w:t xml:space="preserve">These functions currently return placeholders. They should be replaced with </w:t>
-      </w:r>
-      <w:proofErr w:type="gramStart"/>
-      <w:r>
-        <w:rPr>
-          <w:rFonts w:ascii="Aptos" w:hAnsi="Aptos"/>
-        </w:rPr>
-        <w:t>a tested</w:t>
-      </w:r>
-      <w:proofErr w:type="gramEnd"/>
+        <w:t>These functions currently return placeholders. They should be replaced with a tested</w:t>
+      </w:r>
       <w:r>
         <w:rPr>
           <w:rFonts w:ascii="Aptos" w:hAnsi="Aptos"/>
@@ -6619,23 +6234,13 @@
           <w:rFonts w:ascii="Aptos" w:hAnsi="Aptos"/>
         </w:rPr>
       </w:pPr>
-      <w:proofErr w:type="spellStart"/>
       <w:r>
         <w:rPr>
           <w:rFonts w:ascii="Courier New" w:hAnsi="Courier New" w:cs="Courier New"/>
           <w:b/>
           <w:bCs/>
         </w:rPr>
-        <w:t>get_suggested_improvements_prompt</w:t>
-      </w:r>
-      <w:proofErr w:type="spellEnd"/>
-      <w:r>
-        <w:rPr>
-          <w:rFonts w:ascii="Courier New" w:hAnsi="Courier New" w:cs="Courier New"/>
-          <w:b/>
-          <w:bCs/>
-        </w:rPr>
-        <w:t>(submission)</w:t>
+        <w:t>get_suggested_improvements_prompt(submission)</w:t>
       </w:r>
       <w:r>
         <w:rPr>
@@ -6942,7 +6547,6 @@
         </w:rPr>
         <w:t xml:space="preserve">, as expected by the existing </w:t>
       </w:r>
-      <w:proofErr w:type="spellStart"/>
       <w:r>
         <w:rPr>
           <w:rFonts w:ascii="Courier New" w:hAnsi="Courier New" w:cs="Courier New"/>
@@ -6951,7 +6555,6 @@
         </w:rPr>
         <w:t>MarkedSubmission</w:t>
       </w:r>
-      <w:proofErr w:type="spellEnd"/>
       <w:r>
         <w:rPr>
           <w:rFonts w:ascii="Aptos" w:hAnsi="Aptos"/>
@@ -7280,7 +6883,6 @@
         </w:rPr>
         <w:t xml:space="preserve"> (</w:t>
       </w:r>
-      <w:proofErr w:type="gramStart"/>
       <w:r>
         <w:rPr>
           <w:rFonts w:ascii="Aptos" w:hAnsi="Aptos"/>
@@ -7289,7 +6891,6 @@
         </w:rPr>
         <w:t>feed-forward</w:t>
       </w:r>
-      <w:proofErr w:type="gramEnd"/>
       <w:r>
         <w:rPr>
           <w:rFonts w:ascii="Aptos" w:hAnsi="Aptos"/>
@@ -7395,21 +6996,7 @@
         <w:rPr>
           <w:rFonts w:ascii="Aptos" w:hAnsi="Aptos"/>
         </w:rPr>
-        <w:t xml:space="preserve">The improved and </w:t>
-      </w:r>
-      <w:proofErr w:type="gramStart"/>
-      <w:r>
-        <w:rPr>
-          <w:rFonts w:ascii="Aptos" w:hAnsi="Aptos"/>
-        </w:rPr>
-        <w:t>moderated</w:t>
-      </w:r>
-      <w:proofErr w:type="gramEnd"/>
-      <w:r>
-        <w:rPr>
-          <w:rFonts w:ascii="Aptos" w:hAnsi="Aptos"/>
-        </w:rPr>
-        <w:t xml:space="preserve"> feedback should be grounded in the assignment specification, rubric, marking criteria and learning outcomes. </w:t>
+        <w:t xml:space="preserve">The improved and moderated feedback should be grounded in the assignment specification, rubric, marking criteria and learning outcomes. </w:t>
       </w:r>
     </w:p>
     <w:p>
@@ -7429,37 +7016,7 @@
         <w:rPr>
           <w:rFonts w:ascii="Aptos" w:hAnsi="Aptos"/>
         </w:rPr>
-        <w:t>F</w:t>
-      </w:r>
-      <w:r>
-        <w:rPr>
-          <w:rFonts w:ascii="Aptos" w:hAnsi="Aptos"/>
-        </w:rPr>
-        <w:t xml:space="preserve">eedback should identify </w:t>
-      </w:r>
-      <w:r>
-        <w:rPr>
-          <w:rFonts w:ascii="Aptos" w:hAnsi="Aptos"/>
-        </w:rPr>
-        <w:t>specific features</w:t>
-      </w:r>
-      <w:r>
-        <w:rPr>
-          <w:rFonts w:ascii="Aptos" w:hAnsi="Aptos"/>
-        </w:rPr>
-        <w:t xml:space="preserve"> of the student’s work and connect </w:t>
-      </w:r>
-      <w:r>
-        <w:rPr>
-          <w:rFonts w:ascii="Aptos" w:hAnsi="Aptos"/>
-        </w:rPr>
-        <w:t>them</w:t>
-      </w:r>
-      <w:r>
-        <w:rPr>
-          <w:rFonts w:ascii="Aptos" w:hAnsi="Aptos"/>
-        </w:rPr>
-        <w:t xml:space="preserve"> to a criterion. </w:t>
+        <w:t xml:space="preserve">Feedback should identify specific features of the student’s work and connect them to a criterion. </w:t>
       </w:r>
     </w:p>
     <w:p>
@@ -7479,21 +7036,7 @@
         <w:rPr>
           <w:rFonts w:ascii="Aptos" w:hAnsi="Aptos"/>
         </w:rPr>
-        <w:t xml:space="preserve">The LLM should be instructed not to invent criteria, </w:t>
-      </w:r>
-      <w:proofErr w:type="spellStart"/>
-      <w:r>
-        <w:rPr>
-          <w:rFonts w:ascii="Aptos" w:hAnsi="Aptos"/>
-        </w:rPr>
-        <w:t>penalise</w:t>
-      </w:r>
-      <w:proofErr w:type="spellEnd"/>
-      <w:r>
-        <w:rPr>
-          <w:rFonts w:ascii="Aptos" w:hAnsi="Aptos"/>
-        </w:rPr>
-        <w:t xml:space="preserve"> work for requirements absent from the rubric, or make claims that cannot be supported by the supplied evidence.</w:t>
+        <w:t>The LLM should be instructed not to invent criteria, penalise work for requirements absent from the rubric, or make claims that cannot be supported by the supplied evidence.</w:t>
       </w:r>
       <w:r>
         <w:rPr>
@@ -7602,21 +7145,7 @@
         <w:rPr>
           <w:rFonts w:ascii="Aptos" w:hAnsi="Aptos"/>
         </w:rPr>
-        <w:t xml:space="preserve">“Friendly” should not mean informal, </w:t>
-      </w:r>
-      <w:proofErr w:type="spellStart"/>
-      <w:r>
-        <w:rPr>
-          <w:rFonts w:ascii="Aptos" w:hAnsi="Aptos"/>
-        </w:rPr>
-        <w:t>patronising</w:t>
-      </w:r>
-      <w:proofErr w:type="spellEnd"/>
-      <w:r>
-        <w:rPr>
-          <w:rFonts w:ascii="Aptos" w:hAnsi="Aptos"/>
-        </w:rPr>
-        <w:t xml:space="preserve"> or excessively positive. </w:t>
+        <w:t xml:space="preserve">“Friendly” should not mean informal, patronising or excessively positive. </w:t>
       </w:r>
     </w:p>
     <w:p>
@@ -7703,25 +7232,7 @@
         <w:rPr>
           <w:rFonts w:ascii="Aptos" w:hAnsi="Aptos"/>
         </w:rPr>
-        <w:t xml:space="preserve">The </w:t>
-      </w:r>
-      <w:r>
-        <w:rPr>
-          <w:rFonts w:ascii="Aptos" w:hAnsi="Aptos"/>
-        </w:rPr>
-        <w:t xml:space="preserve">LLM suggestions should </w:t>
-      </w:r>
-      <w:r>
-        <w:rPr>
-          <w:rFonts w:ascii="Aptos" w:hAnsi="Aptos"/>
-        </w:rPr>
-        <w:t>remain</w:t>
-      </w:r>
-      <w:r>
-        <w:rPr>
-          <w:rFonts w:ascii="Aptos" w:hAnsi="Aptos"/>
-        </w:rPr>
-        <w:t xml:space="preserve"> </w:t>
+        <w:t xml:space="preserve">The LLM suggestions should remain </w:t>
       </w:r>
       <w:r>
         <w:rPr>
@@ -7735,25 +7246,7 @@
         <w:rPr>
           <w:rFonts w:ascii="Aptos" w:hAnsi="Aptos"/>
         </w:rPr>
-        <w:t xml:space="preserve"> (as expected by the current implementation), so t</w:t>
-      </w:r>
-      <w:r>
-        <w:rPr>
-          <w:rFonts w:ascii="Aptos" w:hAnsi="Aptos"/>
-        </w:rPr>
-        <w:t xml:space="preserve">he marker or course lead </w:t>
-      </w:r>
-      <w:r>
-        <w:rPr>
-          <w:rFonts w:ascii="Aptos" w:hAnsi="Aptos"/>
-        </w:rPr>
-        <w:t>can</w:t>
-      </w:r>
-      <w:r>
-        <w:rPr>
-          <w:rFonts w:ascii="Aptos" w:hAnsi="Aptos"/>
-        </w:rPr>
-        <w:t xml:space="preserve"> remain responsible for the academic judgement. </w:t>
+        <w:t xml:space="preserve"> (as expected by the current implementation), so the marker or course lead can remain responsible for the academic judgement. </w:t>
       </w:r>
     </w:p>
     <w:p>
@@ -7781,16 +7274,8 @@
         <w:rPr>
           <w:rFonts w:ascii="Aptos" w:hAnsi="Aptos"/>
         </w:rPr>
-        <w:t xml:space="preserve"> which text was written by the marker, which was suggested by the </w:t>
-      </w:r>
-      <w:proofErr w:type="gramStart"/>
-      <w:r>
-        <w:rPr>
-          <w:rFonts w:ascii="Aptos" w:hAnsi="Aptos"/>
-        </w:rPr>
-        <w:t>LLM</w:t>
-      </w:r>
-      <w:proofErr w:type="gramEnd"/>
+        <w:t xml:space="preserve"> which text was written by the marker, which was suggested by the LLM</w:t>
+      </w:r>
       <w:r>
         <w:rPr>
           <w:rFonts w:ascii="Aptos" w:hAnsi="Aptos"/>
@@ -8023,21 +7508,7 @@
         <w:rPr>
           <w:rFonts w:ascii="Aptos" w:hAnsi="Aptos"/>
         </w:rPr>
-        <w:t xml:space="preserve">Remove or </w:t>
-      </w:r>
-      <w:proofErr w:type="spellStart"/>
-      <w:r>
-        <w:rPr>
-          <w:rFonts w:ascii="Aptos" w:hAnsi="Aptos"/>
-        </w:rPr>
-        <w:t>minimise</w:t>
-      </w:r>
-      <w:proofErr w:type="spellEnd"/>
-      <w:r>
-        <w:rPr>
-          <w:rFonts w:ascii="Aptos" w:hAnsi="Aptos"/>
-        </w:rPr>
-        <w:t xml:space="preserve"> personal data</w:t>
+        <w:t>Remove or minimise personal data</w:t>
       </w:r>
       <w:r>
         <w:rPr>
@@ -8365,41 +7836,7 @@
           <w:b/>
           <w:bCs/>
         </w:rPr>
-        <w:t xml:space="preserve">ALLOWED_HOSTS </w:t>
-      </w:r>
-      <w:proofErr w:type="gramStart"/>
-      <w:r>
-        <w:rPr>
-          <w:rFonts w:ascii="Courier New" w:hAnsi="Courier New" w:cs="Courier New"/>
-          <w:b/>
-          <w:bCs/>
-        </w:rPr>
-        <w:t>= [</w:t>
-      </w:r>
-      <w:r>
-        <w:rPr>
-          <w:rFonts w:ascii="Courier New" w:hAnsi="Courier New" w:cs="Courier New"/>
-          <w:b/>
-          <w:bCs/>
-        </w:rPr>
-        <w:t>‘</w:t>
-      </w:r>
-      <w:proofErr w:type="gramEnd"/>
-      <w:r>
-        <w:rPr>
-          <w:rFonts w:ascii="Courier New" w:hAnsi="Courier New" w:cs="Courier New"/>
-          <w:b/>
-          <w:bCs/>
-        </w:rPr>
-        <w:t>*’</w:t>
-      </w:r>
-      <w:r>
-        <w:rPr>
-          <w:rFonts w:ascii="Courier New" w:hAnsi="Courier New" w:cs="Courier New"/>
-          <w:b/>
-          <w:bCs/>
-        </w:rPr>
-        <w:t>]</w:t>
+        <w:t>ALLOWED_HOSTS = [‘*’]</w:t>
       </w:r>
     </w:p>
     <w:p>
@@ -8639,25 +8076,7 @@
           <w:b/>
           <w:bCs/>
         </w:rPr>
-        <w:t xml:space="preserve">`python manage.py </w:t>
-      </w:r>
-      <w:proofErr w:type="spellStart"/>
-      <w:r>
-        <w:rPr>
-          <w:rFonts w:ascii="Courier New" w:hAnsi="Courier New" w:cs="Courier New"/>
-          <w:b/>
-          <w:bCs/>
-        </w:rPr>
-        <w:t>collectstatic</w:t>
-      </w:r>
-      <w:proofErr w:type="spellEnd"/>
-      <w:r>
-        <w:rPr>
-          <w:rFonts w:ascii="Courier New" w:hAnsi="Courier New" w:cs="Courier New"/>
-          <w:b/>
-          <w:bCs/>
-        </w:rPr>
-        <w:t>`</w:t>
+        <w:t>`python manage.py collectstatic`</w:t>
       </w:r>
       <w:r>
         <w:rPr>
@@ -8868,16 +8287,8 @@
         <w:rPr>
           <w:rFonts w:ascii="Aptos" w:hAnsi="Aptos"/>
         </w:rPr>
-        <w:t xml:space="preserve">Model constraints and deletion </w:t>
-      </w:r>
-      <w:proofErr w:type="spellStart"/>
-      <w:r>
-        <w:rPr>
-          <w:rFonts w:ascii="Aptos" w:hAnsi="Aptos"/>
-        </w:rPr>
-        <w:t>behaviour</w:t>
-      </w:r>
-      <w:proofErr w:type="spellEnd"/>
+        <w:t>Model constraints and deletion behaviour</w:t>
+      </w:r>
       <w:r>
         <w:rPr>
           <w:rFonts w:ascii="Aptos" w:hAnsi="Aptos"/>
@@ -9044,16 +8455,8 @@
         <w:rPr>
           <w:rFonts w:ascii="Aptos" w:hAnsi="Aptos"/>
         </w:rPr>
-        <w:t xml:space="preserve">Authentication and SSO callback </w:t>
-      </w:r>
-      <w:proofErr w:type="spellStart"/>
-      <w:r>
-        <w:rPr>
-          <w:rFonts w:ascii="Aptos" w:hAnsi="Aptos"/>
-        </w:rPr>
-        <w:t>behaviour</w:t>
-      </w:r>
-      <w:proofErr w:type="spellEnd"/>
+        <w:t>Authentication and SSO callback behaviour</w:t>
+      </w:r>
       <w:r>
         <w:rPr>
           <w:rFonts w:ascii="Aptos" w:hAnsi="Aptos"/>
@@ -9076,21 +8479,7 @@
         <w:rPr>
           <w:rFonts w:ascii="Aptos" w:hAnsi="Aptos"/>
         </w:rPr>
-        <w:t xml:space="preserve">LLM </w:t>
-      </w:r>
-      <w:proofErr w:type="gramStart"/>
-      <w:r>
-        <w:rPr>
-          <w:rFonts w:ascii="Aptos" w:hAnsi="Aptos"/>
-        </w:rPr>
-        <w:t>prompt</w:t>
-      </w:r>
-      <w:proofErr w:type="gramEnd"/>
-      <w:r>
-        <w:rPr>
-          <w:rFonts w:ascii="Aptos" w:hAnsi="Aptos"/>
-        </w:rPr>
-        <w:t xml:space="preserve"> generation using representative pedagogical scenarios</w:t>
+        <w:t>LLM prompt generation using representative pedagogical scenarios</w:t>
       </w:r>
       <w:r>
         <w:rPr>
@@ -10894,7 +10283,6 @@
   <w:style w:type="character" w:default="1" w:styleId="DefaultParagraphFont">
     <w:name w:val="Default Paragraph Font"/>
     <w:uiPriority w:val="1"/>
-    <w:semiHidden/>
     <w:unhideWhenUsed/>
   </w:style>
   <w:style w:type="table" w:default="1" w:styleId="TableNormal">

--- a/Feedback Loop Documentation.docx
+++ b/Feedback Loop Documentation.docx
@@ -459,11 +459,19 @@
         </w:rPr>
         <w:t xml:space="preserve"> </w:t>
       </w:r>
-      <w:r>
-        <w:rPr>
-          <w:rFonts w:ascii="Aptos" w:hAnsi="Aptos"/>
-        </w:rPr>
-        <w:t>pedagogically-informed LLM-generated suggestions, which they can use to improve their initial feedback.</w:t>
+      <w:proofErr w:type="gramStart"/>
+      <w:r>
+        <w:rPr>
+          <w:rFonts w:ascii="Aptos" w:hAnsi="Aptos"/>
+        </w:rPr>
+        <w:t>pedagogically-informed</w:t>
+      </w:r>
+      <w:proofErr w:type="gramEnd"/>
+      <w:r>
+        <w:rPr>
+          <w:rFonts w:ascii="Aptos" w:hAnsi="Aptos"/>
+        </w:rPr>
+        <w:t xml:space="preserve"> LLM-generated suggestions, which they can use to improve their initial feedback.</w:t>
       </w:r>
     </w:p>
     <w:p>
@@ -633,7 +641,21 @@
         <w:rPr>
           <w:rFonts w:ascii="Aptos" w:hAnsi="Aptos"/>
         </w:rPr>
-        <w:t>Storage and display of improved feedback, moderated feedback</w:t>
+        <w:t xml:space="preserve">Storage and display of improved feedback, </w:t>
+      </w:r>
+      <w:proofErr w:type="gramStart"/>
+      <w:r>
+        <w:rPr>
+          <w:rFonts w:ascii="Aptos" w:hAnsi="Aptos"/>
+        </w:rPr>
+        <w:t>moderated</w:t>
+      </w:r>
+      <w:proofErr w:type="gramEnd"/>
+      <w:r>
+        <w:rPr>
+          <w:rFonts w:ascii="Aptos" w:hAnsi="Aptos"/>
+        </w:rPr>
+        <w:t xml:space="preserve"> feedback</w:t>
       </w:r>
       <w:r>
         <w:rPr>
@@ -1357,8 +1379,9 @@
           <w:b/>
           <w:bCs/>
         </w:rPr>
-        <w:t xml:space="preserve"> venv .venv</w:t>
-      </w:r>
+        <w:t xml:space="preserve"> </w:t>
+      </w:r>
+      <w:proofErr w:type="gramStart"/>
       <w:r>
         <w:rPr>
           <w:rStyle w:val="NormalTok"/>
@@ -1366,8 +1389,9 @@
           <w:b/>
           <w:bCs/>
         </w:rPr>
-        <w:br/>
-      </w:r>
+        <w:t>venv .venv</w:t>
+      </w:r>
+      <w:proofErr w:type="gramEnd"/>
       <w:r>
         <w:rPr>
           <w:rStyle w:val="NormalTok"/>
@@ -1379,26 +1403,46 @@
       </w:r>
       <w:r>
         <w:rPr>
-          <w:rFonts w:ascii="Aptos" w:hAnsi="Aptos"/>
-        </w:rPr>
-        <w:t>Activate it on macOS/Linux:</w:t>
-      </w:r>
-      <w:r>
-        <w:rPr>
-          <w:rFonts w:ascii="Courier New" w:hAnsi="Courier New" w:cs="Courier New"/>
-          <w:b/>
-          <w:bCs/>
-        </w:rPr>
-        <w:br/>
-      </w:r>
-      <w:r>
-        <w:rPr>
           <w:rStyle w:val="NormalTok"/>
           <w:rFonts w:ascii="Courier New" w:hAnsi="Courier New" w:cs="Courier New"/>
           <w:b/>
           <w:bCs/>
         </w:rPr>
-        <w:t>source .venv/bin/activate</w:t>
+        <w:br/>
+      </w:r>
+      <w:r>
+        <w:rPr>
+          <w:rFonts w:ascii="Aptos" w:hAnsi="Aptos"/>
+        </w:rPr>
+        <w:t>Activate it on macOS/Linux:</w:t>
+      </w:r>
+      <w:r>
+        <w:rPr>
+          <w:rFonts w:ascii="Courier New" w:hAnsi="Courier New" w:cs="Courier New"/>
+          <w:b/>
+          <w:bCs/>
+        </w:rPr>
+        <w:br/>
+      </w:r>
+      <w:proofErr w:type="gramStart"/>
+      <w:r>
+        <w:rPr>
+          <w:rStyle w:val="NormalTok"/>
+          <w:rFonts w:ascii="Courier New" w:hAnsi="Courier New" w:cs="Courier New"/>
+          <w:b/>
+          <w:bCs/>
+        </w:rPr>
+        <w:t>source .venv</w:t>
+      </w:r>
+      <w:proofErr w:type="gramEnd"/>
+      <w:r>
+        <w:rPr>
+          <w:rStyle w:val="NormalTok"/>
+          <w:rFonts w:ascii="Courier New" w:hAnsi="Courier New" w:cs="Courier New"/>
+          <w:b/>
+          <w:bCs/>
+        </w:rPr>
+        <w:t>/bin/activate</w:t>
       </w:r>
       <w:r>
         <w:rPr>
@@ -1692,6 +1736,50 @@
           <w:sz w:val="22"/>
           <w:szCs w:val="22"/>
         </w:rPr>
+        <w:t xml:space="preserve"> manage.py m</w:t>
+      </w:r>
+      <w:r>
+        <w:rPr>
+          <w:rStyle w:val="NormalTok"/>
+          <w:rFonts w:ascii="Courier New" w:eastAsiaTheme="minorEastAsia" w:hAnsi="Courier New" w:cs="Courier New"/>
+          <w:b/>
+          <w:bCs/>
+          <w:spacing w:val="0"/>
+          <w:sz w:val="22"/>
+          <w:szCs w:val="22"/>
+        </w:rPr>
+        <w:t>akemigrations app</w:t>
+      </w:r>
+      <w:r>
+        <w:rPr>
+          <w:rStyle w:val="NormalTok"/>
+          <w:rFonts w:ascii="Courier New" w:eastAsiaTheme="minorEastAsia" w:hAnsi="Courier New" w:cs="Courier New"/>
+          <w:b/>
+          <w:bCs/>
+          <w:spacing w:val="0"/>
+        </w:rPr>
+        <w:br/>
+      </w:r>
+      <w:r>
+        <w:rPr>
+          <w:rStyle w:val="NormalTok"/>
+          <w:rFonts w:ascii="Courier New" w:eastAsiaTheme="minorEastAsia" w:hAnsi="Courier New" w:cs="Courier New"/>
+          <w:b/>
+          <w:bCs/>
+          <w:spacing w:val="0"/>
+        </w:rPr>
+        <w:t>python</w:t>
+      </w:r>
+      <w:r>
+        <w:rPr>
+          <w:rStyle w:val="NormalTok"/>
+          <w:rFonts w:ascii="Courier New" w:eastAsiaTheme="minorEastAsia" w:hAnsi="Courier New" w:cs="Courier New"/>
+          <w:b/>
+          <w:bCs/>
+          <w:spacing w:val="0"/>
+          <w:sz w:val="22"/>
+          <w:szCs w:val="22"/>
+        </w:rPr>
         <w:t xml:space="preserve"> manage.py migrate</w:t>
       </w:r>
       <w:r>
@@ -2194,7 +2282,14 @@
         <w:rPr>
           <w:rFonts w:ascii="Aptos" w:hAnsi="Aptos"/>
         </w:rPr>
-        <w:t xml:space="preserve">s a </w:t>
+        <w:t xml:space="preserve">s </w:t>
+      </w:r>
+      <w:proofErr w:type="gramStart"/>
+      <w:r>
+        <w:rPr>
+          <w:rFonts w:ascii="Aptos" w:hAnsi="Aptos"/>
+        </w:rPr>
+        <w:t xml:space="preserve">a </w:t>
       </w:r>
       <w:r>
         <w:rPr>
@@ -2204,6 +2299,7 @@
         </w:rPr>
         <w:t>UserProfile</w:t>
       </w:r>
+      <w:proofErr w:type="gramEnd"/>
       <w:r>
         <w:rPr>
           <w:rFonts w:ascii="Aptos" w:hAnsi="Aptos"/>
@@ -2438,13 +2534,23 @@
         </w:rPr>
         <w:t xml:space="preserve">The </w:t>
       </w:r>
+      <w:proofErr w:type="gramStart"/>
       <w:r>
         <w:rPr>
           <w:rFonts w:ascii="Courier New" w:hAnsi="Courier New" w:cs="Courier New"/>
           <w:b/>
           <w:bCs/>
         </w:rPr>
-        <w:t>save()</w:t>
+        <w:t>save(</w:t>
+      </w:r>
+      <w:proofErr w:type="gramEnd"/>
+      <w:r>
+        <w:rPr>
+          <w:rFonts w:ascii="Courier New" w:hAnsi="Courier New" w:cs="Courier New"/>
+          <w:b/>
+          <w:bCs/>
+        </w:rPr>
+        <w:t>)</w:t>
       </w:r>
       <w:r>
         <w:rPr>
@@ -3375,7 +3481,49 @@
           <w:rFonts w:ascii="Aptos" w:hAnsi="Aptos"/>
         </w:rPr>
         <w:lastRenderedPageBreak/>
-        <w:t>The combination of assignment, student identifier and marker is unique.</w:t>
+        <w:t xml:space="preserve">The combination of </w:t>
+      </w:r>
+      <w:proofErr w:type="gramStart"/>
+      <w:r>
+        <w:rPr>
+          <w:rFonts w:ascii="Aptos" w:hAnsi="Aptos"/>
+        </w:rPr>
+        <w:t>assignment</w:t>
+      </w:r>
+      <w:proofErr w:type="gramEnd"/>
+      <w:r>
+        <w:rPr>
+          <w:rFonts w:ascii="Aptos" w:hAnsi="Aptos"/>
+        </w:rPr>
+        <w:t xml:space="preserve">, student </w:t>
+      </w:r>
+      <w:proofErr w:type="gramStart"/>
+      <w:r>
+        <w:rPr>
+          <w:rFonts w:ascii="Aptos" w:hAnsi="Aptos"/>
+        </w:rPr>
+        <w:t>identifier</w:t>
+      </w:r>
+      <w:proofErr w:type="gramEnd"/>
+      <w:r>
+        <w:rPr>
+          <w:rFonts w:ascii="Aptos" w:hAnsi="Aptos"/>
+        </w:rPr>
+        <w:t xml:space="preserve"> and </w:t>
+      </w:r>
+      <w:proofErr w:type="gramStart"/>
+      <w:r>
+        <w:rPr>
+          <w:rFonts w:ascii="Aptos" w:hAnsi="Aptos"/>
+        </w:rPr>
+        <w:t>marker</w:t>
+      </w:r>
+      <w:proofErr w:type="gramEnd"/>
+      <w:r>
+        <w:rPr>
+          <w:rFonts w:ascii="Aptos" w:hAnsi="Aptos"/>
+        </w:rPr>
+        <w:t xml:space="preserve"> is unique.</w:t>
       </w:r>
     </w:p>
     <w:p/>
@@ -4270,7 +4418,25 @@
                 <w:b/>
                 <w:bCs/>
               </w:rPr>
-              <w:t>/app/new-course/</w:t>
+              <w:t>/app/</w:t>
+            </w:r>
+            <w:proofErr w:type="gramStart"/>
+            <w:r>
+              <w:rPr>
+                <w:rFonts w:ascii="Courier New" w:hAnsi="Courier New" w:cs="Courier New"/>
+                <w:b/>
+                <w:bCs/>
+              </w:rPr>
+              <w:t>new-course</w:t>
+            </w:r>
+            <w:proofErr w:type="gramEnd"/>
+            <w:r>
+              <w:rPr>
+                <w:rFonts w:ascii="Courier New" w:hAnsi="Courier New" w:cs="Courier New"/>
+                <w:b/>
+                <w:bCs/>
+              </w:rPr>
+              <w:t>/</w:t>
             </w:r>
           </w:p>
         </w:tc>
@@ -4655,7 +4821,21 @@
               <w:rPr>
                 <w:rFonts w:ascii="Aptos" w:hAnsi="Aptos"/>
               </w:rPr>
-              <w:t xml:space="preserve"> (with marker only able to export their own marked submissions)</w:t>
+              <w:t xml:space="preserve"> (with </w:t>
+            </w:r>
+            <w:proofErr w:type="gramStart"/>
+            <w:r>
+              <w:rPr>
+                <w:rFonts w:ascii="Aptos" w:hAnsi="Aptos"/>
+              </w:rPr>
+              <w:t>marker</w:t>
+            </w:r>
+            <w:proofErr w:type="gramEnd"/>
+            <w:r>
+              <w:rPr>
+                <w:rFonts w:ascii="Aptos" w:hAnsi="Aptos"/>
+              </w:rPr>
+              <w:t xml:space="preserve"> only able to export their own marked submissions)</w:t>
             </w:r>
           </w:p>
         </w:tc>
@@ -5210,7 +5390,35 @@
         <w:rPr>
           <w:rFonts w:ascii="Aptos" w:hAnsi="Aptos"/>
         </w:rPr>
-        <w:t>: creates or updates courses and selects course markers</w:t>
+        <w:t xml:space="preserve">: </w:t>
+      </w:r>
+      <w:proofErr w:type="gramStart"/>
+      <w:r>
+        <w:rPr>
+          <w:rFonts w:ascii="Aptos" w:hAnsi="Aptos"/>
+        </w:rPr>
+        <w:t>creates</w:t>
+      </w:r>
+      <w:proofErr w:type="gramEnd"/>
+      <w:r>
+        <w:rPr>
+          <w:rFonts w:ascii="Aptos" w:hAnsi="Aptos"/>
+        </w:rPr>
+        <w:t xml:space="preserve"> or updates courses and </w:t>
+      </w:r>
+      <w:proofErr w:type="gramStart"/>
+      <w:r>
+        <w:rPr>
+          <w:rFonts w:ascii="Aptos" w:hAnsi="Aptos"/>
+        </w:rPr>
+        <w:t>selects</w:t>
+      </w:r>
+      <w:proofErr w:type="gramEnd"/>
+      <w:r>
+        <w:rPr>
+          <w:rFonts w:ascii="Aptos" w:hAnsi="Aptos"/>
+        </w:rPr>
+        <w:t xml:space="preserve"> course markers</w:t>
       </w:r>
       <w:r>
         <w:rPr>
@@ -6137,7 +6345,7 @@
         <w:rPr>
           <w:rFonts w:ascii="Aptos" w:hAnsi="Aptos"/>
         </w:rPr>
-        <w:t>These functions currently return placeholders. They should be replaced with a tested</w:t>
+        <w:t>These functions currently return placeholders. They should be replaced with tested</w:t>
       </w:r>
       <w:r>
         <w:rPr>
@@ -6883,6 +7091,7 @@
         </w:rPr>
         <w:t xml:space="preserve"> (</w:t>
       </w:r>
+      <w:proofErr w:type="gramStart"/>
       <w:r>
         <w:rPr>
           <w:rFonts w:ascii="Aptos" w:hAnsi="Aptos"/>
@@ -6891,6 +7100,7 @@
         </w:rPr>
         <w:t>feed-forward</w:t>
       </w:r>
+      <w:proofErr w:type="gramEnd"/>
       <w:r>
         <w:rPr>
           <w:rFonts w:ascii="Aptos" w:hAnsi="Aptos"/>
@@ -6996,7 +7206,21 @@
         <w:rPr>
           <w:rFonts w:ascii="Aptos" w:hAnsi="Aptos"/>
         </w:rPr>
-        <w:t xml:space="preserve">The improved and moderated feedback should be grounded in the assignment specification, rubric, marking criteria and learning outcomes. </w:t>
+        <w:t xml:space="preserve">The improved and </w:t>
+      </w:r>
+      <w:proofErr w:type="gramStart"/>
+      <w:r>
+        <w:rPr>
+          <w:rFonts w:ascii="Aptos" w:hAnsi="Aptos"/>
+        </w:rPr>
+        <w:t>moderated</w:t>
+      </w:r>
+      <w:proofErr w:type="gramEnd"/>
+      <w:r>
+        <w:rPr>
+          <w:rFonts w:ascii="Aptos" w:hAnsi="Aptos"/>
+        </w:rPr>
+        <w:t xml:space="preserve"> feedback should be grounded in the assignment specification, rubric, marking criteria and learning outcomes. </w:t>
       </w:r>
     </w:p>
     <w:p>
@@ -7274,8 +7498,16 @@
         <w:rPr>
           <w:rFonts w:ascii="Aptos" w:hAnsi="Aptos"/>
         </w:rPr>
-        <w:t xml:space="preserve"> which text was written by the marker, which was suggested by the LLM</w:t>
-      </w:r>
+        <w:t xml:space="preserve"> which text was written by the marker, which was suggested by the </w:t>
+      </w:r>
+      <w:proofErr w:type="gramStart"/>
+      <w:r>
+        <w:rPr>
+          <w:rFonts w:ascii="Aptos" w:hAnsi="Aptos"/>
+        </w:rPr>
+        <w:t>LLM</w:t>
+      </w:r>
+      <w:proofErr w:type="gramEnd"/>
       <w:r>
         <w:rPr>
           <w:rFonts w:ascii="Aptos" w:hAnsi="Aptos"/>
@@ -7836,7 +8068,25 @@
           <w:b/>
           <w:bCs/>
         </w:rPr>
-        <w:t>ALLOWED_HOSTS = [‘*’]</w:t>
+        <w:t xml:space="preserve">ALLOWED_HOSTS </w:t>
+      </w:r>
+      <w:proofErr w:type="gramStart"/>
+      <w:r>
+        <w:rPr>
+          <w:rFonts w:ascii="Courier New" w:hAnsi="Courier New" w:cs="Courier New"/>
+          <w:b/>
+          <w:bCs/>
+        </w:rPr>
+        <w:t>= [‘</w:t>
+      </w:r>
+      <w:proofErr w:type="gramEnd"/>
+      <w:r>
+        <w:rPr>
+          <w:rFonts w:ascii="Courier New" w:hAnsi="Courier New" w:cs="Courier New"/>
+          <w:b/>
+          <w:bCs/>
+        </w:rPr>
+        <w:t>*’]</w:t>
       </w:r>
     </w:p>
     <w:p>
@@ -8479,7 +8729,21 @@
         <w:rPr>
           <w:rFonts w:ascii="Aptos" w:hAnsi="Aptos"/>
         </w:rPr>
-        <w:t>LLM prompt generation using representative pedagogical scenarios</w:t>
+        <w:t xml:space="preserve">LLM </w:t>
+      </w:r>
+      <w:proofErr w:type="gramStart"/>
+      <w:r>
+        <w:rPr>
+          <w:rFonts w:ascii="Aptos" w:hAnsi="Aptos"/>
+        </w:rPr>
+        <w:t>prompt</w:t>
+      </w:r>
+      <w:proofErr w:type="gramEnd"/>
+      <w:r>
+        <w:rPr>
+          <w:rFonts w:ascii="Aptos" w:hAnsi="Aptos"/>
+        </w:rPr>
+        <w:t xml:space="preserve"> generation using representative pedagogical scenarios</w:t>
       </w:r>
       <w:r>
         <w:rPr>
@@ -8487,6 +8751,18 @@
         </w:rPr>
         <w:t>.</w:t>
       </w:r>
+    </w:p>
+    <w:p>
+      <w:pPr>
+        <w:pStyle w:val="ListNumber"/>
+        <w:numPr>
+          <w:ilvl w:val="0"/>
+          <w:numId w:val="0"/>
+        </w:numPr>
+        <w:rPr>
+          <w:rFonts w:ascii="Aptos" w:hAnsi="Aptos"/>
+        </w:rPr>
+      </w:pPr>
     </w:p>
     <w:p>
       <w:pPr>
@@ -10283,6 +10559,7 @@
   <w:style w:type="character" w:default="1" w:styleId="DefaultParagraphFont">
     <w:name w:val="Default Paragraph Font"/>
     <w:uiPriority w:val="1"/>
+    <w:semiHidden/>
     <w:unhideWhenUsed/>
   </w:style>
   <w:style w:type="table" w:default="1" w:styleId="TableNormal">

--- a/Feedback Loop Documentation.docx
+++ b/Feedback Loop Documentation.docx
@@ -101,7 +101,23 @@
           <w:rFonts w:ascii="Aptos" w:hAnsi="Aptos"/>
           <w:bCs/>
         </w:rPr>
-        <w:t xml:space="preserve"> Iro Ntonia; Zohaib Akhtar</w:t>
+        <w:t xml:space="preserve"> Iro </w:t>
+      </w:r>
+      <w:proofErr w:type="spellStart"/>
+      <w:r>
+        <w:rPr>
+          <w:rFonts w:ascii="Aptos" w:hAnsi="Aptos"/>
+          <w:bCs/>
+        </w:rPr>
+        <w:t>Ntonia</w:t>
+      </w:r>
+      <w:proofErr w:type="spellEnd"/>
+      <w:r>
+        <w:rPr>
+          <w:rFonts w:ascii="Aptos" w:hAnsi="Aptos"/>
+          <w:bCs/>
+        </w:rPr>
+        <w:t>; Zohaib Akhtar</w:t>
       </w:r>
     </w:p>
     <w:p>
@@ -1277,6 +1293,48 @@
     </w:p>
     <w:p>
       <w:pPr>
+        <w:rPr>
+          <w:rFonts w:ascii="Aptos" w:hAnsi="Aptos"/>
+        </w:rPr>
+      </w:pPr>
+    </w:p>
+    <w:p>
+      <w:r>
+        <w:rPr>
+          <w:rFonts w:ascii="Aptos" w:hAnsi="Aptos"/>
+        </w:rPr>
+        <w:t>F</w:t>
+      </w:r>
+      <w:r>
+        <w:rPr>
+          <w:rFonts w:ascii="Aptos" w:hAnsi="Aptos"/>
+        </w:rPr>
+        <w:t xml:space="preserve">rom the </w:t>
+      </w:r>
+      <w:r>
+        <w:rPr>
+          <w:rStyle w:val="VerbatimChar"/>
+          <w:rFonts w:ascii="Courier New" w:hAnsi="Courier New" w:cs="Courier New"/>
+          <w:b/>
+          <w:bCs/>
+        </w:rPr>
+        <w:t>project/</w:t>
+      </w:r>
+      <w:r>
+        <w:rPr>
+          <w:rFonts w:ascii="Aptos" w:hAnsi="Aptos"/>
+        </w:rPr>
+        <w:t xml:space="preserve"> directory</w:t>
+      </w:r>
+      <w:r>
+        <w:rPr>
+          <w:rFonts w:ascii="Aptos" w:hAnsi="Aptos"/>
+        </w:rPr>
+        <w:t>:</w:t>
+      </w:r>
+    </w:p>
+    <w:p>
+      <w:pPr>
         <w:pStyle w:val="Heading3"/>
         <w:numPr>
           <w:ilvl w:val="0"/>
@@ -1304,34 +1362,7 @@
           <w:sz w:val="22"/>
           <w:szCs w:val="22"/>
         </w:rPr>
-        <w:t>, f</w:t>
-      </w:r>
-      <w:r>
-        <w:rPr>
-          <w:rFonts w:ascii="Aptos" w:hAnsi="Aptos"/>
-          <w:sz w:val="22"/>
-          <w:szCs w:val="22"/>
-        </w:rPr>
-        <w:t xml:space="preserve">rom the </w:t>
-      </w:r>
-      <w:r>
-        <w:rPr>
-          <w:rStyle w:val="VerbatimChar"/>
-          <w:rFonts w:ascii="Courier New" w:hAnsi="Courier New" w:cs="Courier New"/>
-          <w:b/>
-          <w:bCs/>
-          <w:sz w:val="22"/>
-          <w:szCs w:val="22"/>
-        </w:rPr>
-        <w:t>project/</w:t>
-      </w:r>
-      <w:r>
-        <w:rPr>
-          <w:rFonts w:ascii="Aptos" w:hAnsi="Aptos"/>
-          <w:sz w:val="22"/>
-          <w:szCs w:val="22"/>
-        </w:rPr>
-        <w:t xml:space="preserve"> directory:</w:t>
+        <w:t>:</w:t>
       </w:r>
     </w:p>
     <w:p>
@@ -1381,6 +1412,7 @@
         </w:rPr>
         <w:t xml:space="preserve"> </w:t>
       </w:r>
+      <w:proofErr w:type="spellStart"/>
       <w:proofErr w:type="gramStart"/>
       <w:r>
         <w:rPr>
@@ -1389,9 +1421,9 @@
           <w:b/>
           <w:bCs/>
         </w:rPr>
-        <w:t>venv .venv</w:t>
-      </w:r>
-      <w:proofErr w:type="gramEnd"/>
+        <w:t>venv</w:t>
+      </w:r>
+      <w:proofErr w:type="spellEnd"/>
       <w:r>
         <w:rPr>
           <w:rStyle w:val="NormalTok"/>
@@ -1399,8 +1431,9 @@
           <w:b/>
           <w:bCs/>
         </w:rPr>
-        <w:br/>
-      </w:r>
+        <w:t xml:space="preserve"> .</w:t>
+      </w:r>
+      <w:proofErr w:type="spellStart"/>
       <w:r>
         <w:rPr>
           <w:rStyle w:val="NormalTok"/>
@@ -1408,23 +1441,10 @@
           <w:b/>
           <w:bCs/>
         </w:rPr>
-        <w:br/>
-      </w:r>
-      <w:r>
-        <w:rPr>
-          <w:rFonts w:ascii="Aptos" w:hAnsi="Aptos"/>
-        </w:rPr>
-        <w:t>Activate it on macOS/Linux:</w:t>
-      </w:r>
-      <w:r>
-        <w:rPr>
-          <w:rFonts w:ascii="Courier New" w:hAnsi="Courier New" w:cs="Courier New"/>
-          <w:b/>
-          <w:bCs/>
-        </w:rPr>
-        <w:br/>
-      </w:r>
-      <w:proofErr w:type="gramStart"/>
+        <w:t>venv</w:t>
+      </w:r>
+      <w:proofErr w:type="spellEnd"/>
+      <w:proofErr w:type="gramEnd"/>
       <w:r>
         <w:rPr>
           <w:rStyle w:val="NormalTok"/>
@@ -1432,9 +1452,8 @@
           <w:b/>
           <w:bCs/>
         </w:rPr>
-        <w:t>source .venv</w:t>
-      </w:r>
-      <w:proofErr w:type="gramEnd"/>
+        <w:br/>
+      </w:r>
       <w:r>
         <w:rPr>
           <w:rStyle w:val="NormalTok"/>
@@ -1442,8 +1461,23 @@
           <w:b/>
           <w:bCs/>
         </w:rPr>
-        <w:t>/bin/activate</w:t>
-      </w:r>
+        <w:br/>
+      </w:r>
+      <w:r>
+        <w:rPr>
+          <w:rFonts w:ascii="Aptos" w:hAnsi="Aptos"/>
+        </w:rPr>
+        <w:t>Activate it on macOS/Linux:</w:t>
+      </w:r>
+      <w:r>
+        <w:rPr>
+          <w:rFonts w:ascii="Courier New" w:hAnsi="Courier New" w:cs="Courier New"/>
+          <w:b/>
+          <w:bCs/>
+        </w:rPr>
+        <w:br/>
+      </w:r>
+      <w:proofErr w:type="gramStart"/>
       <w:r>
         <w:rPr>
           <w:rStyle w:val="NormalTok"/>
@@ -1451,8 +1485,9 @@
           <w:b/>
           <w:bCs/>
         </w:rPr>
-        <w:br/>
-      </w:r>
+        <w:t>source .</w:t>
+      </w:r>
+      <w:proofErr w:type="spellStart"/>
       <w:r>
         <w:rPr>
           <w:rStyle w:val="NormalTok"/>
@@ -1460,22 +1495,10 @@
           <w:b/>
           <w:bCs/>
         </w:rPr>
-        <w:br/>
-      </w:r>
-      <w:r>
-        <w:rPr>
-          <w:rFonts w:ascii="Aptos" w:hAnsi="Aptos"/>
-        </w:rPr>
-        <w:t>Activate it on Windows PowerShell:</w:t>
-      </w:r>
-      <w:r>
-        <w:rPr>
-          <w:rFonts w:ascii="Courier New" w:hAnsi="Courier New" w:cs="Courier New"/>
-          <w:b/>
-          <w:bCs/>
-        </w:rPr>
-        <w:br/>
-      </w:r>
+        <w:t>venv</w:t>
+      </w:r>
+      <w:proofErr w:type="spellEnd"/>
+      <w:proofErr w:type="gramEnd"/>
       <w:r>
         <w:rPr>
           <w:rStyle w:val="NormalTok"/>
@@ -1483,7 +1506,82 @@
           <w:b/>
           <w:bCs/>
         </w:rPr>
-        <w:t>.venv\Scripts\Activate.ps1</w:t>
+        <w:t>/bin/activate</w:t>
+      </w:r>
+      <w:r>
+        <w:rPr>
+          <w:rStyle w:val="NormalTok"/>
+          <w:rFonts w:ascii="Courier New" w:hAnsi="Courier New" w:cs="Courier New"/>
+          <w:b/>
+          <w:bCs/>
+        </w:rPr>
+        <w:br/>
+      </w:r>
+      <w:r>
+        <w:rPr>
+          <w:rStyle w:val="NormalTok"/>
+          <w:rFonts w:ascii="Courier New" w:hAnsi="Courier New" w:cs="Courier New"/>
+          <w:b/>
+          <w:bCs/>
+        </w:rPr>
+        <w:br/>
+      </w:r>
+      <w:r>
+        <w:rPr>
+          <w:rFonts w:ascii="Aptos" w:hAnsi="Aptos"/>
+        </w:rPr>
+        <w:t>Activate it on Windows:</w:t>
+      </w:r>
+      <w:r>
+        <w:rPr>
+          <w:rFonts w:ascii="Courier New" w:hAnsi="Courier New" w:cs="Courier New"/>
+          <w:b/>
+          <w:bCs/>
+        </w:rPr>
+        <w:br/>
+      </w:r>
+      <w:r>
+        <w:rPr>
+          <w:rStyle w:val="NormalTok"/>
+          <w:rFonts w:ascii="Courier New" w:hAnsi="Courier New" w:cs="Courier New"/>
+          <w:b/>
+          <w:bCs/>
+        </w:rPr>
+        <w:t>.</w:t>
+      </w:r>
+      <w:proofErr w:type="spellStart"/>
+      <w:r>
+        <w:rPr>
+          <w:rStyle w:val="NormalTok"/>
+          <w:rFonts w:ascii="Courier New" w:hAnsi="Courier New" w:cs="Courier New"/>
+          <w:b/>
+          <w:bCs/>
+        </w:rPr>
+        <w:t>venv</w:t>
+      </w:r>
+      <w:proofErr w:type="spellEnd"/>
+      <w:r>
+        <w:rPr>
+          <w:rStyle w:val="NormalTok"/>
+          <w:rFonts w:ascii="Courier New" w:hAnsi="Courier New" w:cs="Courier New"/>
+          <w:b/>
+          <w:bCs/>
+        </w:rPr>
+        <w:t>\Scripts\</w:t>
+      </w:r>
+      <w:r>
+        <w:rPr>
+          <w:rFonts w:asciiTheme="minorHAnsi" w:hAnsiTheme="minorHAnsi"/>
+        </w:rPr>
+        <w:t xml:space="preserve"> </w:t>
+      </w:r>
+      <w:r>
+        <w:rPr>
+          <w:rFonts w:ascii="Courier New" w:hAnsi="Courier New" w:cs="Courier New"/>
+          <w:b/>
+          <w:bCs/>
+        </w:rPr>
+        <w:t>activate.bat</w:t>
       </w:r>
       <w:r>
         <w:rPr>
@@ -1615,6 +1713,7 @@
         </w:rPr>
         <w:br/>
       </w:r>
+      <w:proofErr w:type="spellStart"/>
       <w:r>
         <w:rPr>
           <w:rStyle w:val="NormalTok"/>
@@ -1625,6 +1724,7 @@
         </w:rPr>
         <w:t>pip</w:t>
       </w:r>
+      <w:proofErr w:type="spellEnd"/>
       <w:r>
         <w:rPr>
           <w:rStyle w:val="NormalTok"/>
@@ -1736,8 +1836,9 @@
           <w:sz w:val="22"/>
           <w:szCs w:val="22"/>
         </w:rPr>
-        <w:t xml:space="preserve"> manage.py m</w:t>
-      </w:r>
+        <w:t xml:space="preserve"> manage.py </w:t>
+      </w:r>
+      <w:proofErr w:type="spellStart"/>
       <w:r>
         <w:rPr>
           <w:rStyle w:val="NormalTok"/>
@@ -1748,7 +1849,32 @@
           <w:sz w:val="22"/>
           <w:szCs w:val="22"/>
         </w:rPr>
-        <w:t>akemigrations app</w:t>
+        <w:t>m</w:t>
+      </w:r>
+      <w:r>
+        <w:rPr>
+          <w:rStyle w:val="NormalTok"/>
+          <w:rFonts w:ascii="Courier New" w:eastAsiaTheme="minorEastAsia" w:hAnsi="Courier New" w:cs="Courier New"/>
+          <w:b/>
+          <w:bCs/>
+          <w:spacing w:val="0"/>
+          <w:sz w:val="22"/>
+          <w:szCs w:val="22"/>
+        </w:rPr>
+        <w:t>akemigrations</w:t>
+      </w:r>
+      <w:proofErr w:type="spellEnd"/>
+      <w:r>
+        <w:rPr>
+          <w:rStyle w:val="NormalTok"/>
+          <w:rFonts w:ascii="Courier New" w:eastAsiaTheme="minorEastAsia" w:hAnsi="Courier New" w:cs="Courier New"/>
+          <w:b/>
+          <w:bCs/>
+          <w:spacing w:val="0"/>
+          <w:sz w:val="22"/>
+          <w:szCs w:val="22"/>
+        </w:rPr>
+        <w:t xml:space="preserve"> app</w:t>
       </w:r>
       <w:r>
         <w:rPr>
@@ -1859,8 +1985,22 @@
           <w:sz w:val="22"/>
           <w:szCs w:val="22"/>
         </w:rPr>
-        <w:t xml:space="preserve"> manage.py createsuperuser</w:t>
-      </w:r>
+        <w:t xml:space="preserve"> manage.py </w:t>
+      </w:r>
+      <w:proofErr w:type="spellStart"/>
+      <w:r>
+        <w:rPr>
+          <w:rStyle w:val="NormalTok"/>
+          <w:rFonts w:ascii="Courier New" w:eastAsiaTheme="minorEastAsia" w:hAnsi="Courier New" w:cs="Courier New"/>
+          <w:b/>
+          <w:bCs/>
+          <w:spacing w:val="0"/>
+          <w:sz w:val="22"/>
+          <w:szCs w:val="22"/>
+        </w:rPr>
+        <w:t>createsuperuser</w:t>
+      </w:r>
+      <w:proofErr w:type="spellEnd"/>
       <w:r>
         <w:rPr>
           <w:rStyle w:val="NormalTok"/>
@@ -1991,8 +2131,20 @@
           <w:bCs/>
           <w:spacing w:val="0"/>
         </w:rPr>
-        <w:t>python manage.py runserver</w:t>
-      </w:r>
+        <w:t xml:space="preserve">python manage.py </w:t>
+      </w:r>
+      <w:proofErr w:type="spellStart"/>
+      <w:r>
+        <w:rPr>
+          <w:rStyle w:val="NormalTok"/>
+          <w:rFonts w:ascii="Courier New" w:eastAsiaTheme="minorEastAsia" w:hAnsi="Courier New" w:cs="Courier New"/>
+          <w:b/>
+          <w:bCs/>
+          <w:spacing w:val="0"/>
+        </w:rPr>
+        <w:t>runserver</w:t>
+      </w:r>
+      <w:proofErr w:type="spellEnd"/>
       <w:r>
         <w:rPr>
           <w:rStyle w:val="NormalTok"/>
@@ -2148,6 +2300,7 @@
         </w:rPr>
         <w:t xml:space="preserve"> model stores usernames, passwords, and account status. </w:t>
       </w:r>
+      <w:proofErr w:type="spellStart"/>
       <w:r>
         <w:rPr>
           <w:rFonts w:ascii="Courier New" w:hAnsi="Courier New" w:cs="Courier New"/>
@@ -2156,6 +2309,7 @@
         </w:rPr>
         <w:t>UserProfile</w:t>
       </w:r>
+      <w:proofErr w:type="spellEnd"/>
       <w:r>
         <w:rPr>
           <w:rFonts w:ascii="Aptos" w:hAnsi="Aptos"/>
@@ -2175,6 +2329,7 @@
           <w:bCs/>
         </w:rPr>
       </w:pPr>
+      <w:proofErr w:type="spellStart"/>
       <w:r>
         <w:rPr>
           <w:rFonts w:ascii="Courier New" w:hAnsi="Courier New" w:cs="Courier New"/>
@@ -2183,6 +2338,7 @@
         </w:rPr>
         <w:t>is_staff</w:t>
       </w:r>
+      <w:proofErr w:type="spellEnd"/>
     </w:p>
     <w:p>
       <w:pPr>
@@ -2196,6 +2352,7 @@
           <w:bCs/>
         </w:rPr>
       </w:pPr>
+      <w:proofErr w:type="spellStart"/>
       <w:r>
         <w:rPr>
           <w:rFonts w:ascii="Courier New" w:hAnsi="Courier New" w:cs="Courier New"/>
@@ -2204,6 +2361,7 @@
         </w:rPr>
         <w:t>is_marker</w:t>
       </w:r>
+      <w:proofErr w:type="spellEnd"/>
     </w:p>
     <w:p>
       <w:pPr>
@@ -2217,6 +2375,7 @@
           <w:bCs/>
         </w:rPr>
       </w:pPr>
+      <w:proofErr w:type="spellStart"/>
       <w:r>
         <w:rPr>
           <w:rFonts w:ascii="Courier New" w:hAnsi="Courier New" w:cs="Courier New"/>
@@ -2225,13 +2384,15 @@
         </w:rPr>
         <w:t>is_course_lead</w:t>
       </w:r>
-    </w:p>
-    <w:p>
-      <w:pPr>
-        <w:rPr>
-          <w:rFonts w:ascii="Aptos" w:hAnsi="Aptos"/>
-        </w:rPr>
-      </w:pPr>
+      <w:proofErr w:type="spellEnd"/>
+    </w:p>
+    <w:p>
+      <w:pPr>
+        <w:rPr>
+          <w:rFonts w:ascii="Aptos" w:hAnsi="Aptos"/>
+        </w:rPr>
+      </w:pPr>
+      <w:proofErr w:type="spellStart"/>
       <w:r>
         <w:rPr>
           <w:rFonts w:ascii="Courier New" w:hAnsi="Courier New" w:cs="Courier New"/>
@@ -2240,6 +2401,7 @@
         </w:rPr>
         <w:t>UserProfile</w:t>
       </w:r>
+      <w:proofErr w:type="spellEnd"/>
       <w:r>
         <w:rPr>
           <w:rFonts w:ascii="Aptos" w:hAnsi="Aptos"/>
@@ -2291,6 +2453,7 @@
         </w:rPr>
         <w:t xml:space="preserve">a </w:t>
       </w:r>
+      <w:proofErr w:type="spellStart"/>
       <w:r>
         <w:rPr>
           <w:rFonts w:ascii="Courier New" w:hAnsi="Courier New" w:cs="Courier New"/>
@@ -2299,6 +2462,7 @@
         </w:rPr>
         <w:t>UserProfile</w:t>
       </w:r>
+      <w:proofErr w:type="spellEnd"/>
       <w:proofErr w:type="gramEnd"/>
       <w:r>
         <w:rPr>
@@ -2325,7 +2489,6 @@
         <w:t xml:space="preserve"> users.</w:t>
       </w:r>
     </w:p>
-    <w:p/>
     <w:p>
       <w:pPr>
         <w:pStyle w:val="Heading3"/>
@@ -2435,13 +2598,23 @@
           <w:rFonts w:ascii="Aptos" w:hAnsi="Aptos"/>
         </w:rPr>
       </w:pPr>
+      <w:proofErr w:type="spellStart"/>
       <w:r>
         <w:rPr>
           <w:rFonts w:ascii="Courier New" w:hAnsi="Courier New" w:cs="Courier New"/>
           <w:b/>
           <w:bCs/>
         </w:rPr>
-        <w:t xml:space="preserve">course_lead: </w:t>
+        <w:t>course_lead</w:t>
+      </w:r>
+      <w:proofErr w:type="spellEnd"/>
+      <w:r>
+        <w:rPr>
+          <w:rFonts w:ascii="Courier New" w:hAnsi="Courier New" w:cs="Courier New"/>
+          <w:b/>
+          <w:bCs/>
+        </w:rPr>
+        <w:t xml:space="preserve">: </w:t>
       </w:r>
       <w:r>
         <w:rPr>
@@ -2558,6 +2731,7 @@
         </w:rPr>
         <w:t xml:space="preserve"> method regenerates the slug from the course code using Django’s </w:t>
       </w:r>
+      <w:proofErr w:type="spellStart"/>
       <w:r>
         <w:rPr>
           <w:rFonts w:ascii="Courier New" w:hAnsi="Courier New" w:cs="Courier New"/>
@@ -2566,6 +2740,7 @@
         </w:rPr>
         <w:t>slugify</w:t>
       </w:r>
+      <w:proofErr w:type="spellEnd"/>
       <w:r>
         <w:rPr>
           <w:rFonts w:ascii="Aptos" w:hAnsi="Aptos"/>
@@ -2974,6 +3149,7 @@
           <w:rFonts w:ascii="Aptos" w:hAnsi="Aptos"/>
         </w:rPr>
       </w:pPr>
+      <w:proofErr w:type="spellStart"/>
       <w:r>
         <w:rPr>
           <w:rFonts w:ascii="Courier New" w:hAnsi="Courier New" w:cs="Courier New"/>
@@ -2982,6 +3158,7 @@
         </w:rPr>
         <w:t>feedback_tone</w:t>
       </w:r>
+      <w:proofErr w:type="spellEnd"/>
       <w:r>
         <w:rPr>
           <w:rFonts w:ascii="Aptos" w:hAnsi="Aptos"/>
@@ -3002,6 +3179,7 @@
           <w:rFonts w:ascii="Aptos" w:hAnsi="Aptos"/>
         </w:rPr>
       </w:pPr>
+      <w:proofErr w:type="spellStart"/>
       <w:r>
         <w:rPr>
           <w:rFonts w:ascii="Courier New" w:hAnsi="Courier New" w:cs="Courier New"/>
@@ -3010,12 +3188,14 @@
         </w:rPr>
         <w:t>feedback_length_min</w:t>
       </w:r>
+      <w:proofErr w:type="spellEnd"/>
       <w:r>
         <w:rPr>
           <w:rFonts w:ascii="Aptos" w:hAnsi="Aptos"/>
         </w:rPr>
         <w:t xml:space="preserve"> and </w:t>
       </w:r>
+      <w:proofErr w:type="spellStart"/>
       <w:r>
         <w:rPr>
           <w:rFonts w:ascii="Courier New" w:hAnsi="Courier New" w:cs="Courier New"/>
@@ -3024,6 +3204,7 @@
         </w:rPr>
         <w:t>feedback_length_max</w:t>
       </w:r>
+      <w:proofErr w:type="spellEnd"/>
       <w:r>
         <w:rPr>
           <w:rFonts w:ascii="Aptos" w:hAnsi="Aptos"/>
@@ -3038,6 +3219,7 @@
           <w:rFonts w:ascii="Aptos" w:hAnsi="Aptos"/>
         </w:rPr>
       </w:pPr>
+      <w:proofErr w:type="spellStart"/>
       <w:r>
         <w:rPr>
           <w:rFonts w:ascii="Courier New" w:hAnsi="Courier New" w:cs="Courier New"/>
@@ -3046,6 +3228,7 @@
         </w:rPr>
         <w:t>feedback_moderation_requests</w:t>
       </w:r>
+      <w:proofErr w:type="spellEnd"/>
       <w:r>
         <w:rPr>
           <w:rFonts w:ascii="Aptos" w:hAnsi="Aptos"/>
@@ -3066,6 +3249,7 @@
           <w:rFonts w:ascii="Aptos" w:hAnsi="Aptos"/>
         </w:rPr>
       </w:pPr>
+      <w:proofErr w:type="spellStart"/>
       <w:r>
         <w:rPr>
           <w:rFonts w:ascii="Courier New" w:hAnsi="Courier New" w:cs="Courier New"/>
@@ -3074,6 +3258,7 @@
         </w:rPr>
         <w:t>feedback_moderation_prompt</w:t>
       </w:r>
+      <w:proofErr w:type="spellEnd"/>
       <w:r>
         <w:rPr>
           <w:rFonts w:ascii="Aptos" w:hAnsi="Aptos"/>
@@ -3110,6 +3295,7 @@
           <w:bCs/>
         </w:rPr>
       </w:pPr>
+      <w:proofErr w:type="spellStart"/>
       <w:r>
         <w:rPr>
           <w:rFonts w:ascii="Aptos" w:hAnsi="Aptos"/>
@@ -3118,6 +3304,7 @@
         </w:rPr>
         <w:t>MarkedSubmission</w:t>
       </w:r>
+      <w:proofErr w:type="spellEnd"/>
     </w:p>
     <w:p>
       <w:pPr>
@@ -3131,6 +3318,7 @@
         </w:rPr>
         <w:t xml:space="preserve">A </w:t>
       </w:r>
+      <w:proofErr w:type="spellStart"/>
       <w:r>
         <w:rPr>
           <w:rFonts w:ascii="Courier New" w:hAnsi="Courier New" w:cs="Courier New"/>
@@ -3139,6 +3327,7 @@
         </w:rPr>
         <w:t>MarkedSubmission</w:t>
       </w:r>
+      <w:proofErr w:type="spellEnd"/>
       <w:r>
         <w:rPr>
           <w:rFonts w:ascii="Aptos" w:hAnsi="Aptos"/>
@@ -3177,13 +3366,23 @@
           <w:rFonts w:ascii="Aptos" w:hAnsi="Aptos"/>
         </w:rPr>
       </w:pPr>
+      <w:proofErr w:type="spellStart"/>
       <w:r>
         <w:rPr>
           <w:rFonts w:ascii="Courier New" w:hAnsi="Courier New" w:cs="Courier New"/>
           <w:b/>
           <w:bCs/>
         </w:rPr>
-        <w:t>student_cid:</w:t>
+        <w:t>student_cid</w:t>
+      </w:r>
+      <w:proofErr w:type="spellEnd"/>
+      <w:r>
+        <w:rPr>
+          <w:rFonts w:ascii="Courier New" w:hAnsi="Courier New" w:cs="Courier New"/>
+          <w:b/>
+          <w:bCs/>
+        </w:rPr>
+        <w:t>:</w:t>
       </w:r>
       <w:r>
         <w:rPr>
@@ -3291,13 +3490,23 @@
           <w:rFonts w:ascii="Aptos" w:hAnsi="Aptos"/>
         </w:rPr>
       </w:pPr>
+      <w:proofErr w:type="spellStart"/>
       <w:r>
         <w:rPr>
           <w:rFonts w:ascii="Courier New" w:hAnsi="Courier New" w:cs="Courier New"/>
           <w:b/>
           <w:bCs/>
         </w:rPr>
-        <w:t>marker_grade:</w:t>
+        <w:t>marker_grade</w:t>
+      </w:r>
+      <w:proofErr w:type="spellEnd"/>
+      <w:r>
+        <w:rPr>
+          <w:rFonts w:ascii="Courier New" w:hAnsi="Courier New" w:cs="Courier New"/>
+          <w:b/>
+          <w:bCs/>
+        </w:rPr>
+        <w:t>:</w:t>
       </w:r>
       <w:r>
         <w:rPr>
@@ -3319,13 +3528,23 @@
           <w:rFonts w:ascii="Aptos" w:hAnsi="Aptos"/>
         </w:rPr>
       </w:pPr>
+      <w:proofErr w:type="spellStart"/>
       <w:r>
         <w:rPr>
           <w:rFonts w:ascii="Courier New" w:hAnsi="Courier New" w:cs="Courier New"/>
           <w:b/>
           <w:bCs/>
         </w:rPr>
-        <w:t>initial_marker_feedback:</w:t>
+        <w:t>initial_marker_feedback</w:t>
+      </w:r>
+      <w:proofErr w:type="spellEnd"/>
+      <w:r>
+        <w:rPr>
+          <w:rFonts w:ascii="Courier New" w:hAnsi="Courier New" w:cs="Courier New"/>
+          <w:b/>
+          <w:bCs/>
+        </w:rPr>
+        <w:t>:</w:t>
       </w:r>
       <w:r>
         <w:rPr>
@@ -3347,13 +3566,23 @@
           <w:rFonts w:ascii="Aptos" w:hAnsi="Aptos"/>
         </w:rPr>
       </w:pPr>
+      <w:proofErr w:type="spellStart"/>
       <w:r>
         <w:rPr>
           <w:rFonts w:ascii="Courier New" w:hAnsi="Courier New" w:cs="Courier New"/>
           <w:b/>
           <w:bCs/>
         </w:rPr>
-        <w:t>suggested_improvements:</w:t>
+        <w:t>suggested_improvements</w:t>
+      </w:r>
+      <w:proofErr w:type="spellEnd"/>
+      <w:r>
+        <w:rPr>
+          <w:rFonts w:ascii="Courier New" w:hAnsi="Courier New" w:cs="Courier New"/>
+          <w:b/>
+          <w:bCs/>
+        </w:rPr>
+        <w:t>:</w:t>
       </w:r>
       <w:r>
         <w:rPr>
@@ -3375,13 +3604,23 @@
           <w:rFonts w:ascii="Aptos" w:hAnsi="Aptos"/>
         </w:rPr>
       </w:pPr>
+      <w:proofErr w:type="spellStart"/>
       <w:r>
         <w:rPr>
           <w:rFonts w:ascii="Courier New" w:hAnsi="Courier New" w:cs="Courier New"/>
           <w:b/>
           <w:bCs/>
         </w:rPr>
-        <w:t>improved_marker_feedback:</w:t>
+        <w:t>improved_marker_feedback</w:t>
+      </w:r>
+      <w:proofErr w:type="spellEnd"/>
+      <w:r>
+        <w:rPr>
+          <w:rFonts w:ascii="Courier New" w:hAnsi="Courier New" w:cs="Courier New"/>
+          <w:b/>
+          <w:bCs/>
+        </w:rPr>
+        <w:t>:</w:t>
       </w:r>
       <w:r>
         <w:rPr>
@@ -3403,13 +3642,23 @@
           <w:rFonts w:ascii="Aptos" w:hAnsi="Aptos"/>
         </w:rPr>
       </w:pPr>
+      <w:proofErr w:type="spellStart"/>
       <w:r>
         <w:rPr>
           <w:rFonts w:ascii="Courier New" w:hAnsi="Courier New" w:cs="Courier New"/>
           <w:b/>
           <w:bCs/>
         </w:rPr>
-        <w:t>moderated_grade:</w:t>
+        <w:t>moderated_grade</w:t>
+      </w:r>
+      <w:proofErr w:type="spellEnd"/>
+      <w:r>
+        <w:rPr>
+          <w:rFonts w:ascii="Courier New" w:hAnsi="Courier New" w:cs="Courier New"/>
+          <w:b/>
+          <w:bCs/>
+        </w:rPr>
+        <w:t>:</w:t>
       </w:r>
       <w:r>
         <w:rPr>
@@ -3443,13 +3692,23 @@
           <w:rFonts w:ascii="Aptos" w:hAnsi="Aptos"/>
         </w:rPr>
       </w:pPr>
+      <w:proofErr w:type="spellStart"/>
       <w:r>
         <w:rPr>
           <w:rFonts w:ascii="Courier New" w:hAnsi="Courier New" w:cs="Courier New"/>
           <w:b/>
           <w:bCs/>
         </w:rPr>
-        <w:t>moderated_feedback:</w:t>
+        <w:t>moderated_feedback</w:t>
+      </w:r>
+      <w:proofErr w:type="spellEnd"/>
+      <w:r>
+        <w:rPr>
+          <w:rFonts w:ascii="Courier New" w:hAnsi="Courier New" w:cs="Courier New"/>
+          <w:b/>
+          <w:bCs/>
+        </w:rPr>
+        <w:t>:</w:t>
       </w:r>
       <w:r>
         <w:rPr>
@@ -4496,7 +4755,25 @@
                 <w:b/>
                 <w:bCs/>
               </w:rPr>
-              <w:t>/app/course-&lt;course_slug&gt;/</w:t>
+              <w:t>/app/course-&lt;</w:t>
+            </w:r>
+            <w:proofErr w:type="spellStart"/>
+            <w:r>
+              <w:rPr>
+                <w:rFonts w:ascii="Courier New" w:hAnsi="Courier New" w:cs="Courier New"/>
+                <w:b/>
+                <w:bCs/>
+              </w:rPr>
+              <w:t>course_slug</w:t>
+            </w:r>
+            <w:proofErr w:type="spellEnd"/>
+            <w:r>
+              <w:rPr>
+                <w:rFonts w:ascii="Courier New" w:hAnsi="Courier New" w:cs="Courier New"/>
+                <w:b/>
+                <w:bCs/>
+              </w:rPr>
+              <w:t>&gt;/</w:t>
             </w:r>
           </w:p>
         </w:tc>
@@ -4556,7 +4833,25 @@
                 <w:b/>
                 <w:bCs/>
               </w:rPr>
-              <w:t>/app/course-&lt;course_slug&gt;/manage/</w:t>
+              <w:t>/app/course-&lt;</w:t>
+            </w:r>
+            <w:proofErr w:type="spellStart"/>
+            <w:r>
+              <w:rPr>
+                <w:rFonts w:ascii="Courier New" w:hAnsi="Courier New" w:cs="Courier New"/>
+                <w:b/>
+                <w:bCs/>
+              </w:rPr>
+              <w:t>course_slug</w:t>
+            </w:r>
+            <w:proofErr w:type="spellEnd"/>
+            <w:r>
+              <w:rPr>
+                <w:rFonts w:ascii="Courier New" w:hAnsi="Courier New" w:cs="Courier New"/>
+                <w:b/>
+                <w:bCs/>
+              </w:rPr>
+              <w:t>&gt;/manage/</w:t>
             </w:r>
           </w:p>
         </w:tc>
@@ -4616,7 +4911,25 @@
                 <w:b/>
                 <w:bCs/>
               </w:rPr>
-              <w:t>/app/course-&lt;course_slug&gt;/delete/</w:t>
+              <w:t>/app/course-&lt;</w:t>
+            </w:r>
+            <w:proofErr w:type="spellStart"/>
+            <w:r>
+              <w:rPr>
+                <w:rFonts w:ascii="Courier New" w:hAnsi="Courier New" w:cs="Courier New"/>
+                <w:b/>
+                <w:bCs/>
+              </w:rPr>
+              <w:t>course_slug</w:t>
+            </w:r>
+            <w:proofErr w:type="spellEnd"/>
+            <w:r>
+              <w:rPr>
+                <w:rFonts w:ascii="Courier New" w:hAnsi="Courier New" w:cs="Courier New"/>
+                <w:b/>
+                <w:bCs/>
+              </w:rPr>
+              <w:t>&gt;/delete/</w:t>
             </w:r>
           </w:p>
         </w:tc>
@@ -4676,7 +4989,25 @@
                 <w:b/>
                 <w:bCs/>
               </w:rPr>
-              <w:t>/app/course-&lt;course_slug&gt;/new-assignment/</w:t>
+              <w:t>/app/course-&lt;</w:t>
+            </w:r>
+            <w:proofErr w:type="spellStart"/>
+            <w:r>
+              <w:rPr>
+                <w:rFonts w:ascii="Courier New" w:hAnsi="Courier New" w:cs="Courier New"/>
+                <w:b/>
+                <w:bCs/>
+              </w:rPr>
+              <w:t>course_slug</w:t>
+            </w:r>
+            <w:proofErr w:type="spellEnd"/>
+            <w:r>
+              <w:rPr>
+                <w:rFonts w:ascii="Courier New" w:hAnsi="Courier New" w:cs="Courier New"/>
+                <w:b/>
+                <w:bCs/>
+              </w:rPr>
+              <w:t>&gt;/new-assignment/</w:t>
             </w:r>
           </w:p>
         </w:tc>
@@ -4736,7 +5067,43 @@
                 <w:b/>
                 <w:bCs/>
               </w:rPr>
-              <w:t>/app/course-&lt;course_slug&gt;/assignment-&lt;assignment_id&gt;/</w:t>
+              <w:t>/app/course-&lt;</w:t>
+            </w:r>
+            <w:proofErr w:type="spellStart"/>
+            <w:r>
+              <w:rPr>
+                <w:rFonts w:ascii="Courier New" w:hAnsi="Courier New" w:cs="Courier New"/>
+                <w:b/>
+                <w:bCs/>
+              </w:rPr>
+              <w:t>course_slug</w:t>
+            </w:r>
+            <w:proofErr w:type="spellEnd"/>
+            <w:r>
+              <w:rPr>
+                <w:rFonts w:ascii="Courier New" w:hAnsi="Courier New" w:cs="Courier New"/>
+                <w:b/>
+                <w:bCs/>
+              </w:rPr>
+              <w:t>&gt;/assignment-&lt;</w:t>
+            </w:r>
+            <w:proofErr w:type="spellStart"/>
+            <w:r>
+              <w:rPr>
+                <w:rFonts w:ascii="Courier New" w:hAnsi="Courier New" w:cs="Courier New"/>
+                <w:b/>
+                <w:bCs/>
+              </w:rPr>
+              <w:t>assignment_id</w:t>
+            </w:r>
+            <w:proofErr w:type="spellEnd"/>
+            <w:r>
+              <w:rPr>
+                <w:rFonts w:ascii="Courier New" w:hAnsi="Courier New" w:cs="Courier New"/>
+                <w:b/>
+                <w:bCs/>
+              </w:rPr>
+              <w:t>&gt;/</w:t>
             </w:r>
           </w:p>
         </w:tc>
@@ -4797,7 +5164,61 @@
                 <w:b/>
                 <w:bCs/>
               </w:rPr>
-              <w:t>/app/course-&lt;course_slug&gt;/assignment-&lt;assignment_id&gt;/export_csv/</w:t>
+              <w:t>/app/course-&lt;</w:t>
+            </w:r>
+            <w:proofErr w:type="spellStart"/>
+            <w:r>
+              <w:rPr>
+                <w:rFonts w:ascii="Courier New" w:hAnsi="Courier New" w:cs="Courier New"/>
+                <w:b/>
+                <w:bCs/>
+              </w:rPr>
+              <w:t>course_slug</w:t>
+            </w:r>
+            <w:proofErr w:type="spellEnd"/>
+            <w:r>
+              <w:rPr>
+                <w:rFonts w:ascii="Courier New" w:hAnsi="Courier New" w:cs="Courier New"/>
+                <w:b/>
+                <w:bCs/>
+              </w:rPr>
+              <w:t>&gt;/assignment-&lt;</w:t>
+            </w:r>
+            <w:proofErr w:type="spellStart"/>
+            <w:r>
+              <w:rPr>
+                <w:rFonts w:ascii="Courier New" w:hAnsi="Courier New" w:cs="Courier New"/>
+                <w:b/>
+                <w:bCs/>
+              </w:rPr>
+              <w:t>assignment_id</w:t>
+            </w:r>
+            <w:proofErr w:type="spellEnd"/>
+            <w:r>
+              <w:rPr>
+                <w:rFonts w:ascii="Courier New" w:hAnsi="Courier New" w:cs="Courier New"/>
+                <w:b/>
+                <w:bCs/>
+              </w:rPr>
+              <w:t>&gt;/</w:t>
+            </w:r>
+            <w:proofErr w:type="spellStart"/>
+            <w:r>
+              <w:rPr>
+                <w:rFonts w:ascii="Courier New" w:hAnsi="Courier New" w:cs="Courier New"/>
+                <w:b/>
+                <w:bCs/>
+              </w:rPr>
+              <w:t>export_csv</w:t>
+            </w:r>
+            <w:proofErr w:type="spellEnd"/>
+            <w:r>
+              <w:rPr>
+                <w:rFonts w:ascii="Courier New" w:hAnsi="Courier New" w:cs="Courier New"/>
+                <w:b/>
+                <w:bCs/>
+              </w:rPr>
+              <w:t>/</w:t>
             </w:r>
           </w:p>
         </w:tc>
@@ -4877,7 +5298,43 @@
                 <w:b/>
                 <w:bCs/>
               </w:rPr>
-              <w:t>/app/course-&lt;course_slug&gt;/assignment-&lt;assignment_id&gt;/manage/</w:t>
+              <w:t>/app/course-&lt;</w:t>
+            </w:r>
+            <w:proofErr w:type="spellStart"/>
+            <w:r>
+              <w:rPr>
+                <w:rFonts w:ascii="Courier New" w:hAnsi="Courier New" w:cs="Courier New"/>
+                <w:b/>
+                <w:bCs/>
+              </w:rPr>
+              <w:t>course_slug</w:t>
+            </w:r>
+            <w:proofErr w:type="spellEnd"/>
+            <w:r>
+              <w:rPr>
+                <w:rFonts w:ascii="Courier New" w:hAnsi="Courier New" w:cs="Courier New"/>
+                <w:b/>
+                <w:bCs/>
+              </w:rPr>
+              <w:t>&gt;/assignment-&lt;</w:t>
+            </w:r>
+            <w:proofErr w:type="spellStart"/>
+            <w:r>
+              <w:rPr>
+                <w:rFonts w:ascii="Courier New" w:hAnsi="Courier New" w:cs="Courier New"/>
+                <w:b/>
+                <w:bCs/>
+              </w:rPr>
+              <w:t>assignment_id</w:t>
+            </w:r>
+            <w:proofErr w:type="spellEnd"/>
+            <w:r>
+              <w:rPr>
+                <w:rFonts w:ascii="Courier New" w:hAnsi="Courier New" w:cs="Courier New"/>
+                <w:b/>
+                <w:bCs/>
+              </w:rPr>
+              <w:t>&gt;/manage/</w:t>
             </w:r>
           </w:p>
         </w:tc>
@@ -4937,7 +5394,43 @@
                 <w:b/>
                 <w:bCs/>
               </w:rPr>
-              <w:t>/app/course-&lt;course_slug&gt;/assignment-&lt;assignment_id&gt;/delete/</w:t>
+              <w:t>/app/course-&lt;</w:t>
+            </w:r>
+            <w:proofErr w:type="spellStart"/>
+            <w:r>
+              <w:rPr>
+                <w:rFonts w:ascii="Courier New" w:hAnsi="Courier New" w:cs="Courier New"/>
+                <w:b/>
+                <w:bCs/>
+              </w:rPr>
+              <w:t>course_slug</w:t>
+            </w:r>
+            <w:proofErr w:type="spellEnd"/>
+            <w:r>
+              <w:rPr>
+                <w:rFonts w:ascii="Courier New" w:hAnsi="Courier New" w:cs="Courier New"/>
+                <w:b/>
+                <w:bCs/>
+              </w:rPr>
+              <w:t>&gt;/assignment-&lt;</w:t>
+            </w:r>
+            <w:proofErr w:type="spellStart"/>
+            <w:r>
+              <w:rPr>
+                <w:rFonts w:ascii="Courier New" w:hAnsi="Courier New" w:cs="Courier New"/>
+                <w:b/>
+                <w:bCs/>
+              </w:rPr>
+              <w:t>assignment_id</w:t>
+            </w:r>
+            <w:proofErr w:type="spellEnd"/>
+            <w:r>
+              <w:rPr>
+                <w:rFonts w:ascii="Courier New" w:hAnsi="Courier New" w:cs="Courier New"/>
+                <w:b/>
+                <w:bCs/>
+              </w:rPr>
+              <w:t>&gt;/delete/</w:t>
             </w:r>
           </w:p>
         </w:tc>
@@ -5378,6 +5871,7 @@
           <w:rFonts w:ascii="Aptos" w:hAnsi="Aptos"/>
         </w:rPr>
       </w:pPr>
+      <w:proofErr w:type="spellStart"/>
       <w:r>
         <w:rPr>
           <w:rFonts w:ascii="Courier New" w:hAnsi="Courier New" w:cs="Courier New"/>
@@ -5386,6 +5880,7 @@
         </w:rPr>
         <w:t>CourseForm</w:t>
       </w:r>
+      <w:proofErr w:type="spellEnd"/>
       <w:r>
         <w:rPr>
           <w:rFonts w:ascii="Aptos" w:hAnsi="Aptos"/>
@@ -5434,6 +5929,7 @@
           <w:rFonts w:ascii="Aptos" w:hAnsi="Aptos"/>
         </w:rPr>
       </w:pPr>
+      <w:proofErr w:type="spellStart"/>
       <w:r>
         <w:rPr>
           <w:rFonts w:ascii="Courier New" w:hAnsi="Courier New" w:cs="Courier New"/>
@@ -5442,6 +5938,7 @@
         </w:rPr>
         <w:t>AssignmentForm</w:t>
       </w:r>
+      <w:proofErr w:type="spellEnd"/>
       <w:r>
         <w:rPr>
           <w:rFonts w:ascii="Aptos" w:hAnsi="Aptos"/>
@@ -5462,6 +5959,7 @@
           <w:rFonts w:ascii="Aptos" w:hAnsi="Aptos"/>
         </w:rPr>
       </w:pPr>
+      <w:proofErr w:type="spellStart"/>
       <w:r>
         <w:rPr>
           <w:rFonts w:ascii="Courier New" w:hAnsi="Courier New" w:cs="Courier New"/>
@@ -5470,6 +5968,7 @@
         </w:rPr>
         <w:t>GradeModerationForm</w:t>
       </w:r>
+      <w:proofErr w:type="spellEnd"/>
       <w:r>
         <w:rPr>
           <w:rFonts w:ascii="Aptos" w:hAnsi="Aptos"/>
@@ -5502,6 +6001,7 @@
           <w:rFonts w:ascii="Aptos" w:hAnsi="Aptos"/>
         </w:rPr>
       </w:pPr>
+      <w:proofErr w:type="spellStart"/>
       <w:r>
         <w:rPr>
           <w:rFonts w:ascii="Courier New" w:hAnsi="Courier New" w:cs="Courier New"/>
@@ -5510,6 +6010,7 @@
         </w:rPr>
         <w:t>FeedbackModerationForm</w:t>
       </w:r>
+      <w:proofErr w:type="spellEnd"/>
       <w:r>
         <w:rPr>
           <w:rFonts w:ascii="Aptos" w:hAnsi="Aptos"/>
@@ -5530,6 +6031,7 @@
           <w:rFonts w:ascii="Aptos" w:hAnsi="Aptos"/>
         </w:rPr>
       </w:pPr>
+      <w:proofErr w:type="spellStart"/>
       <w:r>
         <w:rPr>
           <w:rFonts w:ascii="Courier New" w:hAnsi="Courier New" w:cs="Courier New"/>
@@ -5538,6 +6040,7 @@
         </w:rPr>
         <w:t>MarkedSubmissionForm</w:t>
       </w:r>
+      <w:proofErr w:type="spellEnd"/>
       <w:r>
         <w:rPr>
           <w:rFonts w:ascii="Aptos" w:hAnsi="Aptos"/>
@@ -5570,6 +6073,7 @@
           <w:rFonts w:ascii="Aptos" w:hAnsi="Aptos"/>
         </w:rPr>
       </w:pPr>
+      <w:proofErr w:type="spellStart"/>
       <w:r>
         <w:rPr>
           <w:rFonts w:ascii="Courier New" w:hAnsi="Courier New" w:cs="Courier New"/>
@@ -5578,6 +6082,7 @@
         </w:rPr>
         <w:t>UserForm</w:t>
       </w:r>
+      <w:proofErr w:type="spellEnd"/>
       <w:r>
         <w:rPr>
           <w:rFonts w:ascii="Aptos" w:hAnsi="Aptos"/>
@@ -5595,7 +6100,21 @@
         <w:rPr>
           <w:rFonts w:ascii="Aptos" w:hAnsi="Aptos"/>
         </w:rPr>
-        <w:t>Important validation behaviour includes:</w:t>
+        <w:t xml:space="preserve">Important validation </w:t>
+      </w:r>
+      <w:proofErr w:type="spellStart"/>
+      <w:r>
+        <w:rPr>
+          <w:rFonts w:ascii="Aptos" w:hAnsi="Aptos"/>
+        </w:rPr>
+        <w:t>behaviour</w:t>
+      </w:r>
+      <w:proofErr w:type="spellEnd"/>
+      <w:r>
+        <w:rPr>
+          <w:rFonts w:ascii="Aptos" w:hAnsi="Aptos"/>
+        </w:rPr>
+        <w:t xml:space="preserve"> includes:</w:t>
       </w:r>
     </w:p>
     <w:p>
@@ -6202,6 +6721,7 @@
         </w:rPr>
         <w:t xml:space="preserve">e, and only </w:t>
       </w:r>
+      <w:proofErr w:type="spellStart"/>
       <w:r>
         <w:rPr>
           <w:rFonts w:ascii="Courier New" w:hAnsi="Courier New" w:cs="Courier New"/>
@@ -6210,6 +6730,7 @@
         </w:rPr>
         <w:t>MarkedSubmissions</w:t>
       </w:r>
+      <w:proofErr w:type="spellEnd"/>
       <w:r>
         <w:rPr>
           <w:rFonts w:ascii="Aptos" w:hAnsi="Aptos"/>
@@ -6411,6 +6932,13 @@
     </w:p>
     <w:p>
       <w:pPr>
+        <w:rPr>
+          <w:rFonts w:ascii="Aptos" w:hAnsi="Aptos"/>
+        </w:rPr>
+      </w:pPr>
+    </w:p>
+    <w:p>
+      <w:pPr>
         <w:pStyle w:val="Heading3"/>
         <w:spacing w:after="120"/>
         <w:rPr>
@@ -6425,6 +6953,7 @@
           <w:b/>
           <w:bCs/>
         </w:rPr>
+        <w:lastRenderedPageBreak/>
         <w:t>10</w:t>
       </w:r>
       <w:r>
@@ -6442,13 +6971,23 @@
           <w:rFonts w:ascii="Aptos" w:hAnsi="Aptos"/>
         </w:rPr>
       </w:pPr>
+      <w:proofErr w:type="spellStart"/>
       <w:r>
         <w:rPr>
           <w:rFonts w:ascii="Courier New" w:hAnsi="Courier New" w:cs="Courier New"/>
           <w:b/>
           <w:bCs/>
         </w:rPr>
-        <w:t>get_suggested_improvements_prompt(submission)</w:t>
+        <w:t>get_suggested_improvements_prompt</w:t>
+      </w:r>
+      <w:proofErr w:type="spellEnd"/>
+      <w:r>
+        <w:rPr>
+          <w:rFonts w:ascii="Courier New" w:hAnsi="Courier New" w:cs="Courier New"/>
+          <w:b/>
+          <w:bCs/>
+        </w:rPr>
+        <w:t>(submission)</w:t>
       </w:r>
       <w:r>
         <w:rPr>
@@ -6468,7 +7007,6 @@
         <w:rPr>
           <w:rFonts w:ascii="Aptos" w:hAnsi="Aptos"/>
         </w:rPr>
-        <w:lastRenderedPageBreak/>
         <w:t>The assignment specification, if available</w:t>
       </w:r>
       <w:r>
@@ -6592,13 +7130,23 @@
           <w:rFonts w:ascii="Aptos" w:hAnsi="Aptos"/>
         </w:rPr>
       </w:pPr>
+      <w:proofErr w:type="spellStart"/>
       <w:r>
         <w:rPr>
           <w:rFonts w:ascii="Courier New" w:hAnsi="Courier New" w:cs="Courier New"/>
           <w:b/>
           <w:bCs/>
         </w:rPr>
-        <w:t>get_feedback_moderation_prompt(assignment)</w:t>
+        <w:t>get_feedback_moderation_prompt</w:t>
+      </w:r>
+      <w:proofErr w:type="spellEnd"/>
+      <w:r>
+        <w:rPr>
+          <w:rFonts w:ascii="Courier New" w:hAnsi="Courier New" w:cs="Courier New"/>
+          <w:b/>
+          <w:bCs/>
+        </w:rPr>
+        <w:t>(assignment)</w:t>
       </w:r>
       <w:r>
         <w:rPr>
@@ -6755,6 +7303,7 @@
         </w:rPr>
         <w:t xml:space="preserve">, as expected by the existing </w:t>
       </w:r>
+      <w:proofErr w:type="spellStart"/>
       <w:r>
         <w:rPr>
           <w:rFonts w:ascii="Courier New" w:hAnsi="Courier New" w:cs="Courier New"/>
@@ -6763,6 +7312,7 @@
         </w:rPr>
         <w:t>MarkedSubmission</w:t>
       </w:r>
+      <w:proofErr w:type="spellEnd"/>
       <w:r>
         <w:rPr>
           <w:rFonts w:ascii="Aptos" w:hAnsi="Aptos"/>
@@ -7260,7 +7810,21 @@
         <w:rPr>
           <w:rFonts w:ascii="Aptos" w:hAnsi="Aptos"/>
         </w:rPr>
-        <w:t>The LLM should be instructed not to invent criteria, penalise work for requirements absent from the rubric, or make claims that cannot be supported by the supplied evidence.</w:t>
+        <w:t xml:space="preserve">The LLM should be instructed not to invent criteria, </w:t>
+      </w:r>
+      <w:proofErr w:type="spellStart"/>
+      <w:r>
+        <w:rPr>
+          <w:rFonts w:ascii="Aptos" w:hAnsi="Aptos"/>
+        </w:rPr>
+        <w:t>penalise</w:t>
+      </w:r>
+      <w:proofErr w:type="spellEnd"/>
+      <w:r>
+        <w:rPr>
+          <w:rFonts w:ascii="Aptos" w:hAnsi="Aptos"/>
+        </w:rPr>
+        <w:t xml:space="preserve"> work for requirements absent from the rubric, or make claims that cannot be supported by the supplied evidence.</w:t>
       </w:r>
       <w:r>
         <w:rPr>
@@ -7369,7 +7933,21 @@
         <w:rPr>
           <w:rFonts w:ascii="Aptos" w:hAnsi="Aptos"/>
         </w:rPr>
-        <w:t xml:space="preserve">“Friendly” should not mean informal, patronising or excessively positive. </w:t>
+        <w:t xml:space="preserve">“Friendly” should not mean informal, </w:t>
+      </w:r>
+      <w:proofErr w:type="spellStart"/>
+      <w:r>
+        <w:rPr>
+          <w:rFonts w:ascii="Aptos" w:hAnsi="Aptos"/>
+        </w:rPr>
+        <w:t>patronising</w:t>
+      </w:r>
+      <w:proofErr w:type="spellEnd"/>
+      <w:r>
+        <w:rPr>
+          <w:rFonts w:ascii="Aptos" w:hAnsi="Aptos"/>
+        </w:rPr>
+        <w:t xml:space="preserve"> or excessively positive. </w:t>
       </w:r>
     </w:p>
     <w:p>
@@ -7409,6 +7987,7 @@
         <w:rPr>
           <w:rFonts w:ascii="Aptos" w:hAnsi="Aptos"/>
         </w:rPr>
+        <w:lastRenderedPageBreak/>
         <w:t>Importantly, the f</w:t>
       </w:r>
       <w:r>
@@ -7485,7 +8064,6 @@
         <w:rPr>
           <w:rFonts w:ascii="Aptos" w:hAnsi="Aptos"/>
         </w:rPr>
-        <w:lastRenderedPageBreak/>
         <w:t xml:space="preserve">The interface should </w:t>
       </w:r>
       <w:r>
@@ -7740,7 +8318,21 @@
         <w:rPr>
           <w:rFonts w:ascii="Aptos" w:hAnsi="Aptos"/>
         </w:rPr>
-        <w:t>Remove or minimise personal data</w:t>
+        <w:t xml:space="preserve">Remove or </w:t>
+      </w:r>
+      <w:proofErr w:type="spellStart"/>
+      <w:r>
+        <w:rPr>
+          <w:rFonts w:ascii="Aptos" w:hAnsi="Aptos"/>
+        </w:rPr>
+        <w:t>minimise</w:t>
+      </w:r>
+      <w:proofErr w:type="spellEnd"/>
+      <w:r>
+        <w:rPr>
+          <w:rFonts w:ascii="Aptos" w:hAnsi="Aptos"/>
+        </w:rPr>
+        <w:t xml:space="preserve"> personal data</w:t>
       </w:r>
       <w:r>
         <w:rPr>
@@ -8326,7 +8918,25 @@
           <w:b/>
           <w:bCs/>
         </w:rPr>
-        <w:t>`python manage.py collectstatic`</w:t>
+        <w:t xml:space="preserve">`python manage.py </w:t>
+      </w:r>
+      <w:proofErr w:type="spellStart"/>
+      <w:r>
+        <w:rPr>
+          <w:rFonts w:ascii="Courier New" w:hAnsi="Courier New" w:cs="Courier New"/>
+          <w:b/>
+          <w:bCs/>
+        </w:rPr>
+        <w:t>collectstatic</w:t>
+      </w:r>
+      <w:proofErr w:type="spellEnd"/>
+      <w:r>
+        <w:rPr>
+          <w:rFonts w:ascii="Courier New" w:hAnsi="Courier New" w:cs="Courier New"/>
+          <w:b/>
+          <w:bCs/>
+        </w:rPr>
+        <w:t>`</w:t>
       </w:r>
       <w:r>
         <w:rPr>
@@ -8380,6 +8990,7 @@
         <w:rPr>
           <w:rFonts w:ascii="Aptos" w:hAnsi="Aptos"/>
         </w:rPr>
+        <w:lastRenderedPageBreak/>
         <w:t xml:space="preserve">Do not use the sample credentials from </w:t>
       </w:r>
       <w:r>
@@ -8504,7 +9115,6 @@
           <w:b/>
           <w:bCs/>
         </w:rPr>
-        <w:lastRenderedPageBreak/>
         <w:t>app/tests.py</w:t>
       </w:r>
       <w:r>
@@ -8537,8 +9147,16 @@
         <w:rPr>
           <w:rFonts w:ascii="Aptos" w:hAnsi="Aptos"/>
         </w:rPr>
-        <w:t>Model constraints and deletion behaviour</w:t>
-      </w:r>
+        <w:t xml:space="preserve">Model constraints and deletion </w:t>
+      </w:r>
+      <w:proofErr w:type="spellStart"/>
+      <w:r>
+        <w:rPr>
+          <w:rFonts w:ascii="Aptos" w:hAnsi="Aptos"/>
+        </w:rPr>
+        <w:t>behaviour</w:t>
+      </w:r>
+      <w:proofErr w:type="spellEnd"/>
       <w:r>
         <w:rPr>
           <w:rFonts w:ascii="Aptos" w:hAnsi="Aptos"/>
@@ -8705,8 +9323,16 @@
         <w:rPr>
           <w:rFonts w:ascii="Aptos" w:hAnsi="Aptos"/>
         </w:rPr>
-        <w:t>Authentication and SSO callback behaviour</w:t>
-      </w:r>
+        <w:t xml:space="preserve">Authentication and SSO callback </w:t>
+      </w:r>
+      <w:proofErr w:type="spellStart"/>
+      <w:r>
+        <w:rPr>
+          <w:rFonts w:ascii="Aptos" w:hAnsi="Aptos"/>
+        </w:rPr>
+        <w:t>behaviour</w:t>
+      </w:r>
+      <w:proofErr w:type="spellEnd"/>
       <w:r>
         <w:rPr>
           <w:rFonts w:ascii="Aptos" w:hAnsi="Aptos"/>
@@ -10559,7 +11185,6 @@
   <w:style w:type="character" w:default="1" w:styleId="DefaultParagraphFont">
     <w:name w:val="Default Paragraph Font"/>
     <w:uiPriority w:val="1"/>
-    <w:semiHidden/>
     <w:unhideWhenUsed/>
   </w:style>
   <w:style w:type="table" w:default="1" w:styleId="TableNormal">
